--- a/구현진행_가시화도구_260826.docx
+++ b/구현진행_가시화도구_260826.docx
@@ -2,14 +2,41 @@
 <file path=word/document.xml><?xml version="1.0" encoding="utf-8"?>
 <w:document xmlns:w="http://schemas.openxmlformats.org/wordprocessingml/2006/main" xmlns:m="http://schemas.openxmlformats.org/officeDocument/2006/math" xmlns:r="http://schemas.openxmlformats.org/officeDocument/2006/relationships" xmlns:o="urn:schemas-microsoft-com:office:office" xmlns:v="urn:schemas-microsoft-com:vml" xmlns:w10="urn:schemas-microsoft-com:office:word" xmlns:a="http://schemas.openxmlformats.org/drawingml/2006/main" xmlns:pic="http://schemas.openxmlformats.org/drawingml/2006/picture" xmlns:wp="http://schemas.openxmlformats.org/drawingml/2006/wordprocessingDrawing">
   <w:body>
-    <w:bookmarkStart w:id="20" w:name="가시화-도구-구현-진행-계획"/>
+    <w:sdt>
+      <w:sdtPr>
+        <w:docPartObj>
+          <w:docPartGallery w:val="Table of Contents"/>
+          <w:docPartUnique/>
+        </w:docPartObj>
+      </w:sdtPr>
+      <w:sdtContent>
+        <w:p>
+          <w:pPr>
+            <w:pStyle w:val="TOCHeading"/>
+          </w:pPr>
+          <w:r>
+            <w:t xml:space="preserve">Table of Contents</w:t>
+          </w:r>
+        </w:p>
+        <w:p>
+          <w:r>
+            <w:fldChar w:fldCharType="begin" w:dirty="true"/>
+            <w:instrText xml:space="preserve">TOC \o "1-2" \h \z \u</w:instrText>
+            <w:fldChar w:fldCharType="separate"/>
+            <w:fldChar w:fldCharType="end"/>
+          </w:r>
+        </w:p>
+      </w:sdtContent>
+    </w:sdt>
     <w:p>
       <w:pPr>
         <w:pStyle w:val="Heading1"/>
       </w:pPr>
+      <w:bookmarkStart w:id="20" w:name="가시화-도구-구현-진행-계획"/>
       <w:r>
         <w:t xml:space="preserve">가시화 도구 구현 진행 계획</w:t>
       </w:r>
+      <w:bookmarkEnd w:id="20"/>
     </w:p>
     <w:p>
       <w:pPr>
@@ -17,7 +44,6 @@
       </w:pPr>
       <w:r>
         <w:rPr>
-          <w:bCs/>
           <w:b/>
         </w:rPr>
         <w:t xml:space="preserve">작성</w:t>
@@ -26,11 +52,10 @@
         <w:t xml:space="preserve">: 2026-08-26 · 김현우 · v1.0</w:t>
       </w:r>
       <w:r>
-        <w:br/>
-      </w:r>
-      <w:r>
-        <w:rPr>
-          <w:bCs/>
+        <w:t xml:space="preserve"> </w:t>
+      </w:r>
+      <w:r>
+        <w:rPr>
           <w:b/>
         </w:rPr>
         <w:t xml:space="preserve">범위</w:t>
@@ -43,7 +68,6 @@
       </w:r>
       <w:r>
         <w:rPr>
-          <w:bCs/>
           <w:b/>
         </w:rPr>
         <w:t xml:space="preserve">가시화 도구를 어떻게 만들 것인가만</w:t>
@@ -67,7 +91,7 @@
         <w:t xml:space="preserve">,</w:t>
       </w:r>
       <w:r>
-        <w:br/>
+        <w:t xml:space="preserve"> </w:t>
       </w:r>
       <w:r>
         <w:t xml:space="preserve">자세한 기술 선택과 코드 이식 판단은</w:t>
@@ -85,11 +109,10 @@
         <w:t xml:space="preserve">에 따로 있다.</w:t>
       </w:r>
       <w:r>
-        <w:br/>
-      </w:r>
-      <w:r>
-        <w:rPr>
-          <w:bCs/>
+        <w:t xml:space="preserve"> </w:t>
+      </w:r>
+      <w:r>
+        <w:rPr>
           <w:b/>
         </w:rPr>
         <w:t xml:space="preserve">근거</w:t>
@@ -125,7 +148,6 @@
       </w:r>
       <w:r>
         <w:rPr>
-          <w:bCs/>
           <w:b/>
         </w:rPr>
         <w:t xml:space="preserve">읽고 바로 이해되는 것</w:t>
@@ -162,15 +184,15 @@
         </w:pict>
       </w:r>
     </w:p>
-    <w:bookmarkEnd w:id="20"/>
-    <w:bookmarkStart w:id="21" w:name="한-문단-요약"/>
     <w:p>
       <w:pPr>
         <w:pStyle w:val="Heading1"/>
       </w:pPr>
+      <w:bookmarkStart w:id="21" w:name="한-문단-요약"/>
       <w:r>
         <w:t xml:space="preserve">1. 한 문단 요약</w:t>
       </w:r>
+      <w:bookmarkEnd w:id="21"/>
     </w:p>
     <w:p>
       <w:pPr>
@@ -184,7 +206,6 @@
       </w:r>
       <w:r>
         <w:rPr>
-          <w:bCs/>
           <w:b/>
         </w:rPr>
         <w:t xml:space="preserve">어디서 왜 틀어졌는지 사람이 눈으로 따라갈 수 있는 도구</w:t>
@@ -212,24 +233,25 @@
         </w:pict>
       </w:r>
     </w:p>
-    <w:bookmarkEnd w:id="21"/>
-    <w:bookmarkStart w:id="26" w:name="왜-새로-만드는가-기존-프로토타입은-그대로-둔다"/>
     <w:p>
       <w:pPr>
         <w:pStyle w:val="Heading1"/>
       </w:pPr>
+      <w:bookmarkStart w:id="22" w:name="왜-새로-만드는가-기존-프로토타입은-그대로-둔다"/>
       <w:r>
         <w:t xml:space="preserve">2. 왜 새로 만드는가 — 기존 프로토타입은 그대로 둔다</w:t>
       </w:r>
-    </w:p>
-    <w:bookmarkStart w:id="22" w:name="결정"/>
+      <w:bookmarkEnd w:id="22"/>
+    </w:p>
     <w:p>
       <w:pPr>
         <w:pStyle w:val="Heading2"/>
       </w:pPr>
+      <w:bookmarkStart w:id="23" w:name="결정"/>
       <w:r>
         <w:t xml:space="preserve">2-1. 결정</w:t>
       </w:r>
+      <w:bookmarkEnd w:id="23"/>
     </w:p>
     <w:p>
       <w:pPr>
@@ -237,14 +259,12 @@
       </w:pPr>
       <w:r>
         <w:rPr>
-          <w:bCs/>
           <w:b/>
         </w:rPr>
         <w:t xml:space="preserve">새 폴더에서 새로 만든다. 기존</w:t>
       </w:r>
       <w:r>
         <w:rPr>
-          <w:bCs/>
           <w:b/>
         </w:rPr>
         <w:t xml:space="preserve"> </w:t>
@@ -252,14 +272,12 @@
       <w:r>
         <w:rPr>
           <w:rStyle w:val="VerbatimChar"/>
-          <w:bCs/>
           <w:b/>
         </w:rPr>
         <w:t xml:space="preserve">web-dashboard/</w:t>
       </w:r>
       <w:r>
         <w:rPr>
-          <w:bCs/>
           <w:b/>
         </w:rPr>
         <w:t xml:space="preserve">는 손대지 않고 그대로 남긴다.</w:t>
@@ -271,15 +289,15 @@
         <w:t xml:space="preserve">필요한 부분만 골라 옮겨 온다.</w:t>
       </w:r>
     </w:p>
-    <w:bookmarkEnd w:id="22"/>
-    <w:bookmarkStart w:id="23" w:name="왜-얹지-않고-새로-만드는가"/>
     <w:p>
       <w:pPr>
         <w:pStyle w:val="Heading2"/>
       </w:pPr>
+      <w:bookmarkStart w:id="24" w:name="왜-얹지-않고-새로-만드는가"/>
       <w:r>
         <w:t xml:space="preserve">2-2. 왜 얹지 않고 새로 만드는가</w:t>
       </w:r>
+      <w:bookmarkEnd w:id="24"/>
     </w:p>
     <w:p>
       <w:pPr>
@@ -293,21 +311,18 @@
       </w:r>
       <w:r>
         <w:rPr>
-          <w:bCs/>
           <w:b/>
         </w:rPr>
         <w:t xml:space="preserve">“</w:t>
       </w:r>
       <w:r>
         <w:rPr>
-          <w:bCs/>
           <w:b/>
         </w:rPr>
         <w:t xml:space="preserve">장치 상태를 실시간으로 보여주는 관제 화면</w:t>
       </w:r>
       <w:r>
         <w:rPr>
-          <w:bCs/>
           <w:b/>
         </w:rPr>
         <w:t xml:space="preserve">”</w:t>
@@ -329,21 +344,18 @@
       </w:r>
       <w:r>
         <w:rPr>
-          <w:bCs/>
           <w:b/>
         </w:rPr>
         <w:t xml:space="preserve">“</w:t>
       </w:r>
       <w:r>
         <w:rPr>
-          <w:bCs/>
           <w:b/>
         </w:rPr>
         <w:t xml:space="preserve">임무 실행 기록을 되짚어 실패를 찾는 도구</w:t>
       </w:r>
       <w:r>
         <w:rPr>
-          <w:bCs/>
           <w:b/>
         </w:rPr>
         <w:t xml:space="preserve">”</w:t>
@@ -364,29 +376,30 @@
     <w:tbl>
       <w:tblPr>
         <w:tblStyle w:val="Table"/>
-        <w:tblW w:type="pct" w:w="5000"/>
-        <w:tblLook w:firstRow="1" w:lastRow="0" w:firstColumn="0" w:lastColumn="0" w:noHBand="0" w:noVBand="0" w:val="0020"/>
-        <w:jc w:val="start"/>
+        <w:tblW w:type="pct" w:w="0.0"/>
+        <w:tblLook w:firstRow="1"/>
       </w:tblPr>
-      <w:tblGrid>
-        <w:gridCol w:w="2640"/>
-        <w:gridCol w:w="2640"/>
-        <w:gridCol w:w="2640"/>
-      </w:tblGrid>
+      <w:tblGrid/>
       <w:tr>
         <w:trPr>
-          <w:tblHeader w:val="true"/>
+          <w:cnfStyle w:firstRow="1"/>
         </w:trPr>
         <w:tc>
-          <w:tcPr/>
-          <w:p>
-            <w:pPr>
-              <w:pStyle w:val="Compact"/>
-            </w:pPr>
-          </w:p>
-        </w:tc>
-        <w:tc>
-          <w:tcPr/>
+          <w:tcPr>
+            <w:tcBorders>
+              <w:bottom w:val="single"/>
+            </w:tcBorders>
+            <w:vAlign w:val="bottom"/>
+          </w:tcPr>
+          <w:p/>
+        </w:tc>
+        <w:tc>
+          <w:tcPr>
+            <w:tcBorders>
+              <w:bottom w:val="single"/>
+            </w:tcBorders>
+            <w:vAlign w:val="bottom"/>
+          </w:tcPr>
           <w:p>
             <w:pPr>
               <w:pStyle w:val="Compact"/>
@@ -398,7 +411,12 @@
           </w:p>
         </w:tc>
         <w:tc>
-          <w:tcPr/>
+          <w:tcPr>
+            <w:tcBorders>
+              <w:bottom w:val="single"/>
+            </w:tcBorders>
+            <w:vAlign w:val="bottom"/>
+          </w:tcPr>
           <w:p>
             <w:pPr>
               <w:pStyle w:val="Compact"/>
@@ -412,7 +430,6 @@
       </w:tr>
       <w:tr>
         <w:tc>
-          <w:tcPr/>
           <w:p>
             <w:pPr>
               <w:pStyle w:val="Compact"/>
@@ -424,7 +441,6 @@
           </w:p>
         </w:tc>
         <w:tc>
-          <w:tcPr/>
           <w:p>
             <w:pPr>
               <w:pStyle w:val="Compact"/>
@@ -436,7 +452,6 @@
           </w:p>
         </w:tc>
         <w:tc>
-          <w:tcPr/>
           <w:p>
             <w:pPr>
               <w:pStyle w:val="Compact"/>
@@ -450,7 +465,6 @@
       </w:tr>
       <w:tr>
         <w:tc>
-          <w:tcPr/>
           <w:p>
             <w:pPr>
               <w:pStyle w:val="Compact"/>
@@ -462,7 +476,6 @@
           </w:p>
         </w:tc>
         <w:tc>
-          <w:tcPr/>
           <w:p>
             <w:pPr>
               <w:pStyle w:val="Compact"/>
@@ -474,7 +487,6 @@
           </w:p>
         </w:tc>
         <w:tc>
-          <w:tcPr/>
           <w:p>
             <w:pPr>
               <w:pStyle w:val="Compact"/>
@@ -482,7 +494,6 @@
             </w:pPr>
             <w:r>
               <w:rPr>
-                <w:bCs/>
                 <w:b/>
               </w:rPr>
               <w:t xml:space="preserve">모든 시점을 되감을 수 있어야 한다</w:t>
@@ -492,7 +503,6 @@
       </w:tr>
       <w:tr>
         <w:tc>
-          <w:tcPr/>
           <w:p>
             <w:pPr>
               <w:pStyle w:val="Compact"/>
@@ -504,7 +514,6 @@
           </w:p>
         </w:tc>
         <w:tc>
-          <w:tcPr/>
           <w:p>
             <w:pPr>
               <w:pStyle w:val="Compact"/>
@@ -516,7 +525,6 @@
           </w:p>
         </w:tc>
         <w:tc>
-          <w:tcPr/>
           <w:p>
             <w:pPr>
               <w:pStyle w:val="Compact"/>
@@ -530,7 +538,6 @@
       </w:tr>
       <w:tr>
         <w:tc>
-          <w:tcPr/>
           <w:p>
             <w:pPr>
               <w:pStyle w:val="Compact"/>
@@ -542,7 +549,6 @@
           </w:p>
         </w:tc>
         <w:tc>
-          <w:tcPr/>
           <w:p>
             <w:pPr>
               <w:pStyle w:val="Compact"/>
@@ -560,7 +566,6 @@
           </w:p>
         </w:tc>
         <w:tc>
-          <w:tcPr/>
           <w:p>
             <w:pPr>
               <w:pStyle w:val="Compact"/>
@@ -571,7 +576,6 @@
             </w:r>
             <w:r>
               <w:rPr>
-                <w:bCs/>
                 <w:b/>
               </w:rPr>
               <w:t xml:space="preserve">왜 실패했는가?</w:t>
@@ -601,21 +605,20 @@
       </w:r>
       <w:r>
         <w:rPr>
-          <w:bCs/>
           <w:b/>
         </w:rPr>
         <w:t xml:space="preserve">그대로 두는 편이 안전하다.</w:t>
       </w:r>
     </w:p>
-    <w:bookmarkEnd w:id="23"/>
-    <w:bookmarkStart w:id="24" w:name="그러면-기존-코드는-버리는가-아니다"/>
     <w:p>
       <w:pPr>
         <w:pStyle w:val="Heading2"/>
       </w:pPr>
+      <w:bookmarkStart w:id="25" w:name="그러면-기존-코드는-버리는가-아니다"/>
       <w:r>
         <w:t xml:space="preserve">2-3. 그러면 기존 코드는 버리는가 — 아니다</w:t>
       </w:r>
+      <w:bookmarkEnd w:id="25"/>
     </w:p>
     <w:p>
       <w:pPr>
@@ -623,7 +626,6 @@
       </w:pPr>
       <w:r>
         <w:rPr>
-          <w:bCs/>
           <w:b/>
         </w:rPr>
         <w:t xml:space="preserve">쓸 수 있는 것은 옮겨 온다.</w:t>
@@ -645,7 +647,6 @@
       </w:pPr>
       <w:r>
         <w:rPr>
-          <w:bCs/>
           <w:b/>
         </w:rPr>
         <w:t xml:space="preserve">백엔드와 통신하는 부분</w:t>
@@ -667,7 +668,6 @@
       </w:pPr>
       <w:r>
         <w:rPr>
-          <w:bCs/>
           <w:b/>
         </w:rPr>
         <w:t xml:space="preserve">명령을 내리고 응답을 짝지어 추적하는 부분</w:t>
@@ -707,7 +707,6 @@
       </w:pPr>
       <w:r>
         <w:rPr>
-          <w:bCs/>
           <w:b/>
         </w:rPr>
         <w:t xml:space="preserve">계약 파일(스키마)과 검증 방식</w:t>
@@ -737,7 +736,6 @@
       </w:r>
       <w:r>
         <w:rPr>
-          <w:bCs/>
           <w:b/>
         </w:rPr>
         <w:t xml:space="preserve">기술 스택 문서에 파일 단위로 정리</w:t>
@@ -746,15 +744,15 @@
         <w:t xml:space="preserve">해 두었다.</w:t>
       </w:r>
     </w:p>
-    <w:bookmarkEnd w:id="24"/>
-    <w:bookmarkStart w:id="25" w:name="옮길-때-지키는-규칙-셋"/>
     <w:p>
       <w:pPr>
         <w:pStyle w:val="Heading2"/>
       </w:pPr>
+      <w:bookmarkStart w:id="26" w:name="옮길-때-지키는-규칙-셋"/>
       <w:r>
         <w:t xml:space="preserve">2-4. 옮길 때 지키는 규칙 셋</w:t>
       </w:r>
+      <w:bookmarkEnd w:id="26"/>
     </w:p>
     <w:p>
       <w:pPr>
@@ -766,7 +764,6 @@
       </w:pPr>
       <w:r>
         <w:rPr>
-          <w:bCs/>
           <w:b/>
         </w:rPr>
         <w:t xml:space="preserve">원본을 고치지 않는다.</w:t>
@@ -794,7 +791,6 @@
       </w:pPr>
       <w:r>
         <w:rPr>
-          <w:bCs/>
           <w:b/>
         </w:rPr>
         <w:t xml:space="preserve">기존 검증 5종은 계속 통과해야 한다.</w:t>
@@ -822,7 +818,6 @@
       </w:pPr>
       <w:r>
         <w:rPr>
-          <w:bCs/>
           <w:b/>
         </w:rPr>
         <w:t xml:space="preserve">복사한 파일의 출처를 파일 맨 위에 적는다.</w:t>
@@ -847,25 +842,209 @@
         </w:pict>
       </w:r>
     </w:p>
-    <w:bookmarkEnd w:id="25"/>
-    <w:bookmarkEnd w:id="26"/>
-    <w:bookmarkStart w:id="33" w:name="무엇을-만드는가-여섯-덩어리"/>
     <w:p>
       <w:pPr>
         <w:pStyle w:val="Heading1"/>
       </w:pPr>
-      <w:r>
-        <w:t xml:space="preserve">3. 무엇을 만드는가 — 여섯 덩어리</w:t>
-      </w:r>
-    </w:p>
-    <w:bookmarkStart w:id="27" w:name="계층-임무-모델"/>
+      <w:bookmarkStart w:id="27" w:name="무엇을-만드는가-일곱-덩어리"/>
+      <w:r>
+        <w:t xml:space="preserve">3. 무엇을 만드는가 — 일곱 덩어리</w:t>
+      </w:r>
+      <w:bookmarkEnd w:id="27"/>
+    </w:p>
+    <w:p>
+      <w:pPr>
+        <w:pStyle w:val="BlockText"/>
+      </w:pPr>
+      <w:r>
+        <w:rPr>
+          <w:b/>
+        </w:rPr>
+        <w:t xml:space="preserve">2026-08-27 추가</w:t>
+      </w:r>
+      <w:r>
+        <w:t xml:space="preserve"> </w:t>
+      </w:r>
+      <w:r>
+        <w:t xml:space="preserve">— AI 팀원이 논문 작업을 병행하게 되면서</w:t>
+      </w:r>
+      <w:r>
+        <w:t xml:space="preserve"> </w:t>
+      </w:r>
+      <w:r>
+        <w:rPr>
+          <w:b/>
+        </w:rPr>
+        <w:t xml:space="preserve">임무를 만드는 일(3-0)을 우리가 가져왔습니다.</w:t>
+      </w:r>
+      <w:r>
+        <w:t xml:space="preserve"> </w:t>
+      </w:r>
+      <w:r>
+        <w:t xml:space="preserve">원래는</w:t>
+      </w:r>
+      <w:r>
+        <w:t xml:space="preserve"> </w:t>
+      </w:r>
+      <w:r>
+        <w:t xml:space="preserve">“</w:t>
+      </w:r>
+      <w:r>
+        <w:t xml:space="preserve">AI가 만든 것을 받아서 그린다</w:t>
+      </w:r>
+      <w:r>
+        <w:t xml:space="preserve">”</w:t>
+      </w:r>
+      <w:r>
+        <w:t xml:space="preserve">였는데, 이제</w:t>
+      </w:r>
+      <w:r>
+        <w:t xml:space="preserve"> </w:t>
+      </w:r>
+      <w:r>
+        <w:rPr>
+          <w:b/>
+        </w:rPr>
+        <w:t xml:space="preserve">만드는 것부터 되짚는 것까지 한 레이어</w:t>
+      </w:r>
+      <w:r>
+        <w:t xml:space="preserve">입니다.</w:t>
+      </w:r>
+    </w:p>
     <w:p>
       <w:pPr>
         <w:pStyle w:val="Heading2"/>
       </w:pPr>
+      <w:bookmarkStart w:id="28" w:name="임무-생성-신규-인수"/>
+      <w:r>
+        <w:t xml:space="preserve">3-0. 임무 생성</w:t>
+      </w:r>
+      <w:r>
+        <w:t xml:space="preserve"> </w:t>
+      </w:r>
+      <w:r>
+        <w:rPr>
+          <w:i/>
+        </w:rPr>
+        <w:t xml:space="preserve">(신규 인수)</w:t>
+      </w:r>
+      <w:bookmarkEnd w:id="28"/>
+    </w:p>
+    <w:p>
+      <w:pPr>
+        <w:pStyle w:val="FirstParagraph"/>
+      </w:pPr>
+      <w:r>
+        <w:t xml:space="preserve">발화 텍스트를 받아 실행할 것을 만듭니다.</w:t>
+      </w:r>
+    </w:p>
+    <w:p>
+      <w:pPr>
+        <w:pStyle w:val="SourceCode"/>
+      </w:pPr>
+      <w:r>
+        <w:rPr>
+          <w:rStyle w:val="VerbatimChar"/>
+        </w:rPr>
+        <w:t xml:space="preserve">발화 텍스트 → 마일스톤 쪼개기 → 태스크 생성 → 검증 → 액션 아이템 전개 → (실행) → 평가 판정</w:t>
+      </w:r>
+    </w:p>
+    <w:p>
+      <w:pPr>
+        <w:pStyle w:val="FirstParagraph"/>
+      </w:pPr>
+      <w:r>
+        <w:t xml:space="preserve">다섯 단계 모두 우리가 합니다.</w:t>
+      </w:r>
+      <w:r>
+        <w:t xml:space="preserve"> </w:t>
+      </w:r>
+      <w:r>
+        <w:rPr>
+          <w:b/>
+        </w:rPr>
+        <w:t xml:space="preserve">다만 만드는 쪽과 검사하는 쪽은 코드를 나눕니다</w:t>
+      </w:r>
+      <w:r>
+        <w:t xml:space="preserve"> </w:t>
+      </w:r>
+      <w:r>
+        <w:t xml:space="preserve">—</w:t>
+      </w:r>
+      <w:r>
+        <w:t xml:space="preserve"> </w:t>
+      </w:r>
+      <w:r>
+        <w:t xml:space="preserve">생성기가 스스로를 검증하면 같은 오해를 두 번 반복할 뿐이고, 나눠 둬야 실패했을 때</w:t>
+      </w:r>
+      <w:r>
+        <w:t xml:space="preserve"> </w:t>
+      </w:r>
+      <w:r>
+        <w:t xml:space="preserve">생성 탓인지 검증 탓인지 가릅니다.</w:t>
+      </w:r>
+    </w:p>
+    <w:p>
+      <w:pPr>
+        <w:pStyle w:val="BodyText"/>
+      </w:pPr>
+      <w:r>
+        <w:t xml:space="preserve">로컬 LLM에 의존하므로</w:t>
+      </w:r>
+      <w:r>
+        <w:t xml:space="preserve"> </w:t>
+      </w:r>
+      <w:r>
+        <w:rPr>
+          <w:b/>
+        </w:rPr>
+        <w:t xml:space="preserve">LLM이 없으면 생성만 멈추고 나머지는 계속 돌아야</w:t>
+      </w:r>
+      <w:r>
+        <w:t xml:space="preserve"> </w:t>
+      </w:r>
+      <w:r>
+        <w:t xml:space="preserve">합니다.</w:t>
+      </w:r>
+    </w:p>
+    <w:p>
+      <w:pPr>
+        <w:pStyle w:val="BodyText"/>
+      </w:pPr>
+      <w:r>
+        <w:rPr>
+          <w:b/>
+        </w:rPr>
+        <w:t xml:space="preserve">일정에 주는 영향</w:t>
+      </w:r>
+      <w:r>
+        <w:t xml:space="preserve">: 1단계(9/7 HCI 전달본)는</w:t>
+      </w:r>
+      <w:r>
+        <w:t xml:space="preserve"> </w:t>
+      </w:r>
+      <w:r>
+        <w:rPr>
+          <w:b/>
+        </w:rPr>
+        <w:t xml:space="preserve">그대로 목 데이터로 갑니다.</w:t>
+      </w:r>
+      <w:r>
+        <w:t xml:space="preserve"> </w:t>
+      </w:r>
+      <w:r>
+        <w:t xml:space="preserve">생성기는 2단계에 넣습니다 — 여기 끌어오면 전달이 밀립니다.</w:t>
+      </w:r>
+    </w:p>
+    <w:p>
+      <w:pPr>
+        <w:pStyle w:val="Heading2"/>
+      </w:pPr>
+      <w:bookmarkStart w:id="29" w:name="계층-임무-모델"/>
       <w:r>
         <w:t xml:space="preserve">3-1. 3계층 임무 모델</w:t>
       </w:r>
+      <w:bookmarkEnd w:id="29"/>
     </w:p>
     <w:p>
       <w:pPr>
@@ -928,7 +1107,6 @@
       </w:pPr>
       <w:r>
         <w:rPr>
-          <w:bCs/>
           <w:b/>
         </w:rPr>
         <w:t xml:space="preserve">중요한 경계 하나</w:t>
@@ -947,7 +1125,6 @@
       </w:r>
       <w:r>
         <w:rPr>
-          <w:bCs/>
           <w:b/>
         </w:rPr>
         <w:t xml:space="preserve">말로만 지키지 않고 검사로 막는다</w:t>
@@ -965,15 +1142,15 @@
         <w:t xml:space="preserve">마일스톤·태스크 자료에 모터니 바퀴니 하는 항목이 들어가면 검증 스크립트가 실패하도록 한다.</w:t>
       </w:r>
     </w:p>
-    <w:bookmarkEnd w:id="27"/>
-    <w:bookmarkStart w:id="28" w:name="실행-기록-저장소"/>
     <w:p>
       <w:pPr>
         <w:pStyle w:val="Heading2"/>
       </w:pPr>
+      <w:bookmarkStart w:id="30" w:name="실행-기록-저장소"/>
       <w:r>
         <w:t xml:space="preserve">3-2. 실행 기록 저장소</w:t>
       </w:r>
+      <w:bookmarkEnd w:id="30"/>
     </w:p>
     <w:p>
       <w:pPr>
@@ -987,7 +1164,6 @@
       </w:r>
       <w:r>
         <w:rPr>
-          <w:bCs/>
           <w:b/>
         </w:rPr>
         <w:t xml:space="preserve">한 줄씩 계속 덧붙이기만 하는 기록</w:t>
@@ -1008,7 +1184,6 @@
       </w:r>
       <w:r>
         <w:rPr>
-          <w:bCs/>
           <w:b/>
         </w:rPr>
         <w:t xml:space="preserve">그리고 그 일을 한 주체가 AI인지 백엔드인지 사람인지</w:t>
@@ -1031,15 +1206,15 @@
         <w:t xml:space="preserve">나중에 되짚을 때 도구가 거짓말을 하게 된다.</w:t>
       </w:r>
     </w:p>
-    <w:bookmarkEnd w:id="28"/>
-    <w:bookmarkStart w:id="29" w:name="화면-계층을-따라-내려가기"/>
     <w:p>
       <w:pPr>
         <w:pStyle w:val="Heading2"/>
       </w:pPr>
+      <w:bookmarkStart w:id="31" w:name="화면-계층을-따라-내려가기"/>
       <w:r>
         <w:t xml:space="preserve">3-3. 화면 — 계층을 따라 내려가기</w:t>
       </w:r>
+      <w:bookmarkEnd w:id="31"/>
     </w:p>
     <w:p>
       <w:pPr>
@@ -1067,63 +1242,54 @@
       </w:r>
       <w:r>
         <w:rPr>
-          <w:bCs/>
           <w:b/>
         </w:rPr>
         <w:t xml:space="preserve">“</w:t>
       </w:r>
       <w:r>
         <w:rPr>
-          <w:bCs/>
           <w:b/>
         </w:rPr>
         <w:t xml:space="preserve">안 돌렸다</w:t>
       </w:r>
       <w:r>
         <w:rPr>
-          <w:bCs/>
           <w:b/>
         </w:rPr>
         <w:t xml:space="preserve">”</w:t>
       </w:r>
       <w:r>
         <w:rPr>
-          <w:bCs/>
           <w:b/>
         </w:rPr>
         <w:t xml:space="preserve">(건너뜀)와</w:t>
       </w:r>
       <w:r>
         <w:rPr>
-          <w:bCs/>
-          <w:b/>
-        </w:rPr>
-        <w:t xml:space="preserve"> </w:t>
-      </w:r>
-      <w:r>
-        <w:rPr>
-          <w:bCs/>
+          <w:b/>
+        </w:rPr>
+        <w:t xml:space="preserve"> </w:t>
+      </w:r>
+      <w:r>
+        <w:rPr>
           <w:b/>
         </w:rPr>
         <w:t xml:space="preserve">“</w:t>
       </w:r>
       <w:r>
         <w:rPr>
-          <w:bCs/>
           <w:b/>
         </w:rPr>
         <w:t xml:space="preserve">못 돌았다</w:t>
       </w:r>
       <w:r>
         <w:rPr>
-          <w:bCs/>
           <w:b/>
         </w:rPr>
         <w:t xml:space="preserve">”</w:t>
       </w:r>
       <w:r>
         <w:rPr>
-          <w:bCs/>
           <w:b/>
         </w:rPr>
         <w:t xml:space="preserve">(미수행)를 반드시 구분</w:t>
@@ -1135,20 +1301,21 @@
     <w:tbl>
       <w:tblPr>
         <w:tblStyle w:val="Table"/>
-        <w:tblW w:type="auto" w:w="0"/>
-        <w:tblLook w:firstRow="1" w:lastRow="0" w:firstColumn="0" w:lastColumn="0" w:noHBand="0" w:noVBand="0" w:val="0020"/>
-        <w:jc w:val="start"/>
+        <w:tblW w:type="pct" w:w="0.0"/>
+        <w:tblLook w:firstRow="1"/>
       </w:tblPr>
-      <w:tblGrid>
-        <w:gridCol w:w="3960"/>
-        <w:gridCol w:w="3960"/>
-      </w:tblGrid>
+      <w:tblGrid/>
       <w:tr>
         <w:trPr>
-          <w:tblHeader w:val="true"/>
+          <w:cnfStyle w:firstRow="1"/>
         </w:trPr>
         <w:tc>
-          <w:tcPr/>
+          <w:tcPr>
+            <w:tcBorders>
+              <w:bottom w:val="single"/>
+            </w:tcBorders>
+            <w:vAlign w:val="bottom"/>
+          </w:tcPr>
           <w:p>
             <w:pPr>
               <w:pStyle w:val="Compact"/>
@@ -1160,7 +1327,12 @@
           </w:p>
         </w:tc>
         <w:tc>
-          <w:tcPr/>
+          <w:tcPr>
+            <w:tcBorders>
+              <w:bottom w:val="single"/>
+            </w:tcBorders>
+            <w:vAlign w:val="bottom"/>
+          </w:tcPr>
           <w:p>
             <w:pPr>
               <w:pStyle w:val="Compact"/>
@@ -1174,7 +1346,6 @@
       </w:tr>
       <w:tr>
         <w:tc>
-          <w:tcPr/>
           <w:p>
             <w:pPr>
               <w:pStyle w:val="Compact"/>
@@ -1186,7 +1357,6 @@
           </w:p>
         </w:tc>
         <w:tc>
-          <w:tcPr/>
           <w:p>
             <w:pPr>
               <w:pStyle w:val="Compact"/>
@@ -1200,7 +1370,6 @@
       </w:tr>
       <w:tr>
         <w:tc>
-          <w:tcPr/>
           <w:p>
             <w:pPr>
               <w:pStyle w:val="Compact"/>
@@ -1212,7 +1381,6 @@
           </w:p>
         </w:tc>
         <w:tc>
-          <w:tcPr/>
           <w:p>
             <w:pPr>
               <w:pStyle w:val="Compact"/>
@@ -1226,7 +1394,6 @@
       </w:tr>
       <w:tr>
         <w:tc>
-          <w:tcPr/>
           <w:p>
             <w:pPr>
               <w:pStyle w:val="Compact"/>
@@ -1238,7 +1405,6 @@
           </w:p>
         </w:tc>
         <w:tc>
-          <w:tcPr/>
           <w:p>
             <w:pPr>
               <w:pStyle w:val="Compact"/>
@@ -1252,7 +1418,6 @@
       </w:tr>
       <w:tr>
         <w:tc>
-          <w:tcPr/>
           <w:p>
             <w:pPr>
               <w:pStyle w:val="Compact"/>
@@ -1264,7 +1429,6 @@
           </w:p>
         </w:tc>
         <w:tc>
-          <w:tcPr/>
           <w:p>
             <w:pPr>
               <w:pStyle w:val="Compact"/>
@@ -1278,7 +1442,6 @@
       </w:tr>
       <w:tr>
         <w:tc>
-          <w:tcPr/>
           <w:p>
             <w:pPr>
               <w:pStyle w:val="Compact"/>
@@ -1290,7 +1453,6 @@
           </w:p>
         </w:tc>
         <w:tc>
-          <w:tcPr/>
           <w:p>
             <w:pPr>
               <w:pStyle w:val="Compact"/>
@@ -1304,7 +1466,6 @@
       </w:tr>
       <w:tr>
         <w:tc>
-          <w:tcPr/>
           <w:p>
             <w:pPr>
               <w:pStyle w:val="Compact"/>
@@ -1316,7 +1477,6 @@
           </w:p>
         </w:tc>
         <w:tc>
-          <w:tcPr/>
           <w:p>
             <w:pPr>
               <w:pStyle w:val="Compact"/>
@@ -1330,7 +1490,6 @@
       </w:tr>
       <w:tr>
         <w:tc>
-          <w:tcPr/>
           <w:p>
             <w:pPr>
               <w:pStyle w:val="Compact"/>
@@ -1342,7 +1501,6 @@
           </w:p>
         </w:tc>
         <w:tc>
-          <w:tcPr/>
           <w:p>
             <w:pPr>
               <w:pStyle w:val="Compact"/>
@@ -1356,7 +1514,6 @@
             </w:r>
             <w:r>
               <w:rPr>
-                <w:bCs/>
                 <w:b/>
               </w:rPr>
               <w:t xml:space="preserve">실행 자체가 일어나지 않았다</w:t>
@@ -1366,7 +1523,6 @@
       </w:tr>
       <w:tr>
         <w:tc>
-          <w:tcPr/>
           <w:p>
             <w:pPr>
               <w:pStyle w:val="Compact"/>
@@ -1378,7 +1534,6 @@
           </w:p>
         </w:tc>
         <w:tc>
-          <w:tcPr/>
           <w:p>
             <w:pPr>
               <w:pStyle w:val="Compact"/>
@@ -1392,7 +1547,6 @@
             </w:r>
             <w:r>
               <w:rPr>
-                <w:bCs/>
                 <w:b/>
               </w:rPr>
               <w:t xml:space="preserve">일부러 넘겼다</w:t>
@@ -1401,15 +1555,15 @@
         </w:tc>
       </w:tr>
     </w:tbl>
-    <w:bookmarkEnd w:id="29"/>
-    <w:bookmarkStart w:id="30" w:name="되감기-시간-슬라이더"/>
     <w:p>
       <w:pPr>
         <w:pStyle w:val="Heading2"/>
       </w:pPr>
+      <w:bookmarkStart w:id="32" w:name="되감기-시간-슬라이더"/>
       <w:r>
         <w:t xml:space="preserve">3-4. 되감기 — 시간 슬라이더</w:t>
       </w:r>
+      <w:bookmarkEnd w:id="32"/>
     </w:p>
     <w:p>
       <w:pPr>
@@ -1437,21 +1591,20 @@
       </w:pPr>
       <w:r>
         <w:rPr>
-          <w:bCs/>
           <w:b/>
         </w:rPr>
         <w:t xml:space="preserve">이건 별도 화면이 아니라 같은 화면의 재생 모드다.</w:t>
       </w:r>
     </w:p>
-    <w:bookmarkEnd w:id="30"/>
-    <w:bookmarkStart w:id="31" w:name="실패-경로만-남기기"/>
     <w:p>
       <w:pPr>
         <w:pStyle w:val="Heading2"/>
       </w:pPr>
+      <w:bookmarkStart w:id="33" w:name="실패-경로만-남기기"/>
       <w:r>
         <w:t xml:space="preserve">3-5. 실패 경로만 남기기</w:t>
       </w:r>
+      <w:bookmarkEnd w:id="33"/>
     </w:p>
     <w:p>
       <w:pPr>
@@ -1465,7 +1618,6 @@
       </w:r>
       <w:r>
         <w:rPr>
-          <w:bCs/>
           <w:b/>
         </w:rPr>
         <w:t xml:space="preserve">실패에 관여한 노드만</w:t>
@@ -1512,15 +1664,15 @@
         <w:t xml:space="preserve">얼마나 줄었는지는 숫자로 잴 수 있고, 그 숫자가 논문의 근거가 된다 (논문 문서 참고).</w:t>
       </w:r>
     </w:p>
-    <w:bookmarkEnd w:id="31"/>
-    <w:bookmarkStart w:id="32" w:name="화면에서-고쳐-다시-돌리기"/>
     <w:p>
       <w:pPr>
         <w:pStyle w:val="Heading2"/>
       </w:pPr>
+      <w:bookmarkStart w:id="34" w:name="화면에서-고쳐-다시-돌리기"/>
       <w:r>
         <w:t xml:space="preserve">3-6. 화면에서 고쳐 다시 돌리기</w:t>
       </w:r>
+      <w:bookmarkEnd w:id="34"/>
     </w:p>
     <w:p>
       <w:pPr>
@@ -1534,7 +1686,6 @@
       </w:r>
       <w:r>
         <w:rPr>
-          <w:bCs/>
           <w:b/>
         </w:rPr>
         <w:t xml:space="preserve">명령을 낼 수 있는 도구</w:t>
@@ -1607,28 +1758,24 @@
       </w:r>
       <w:r>
         <w:rPr>
-          <w:bCs/>
           <w:b/>
         </w:rPr>
         <w:t xml:space="preserve">“</w:t>
       </w:r>
       <w:r>
         <w:rPr>
-          <w:bCs/>
           <w:b/>
         </w:rPr>
         <w:t xml:space="preserve">이 값이었다면 어디까지 갔을까</w:t>
       </w:r>
       <w:r>
         <w:rPr>
-          <w:bCs/>
           <w:b/>
         </w:rPr>
         <w:t xml:space="preserve">”</w:t>
       </w:r>
       <w:r>
         <w:rPr>
-          <w:bCs/>
           <w:b/>
         </w:rPr>
         <w:t xml:space="preserve">만 돌려보기</w:t>
@@ -1654,7 +1801,6 @@
       </w:pPr>
       <w:r>
         <w:rPr>
-          <w:bCs/>
           <w:b/>
         </w:rPr>
         <w:t xml:space="preserve">여기서 나가는 조작도 전부 기록에 남는다.</w:t>
@@ -1673,25 +1819,25 @@
         </w:pict>
       </w:r>
     </w:p>
-    <w:bookmarkEnd w:id="32"/>
-    <w:bookmarkEnd w:id="33"/>
-    <w:bookmarkStart w:id="37" w:name="만드는-순서"/>
     <w:p>
       <w:pPr>
         <w:pStyle w:val="Heading1"/>
       </w:pPr>
+      <w:bookmarkStart w:id="35" w:name="만드는-순서"/>
       <w:r>
         <w:t xml:space="preserve">4. 만드는 순서</w:t>
       </w:r>
-    </w:p>
-    <w:bookmarkStart w:id="34" w:name="큰-흐름"/>
+      <w:bookmarkEnd w:id="35"/>
+    </w:p>
     <w:p>
       <w:pPr>
         <w:pStyle w:val="Heading2"/>
       </w:pPr>
+      <w:bookmarkStart w:id="36" w:name="큰-흐름"/>
       <w:r>
         <w:t xml:space="preserve">4-1. 큰 흐름</w:t>
       </w:r>
+      <w:bookmarkEnd w:id="36"/>
     </w:p>
     <w:p>
       <w:pPr>
@@ -1758,12 +1904,11 @@
         <w:t xml:space="preserve">3단계  다듬기          결함 주입, 측정, 실제 데이터 연결</w:t>
       </w:r>
     </w:p>
-    <w:bookmarkEnd w:id="34"/>
-    <w:bookmarkStart w:id="35" w:name="단계별로-끝났다고-말할-수-있는-기준"/>
     <w:p>
       <w:pPr>
         <w:pStyle w:val="Heading2"/>
       </w:pPr>
+      <w:bookmarkStart w:id="37" w:name="단계별로-끝났다고-말할-수-있는-기준"/>
       <w:r>
         <w:t xml:space="preserve">4-2. 단계별로</w:t>
       </w:r>
@@ -1782,13 +1927,13 @@
       <w:r>
         <w:t xml:space="preserve">고 말할 수 있는 기준</w:t>
       </w:r>
+      <w:bookmarkEnd w:id="37"/>
     </w:p>
     <w:tbl>
       <w:tblPr>
         <w:tblStyle w:val="Table"/>
-        <w:tblW w:type="pct" w:w="5000"/>
-        <w:tblLook w:firstRow="1" w:lastRow="0" w:firstColumn="0" w:lastColumn="0" w:noHBand="0" w:noVBand="0" w:val="0020"/>
-        <w:jc w:val="start"/>
+        <w:tblW w:type="pct" w:w="5000.0"/>
+        <w:tblLook w:firstRow="1"/>
       </w:tblPr>
       <w:tblGrid>
         <w:gridCol w:w="1980"/>
@@ -1798,10 +1943,15 @@
       </w:tblGrid>
       <w:tr>
         <w:trPr>
-          <w:tblHeader w:val="true"/>
+          <w:cnfStyle w:firstRow="1"/>
         </w:trPr>
         <w:tc>
-          <w:tcPr/>
+          <w:tcPr>
+            <w:tcBorders>
+              <w:bottom w:val="single"/>
+            </w:tcBorders>
+            <w:vAlign w:val="bottom"/>
+          </w:tcPr>
           <w:p>
             <w:pPr>
               <w:pStyle w:val="Compact"/>
@@ -1813,7 +1963,12 @@
           </w:p>
         </w:tc>
         <w:tc>
-          <w:tcPr/>
+          <w:tcPr>
+            <w:tcBorders>
+              <w:bottom w:val="single"/>
+            </w:tcBorders>
+            <w:vAlign w:val="bottom"/>
+          </w:tcPr>
           <w:p>
             <w:pPr>
               <w:pStyle w:val="Compact"/>
@@ -1825,7 +1980,12 @@
           </w:p>
         </w:tc>
         <w:tc>
-          <w:tcPr/>
+          <w:tcPr>
+            <w:tcBorders>
+              <w:bottom w:val="single"/>
+            </w:tcBorders>
+            <w:vAlign w:val="bottom"/>
+          </w:tcPr>
           <w:p>
             <w:pPr>
               <w:pStyle w:val="Compact"/>
@@ -1837,7 +1997,12 @@
           </w:p>
         </w:tc>
         <w:tc>
-          <w:tcPr/>
+          <w:tcPr>
+            <w:tcBorders>
+              <w:bottom w:val="single"/>
+            </w:tcBorders>
+            <w:vAlign w:val="bottom"/>
+          </w:tcPr>
           <w:p>
             <w:pPr>
               <w:pStyle w:val="Compact"/>
@@ -1851,7 +2016,6 @@
       </w:tr>
       <w:tr>
         <w:tc>
-          <w:tcPr/>
           <w:p>
             <w:pPr>
               <w:pStyle w:val="Compact"/>
@@ -1859,7 +2023,6 @@
             </w:pPr>
             <w:r>
               <w:rPr>
-                <w:bCs/>
                 <w:b/>
               </w:rPr>
               <w:t xml:space="preserve">0. 준비</w:t>
@@ -1867,7 +2030,6 @@
           </w:p>
         </w:tc>
         <w:tc>
-          <w:tcPr/>
           <w:p>
             <w:pPr>
               <w:pStyle w:val="Compact"/>
@@ -1879,7 +2041,6 @@
           </w:p>
         </w:tc>
         <w:tc>
-          <w:tcPr/>
           <w:p>
             <w:pPr>
               <w:pStyle w:val="Compact"/>
@@ -1891,7 +2052,6 @@
           </w:p>
         </w:tc>
         <w:tc>
-          <w:tcPr/>
           <w:p>
             <w:pPr>
               <w:pStyle w:val="Compact"/>
@@ -1905,7 +2065,6 @@
       </w:tr>
       <w:tr>
         <w:tc>
-          <w:tcPr/>
           <w:p>
             <w:pPr>
               <w:pStyle w:val="Compact"/>
@@ -1913,7 +2072,6 @@
             </w:pPr>
             <w:r>
               <w:rPr>
-                <w:bCs/>
                 <w:b/>
               </w:rPr>
               <w:t xml:space="preserve">1. 초안</w:t>
@@ -1921,7 +2079,6 @@
           </w:p>
         </w:tc>
         <w:tc>
-          <w:tcPr/>
           <w:p>
             <w:pPr>
               <w:pStyle w:val="Compact"/>
@@ -1933,7 +2090,6 @@
           </w:p>
         </w:tc>
         <w:tc>
-          <w:tcPr/>
           <w:p>
             <w:pPr>
               <w:pStyle w:val="Compact"/>
@@ -1945,7 +2101,6 @@
           </w:p>
         </w:tc>
         <w:tc>
-          <w:tcPr/>
           <w:p>
             <w:pPr>
               <w:pStyle w:val="Compact"/>
@@ -1953,7 +2108,6 @@
             </w:pPr>
             <w:r>
               <w:rPr>
-                <w:bCs/>
                 <w:b/>
               </w:rPr>
               <w:t xml:space="preserve">HCI 팀원에게 링크를 보낼 수 있다</w:t>
@@ -1963,7 +2117,6 @@
       </w:tr>
       <w:tr>
         <w:tc>
-          <w:tcPr/>
           <w:p>
             <w:pPr>
               <w:pStyle w:val="Compact"/>
@@ -1971,7 +2124,6 @@
             </w:pPr>
             <w:r>
               <w:rPr>
-                <w:bCs/>
                 <w:b/>
               </w:rPr>
               <w:t xml:space="preserve">2. 본체</w:t>
@@ -1979,7 +2131,6 @@
           </w:p>
         </w:tc>
         <w:tc>
-          <w:tcPr/>
           <w:p>
             <w:pPr>
               <w:pStyle w:val="Compact"/>
@@ -1991,33 +2142,48 @@
           </w:p>
         </w:tc>
         <w:tc>
-          <w:tcPr/>
-          <w:p>
-            <w:pPr>
-              <w:pStyle w:val="Compact"/>
-              <w:jc w:val="left"/>
-            </w:pPr>
-            <w:r>
-              <w:t xml:space="preserve">기록 저장소, 시간 슬라이더, 실패 경로 격리, 명령 상호작용</w:t>
-            </w:r>
-          </w:p>
-        </w:tc>
-        <w:tc>
-          <w:tcPr/>
-          <w:p>
-            <w:pPr>
-              <w:pStyle w:val="Compact"/>
-              <w:jc w:val="left"/>
-            </w:pPr>
-            <w:r>
-              <w:t xml:space="preserve">실패를 만들면 경로가 좁혀지고, 슬라이더로 그 전 시점이 복원된다</w:t>
+          <w:p>
+            <w:pPr>
+              <w:pStyle w:val="Compact"/>
+              <w:jc w:val="left"/>
+            </w:pPr>
+            <w:r>
+              <w:t xml:space="preserve">기록 저장소, 시간 슬라이더, 실패 경로 격리, 명령 상호작용,</w:t>
+            </w:r>
+            <w:r>
+              <w:t xml:space="preserve"> </w:t>
+            </w:r>
+            <w:r>
+              <w:rPr>
+                <w:b/>
+              </w:rPr>
+              <w:t xml:space="preserve">임무 생성기(§3-0)</w:t>
+            </w:r>
+          </w:p>
+        </w:tc>
+        <w:tc>
+          <w:p>
+            <w:pPr>
+              <w:pStyle w:val="Compact"/>
+              <w:jc w:val="left"/>
+            </w:pPr>
+            <w:r>
+              <w:t xml:space="preserve">실패를 만들면 경로가 좁혀지고, 슬라이더로 그 전 시점이 복원된다 ·</w:t>
+            </w:r>
+            <w:r>
+              <w:t xml:space="preserve"> </w:t>
+            </w:r>
+            <w:r>
+              <w:rPr>
+                <w:b/>
+              </w:rPr>
+              <w:t xml:space="preserve">발화 한 줄로 3계층이 만들어진다</w:t>
             </w:r>
           </w:p>
         </w:tc>
       </w:tr>
       <w:tr>
         <w:tc>
-          <w:tcPr/>
           <w:p>
             <w:pPr>
               <w:pStyle w:val="Compact"/>
@@ -2025,7 +2191,6 @@
             </w:pPr>
             <w:r>
               <w:rPr>
-                <w:bCs/>
                 <w:b/>
               </w:rPr>
               <w:t xml:space="preserve">3. 다듬기</w:t>
@@ -2033,7 +2198,6 @@
           </w:p>
         </w:tc>
         <w:tc>
-          <w:tcPr/>
           <w:p>
             <w:pPr>
               <w:pStyle w:val="Compact"/>
@@ -2045,7 +2209,6 @@
           </w:p>
         </w:tc>
         <w:tc>
-          <w:tcPr/>
           <w:p>
             <w:pPr>
               <w:pStyle w:val="Compact"/>
@@ -2057,7 +2220,6 @@
           </w:p>
         </w:tc>
         <w:tc>
-          <w:tcPr/>
           <w:p>
             <w:pPr>
               <w:pStyle w:val="Compact"/>
@@ -2071,7 +2233,6 @@
       </w:tr>
       <w:tr>
         <w:tc>
-          <w:tcPr/>
           <w:p>
             <w:pPr>
               <w:pStyle w:val="Compact"/>
@@ -2079,15 +2240,117 @@
             </w:pPr>
             <w:r>
               <w:rPr>
-                <w:bCs/>
                 <w:b/>
               </w:rPr>
-              <w:t xml:space="preserve">4. 유지</w:t>
-            </w:r>
-          </w:p>
-        </w:tc>
-        <w:tc>
-          <w:tcPr/>
+              <w:t xml:space="preserve">통합 (앞)</w:t>
+            </w:r>
+          </w:p>
+        </w:tc>
+        <w:tc>
+          <w:p>
+            <w:pPr>
+              <w:pStyle w:val="Compact"/>
+              <w:jc w:val="left"/>
+            </w:pPr>
+            <w:r>
+              <w:rPr>
+                <w:b/>
+              </w:rPr>
+              <w:t xml:space="preserve">1단계 직후</w:t>
+            </w:r>
+          </w:p>
+        </w:tc>
+        <w:tc>
+          <w:p>
+            <w:pPr>
+              <w:pStyle w:val="Compact"/>
+              <w:jc w:val="left"/>
+            </w:pPr>
+            <w:r>
+              <w:rPr>
+                <w:b/>
+              </w:rPr>
+              <w:t xml:space="preserve">탭 셸 · 상단 공통 바 · 공유 계층 경계 · 단독 빌드 타깃</w:t>
+            </w:r>
+          </w:p>
+        </w:tc>
+        <w:tc>
+          <w:p>
+            <w:pPr>
+              <w:pStyle w:val="Compact"/>
+              <w:jc w:val="left"/>
+            </w:pPr>
+            <w:r>
+              <w:t xml:space="preserve">탭 6개가 전환되고 탭①이 공유 계층을 통해서만 명령을 낸다</w:t>
+            </w:r>
+          </w:p>
+        </w:tc>
+      </w:tr>
+      <w:tr>
+        <w:tc>
+          <w:p>
+            <w:pPr>
+              <w:pStyle w:val="Compact"/>
+              <w:jc w:val="left"/>
+            </w:pPr>
+            <w:r>
+              <w:rPr>
+                <w:b/>
+              </w:rPr>
+              <w:t xml:space="preserve">2·3단계</w:t>
+            </w:r>
+          </w:p>
+        </w:tc>
+        <w:tc>
+          <w:p>
+            <w:pPr>
+              <w:pStyle w:val="Compact"/>
+              <w:jc w:val="left"/>
+            </w:pPr>
+            <w:r>
+              <w:t xml:space="preserve">—</w:t>
+            </w:r>
+          </w:p>
+        </w:tc>
+        <w:tc>
+          <w:p>
+            <w:pPr>
+              <w:pStyle w:val="Compact"/>
+              <w:jc w:val="left"/>
+            </w:pPr>
+            <w:r>
+              <w:t xml:space="preserve">위 표의 2·3단계가 통합(앞) 뒤에 이어진다</w:t>
+            </w:r>
+          </w:p>
+        </w:tc>
+        <w:tc>
+          <w:p>
+            <w:pPr>
+              <w:pStyle w:val="Compact"/>
+              <w:jc w:val="left"/>
+            </w:pPr>
+            <w:r>
+              <w:t xml:space="preserve">—</w:t>
+            </w:r>
+          </w:p>
+        </w:tc>
+      </w:tr>
+      <w:tr>
+        <w:tc>
+          <w:p>
+            <w:pPr>
+              <w:pStyle w:val="Compact"/>
+              <w:jc w:val="left"/>
+            </w:pPr>
+            <w:r>
+              <w:rPr>
+                <w:b/>
+              </w:rPr>
+              <w:t xml:space="preserve">통합 (뒤)</w:t>
+            </w:r>
+          </w:p>
+        </w:tc>
+        <w:tc>
           <w:p>
             <w:pPr>
               <w:pStyle w:val="Compact"/>
@@ -2099,7 +2362,64 @@
           </w:p>
         </w:tc>
         <w:tc>
-          <w:tcPr/>
+          <w:p>
+            <w:pPr>
+              <w:pStyle w:val="Compact"/>
+              <w:jc w:val="left"/>
+            </w:pPr>
+            <w:r>
+              <w:t xml:space="preserve">기존 탭 ②~⑥ 실제 이식</w:t>
+            </w:r>
+          </w:p>
+        </w:tc>
+        <w:tc>
+          <w:p>
+            <w:pPr>
+              <w:pStyle w:val="Compact"/>
+              <w:jc w:val="left"/>
+            </w:pPr>
+            <w:r>
+              <w:t xml:space="preserve">한 앱에서 탭 6개가 다 차고</w:t>
+            </w:r>
+            <w:r>
+              <w:t xml:space="preserve"> </w:t>
+            </w:r>
+            <w:r>
+              <w:rPr>
+                <w:b/>
+              </w:rPr>
+              <w:t xml:space="preserve">탭① 단독 빌드도 그대로 뜬다</w:t>
+            </w:r>
+          </w:p>
+        </w:tc>
+      </w:tr>
+      <w:tr>
+        <w:tc>
+          <w:p>
+            <w:pPr>
+              <w:pStyle w:val="Compact"/>
+              <w:jc w:val="left"/>
+            </w:pPr>
+            <w:r>
+              <w:rPr>
+                <w:b/>
+              </w:rPr>
+              <w:t xml:space="preserve">유지</w:t>
+            </w:r>
+          </w:p>
+        </w:tc>
+        <w:tc>
+          <w:p>
+            <w:pPr>
+              <w:pStyle w:val="Compact"/>
+              <w:jc w:val="left"/>
+            </w:pPr>
+            <w:r>
+              <w:t xml:space="preserve">11월~</w:t>
+            </w:r>
+          </w:p>
+        </w:tc>
+        <w:tc>
           <w:p>
             <w:pPr>
               <w:pStyle w:val="Compact"/>
@@ -2111,7 +2431,6 @@
           </w:p>
         </w:tc>
         <w:tc>
-          <w:tcPr/>
           <w:p>
             <w:pPr>
               <w:pStyle w:val="Compact"/>
@@ -2124,15 +2443,15 @@
         </w:tc>
       </w:tr>
     </w:tbl>
-    <w:bookmarkEnd w:id="35"/>
-    <w:bookmarkStart w:id="36" w:name="단계를-97까지로-잡은-이유"/>
     <w:p>
       <w:pPr>
         <w:pStyle w:val="Heading2"/>
       </w:pPr>
+      <w:bookmarkStart w:id="38" w:name="단계를-97까지로-잡은-이유"/>
       <w:r>
         <w:t xml:space="preserve">4-3. 1단계를 9/7까지로 잡은 이유</w:t>
       </w:r>
+      <w:bookmarkEnd w:id="38"/>
     </w:p>
     <w:p>
       <w:pPr>
@@ -2146,7 +2465,6 @@
       </w:r>
       <w:r>
         <w:rPr>
-          <w:bCs/>
           <w:b/>
         </w:rPr>
         <w:t xml:space="preserve">초안을 전달하는 데서 시작</w:t>
@@ -2165,7 +2483,6 @@
       </w:r>
       <w:r>
         <w:rPr>
-          <w:bCs/>
           <w:b/>
         </w:rPr>
         <w:t xml:space="preserve">완성도가 아니라 속도</w:t>
@@ -2222,7 +2539,6 @@
       </w:r>
       <w:r>
         <w:rPr>
-          <w:bCs/>
           <w:b/>
         </w:rPr>
         <w:t xml:space="preserve">팀원과 논의할 대상이므로 미리 다듬지 않는다</w:t>
@@ -2235,25 +2551,25 @@
         </w:pict>
       </w:r>
     </w:p>
-    <w:bookmarkEnd w:id="36"/>
-    <w:bookmarkEnd w:id="37"/>
-    <w:bookmarkStart w:id="42" w:name="hci-팀원과의-협업"/>
     <w:p>
       <w:pPr>
         <w:pStyle w:val="Heading1"/>
       </w:pPr>
+      <w:bookmarkStart w:id="39" w:name="hci-팀원과의-협업"/>
       <w:r>
         <w:t xml:space="preserve">5. HCI 팀원과의 협업</w:t>
       </w:r>
-    </w:p>
-    <w:bookmarkStart w:id="38" w:name="진행-방식"/>
+      <w:bookmarkEnd w:id="39"/>
+    </w:p>
     <w:p>
       <w:pPr>
         <w:pStyle w:val="Heading2"/>
       </w:pPr>
+      <w:bookmarkStart w:id="40" w:name="진행-방식"/>
       <w:r>
         <w:t xml:space="preserve">5-1. 진행 방식</w:t>
       </w:r>
+      <w:bookmarkEnd w:id="40"/>
     </w:p>
     <w:p>
       <w:pPr>
@@ -2344,7 +2660,6 @@
       </w:pPr>
       <w:r>
         <w:rPr>
-          <w:bCs/>
           <w:b/>
         </w:rPr>
         <w:t xml:space="preserve">빈손으로 만나지 않는다.</w:t>
@@ -2389,15 +2704,15 @@
         <w:t xml:space="preserve">같은 구체적인 이야기가 나온다.</w:t>
       </w:r>
     </w:p>
-    <w:bookmarkEnd w:id="38"/>
-    <w:bookmarkStart w:id="39" w:name="전달할-때-함께-보내는-것"/>
     <w:p>
       <w:pPr>
         <w:pStyle w:val="Heading2"/>
       </w:pPr>
+      <w:bookmarkStart w:id="41" w:name="전달할-때-함께-보내는-것"/>
       <w:r>
         <w:t xml:space="preserve">5-2. 전달할 때 함께 보내는 것</w:t>
       </w:r>
+      <w:bookmarkEnd w:id="41"/>
     </w:p>
     <w:p>
       <w:pPr>
@@ -2433,7 +2748,6 @@
       </w:pPr>
       <w:r>
         <w:rPr>
-          <w:bCs/>
           <w:b/>
         </w:rPr>
         <w:t xml:space="preserve">논의하고 싶은 항목 목록</w:t>
@@ -2445,15 +2759,15 @@
         <w:t xml:space="preserve">— 열린 질문으로 가면 두 배 걸린다</w:t>
       </w:r>
     </w:p>
-    <w:bookmarkEnd w:id="39"/>
-    <w:bookmarkStart w:id="40" w:name="논의하고-싶은-항목"/>
     <w:p>
       <w:pPr>
         <w:pStyle w:val="Heading2"/>
       </w:pPr>
+      <w:bookmarkStart w:id="42" w:name="논의하고-싶은-항목"/>
       <w:r>
         <w:t xml:space="preserve">5-3. 논의하고 싶은 항목</w:t>
       </w:r>
+      <w:bookmarkEnd w:id="42"/>
     </w:p>
     <w:p>
       <w:pPr>
@@ -2465,7 +2779,6 @@
       </w:pPr>
       <w:r>
         <w:rPr>
-          <w:bCs/>
           <w:b/>
         </w:rPr>
         <w:t xml:space="preserve">계층 전환</w:t>
@@ -2487,7 +2800,6 @@
       </w:pPr>
       <w:r>
         <w:rPr>
-          <w:bCs/>
           <w:b/>
         </w:rPr>
         <w:t xml:space="preserve">상태 여덟 개의 표시</w:t>
@@ -2509,7 +2821,6 @@
       </w:r>
       <w:r>
         <w:rPr>
-          <w:bCs/>
           <w:b/>
         </w:rPr>
         <w:t xml:space="preserve">건너뜀과 미수행이 한눈에 구분</w:t>
@@ -2528,7 +2839,6 @@
       </w:pPr>
       <w:r>
         <w:rPr>
-          <w:bCs/>
           <w:b/>
         </w:rPr>
         <w:t xml:space="preserve">실패 경로 격리의 표현</w:t>
@@ -2550,7 +2860,6 @@
       </w:pPr>
       <w:r>
         <w:rPr>
-          <w:bCs/>
           <w:b/>
         </w:rPr>
         <w:t xml:space="preserve">되감기 조작</w:t>
@@ -2572,7 +2881,6 @@
       </w:pPr>
       <w:r>
         <w:rPr>
-          <w:bCs/>
           <w:b/>
         </w:rPr>
         <w:t xml:space="preserve">사용자 계층별 표시 깊이</w:t>
@@ -2594,7 +2902,6 @@
       </w:pPr>
       <w:r>
         <w:rPr>
-          <w:bCs/>
           <w:b/>
         </w:rPr>
         <w:t xml:space="preserve">하드웨어 배정 방식</w:t>
@@ -2616,7 +2923,6 @@
       </w:pPr>
       <w:r>
         <w:rPr>
-          <w:bCs/>
           <w:b/>
         </w:rPr>
         <w:t xml:space="preserve">명령 버튼의 배치</w:t>
@@ -2628,15 +2934,15 @@
         <w:t xml:space="preserve">— 보는 화면에 실행 버튼을 섞을 때의 오조작 위험</w:t>
       </w:r>
     </w:p>
-    <w:bookmarkEnd w:id="40"/>
-    <w:bookmarkStart w:id="41" w:name="팀원-일정이-안-잡히면"/>
     <w:p>
       <w:pPr>
         <w:pStyle w:val="Heading2"/>
       </w:pPr>
+      <w:bookmarkStart w:id="43" w:name="팀원-일정이-안-잡히면"/>
       <w:r>
         <w:t xml:space="preserve">5-4. 팀원 일정이 안 잡히면</w:t>
       </w:r>
+      <w:bookmarkEnd w:id="43"/>
     </w:p>
     <w:p>
       <w:pPr>
@@ -2650,7 +2956,6 @@
       </w:r>
       <w:r>
         <w:rPr>
-          <w:bCs/>
           <w:b/>
         </w:rPr>
         <w:t xml:space="preserve">내 진행은 막히지 않는다.</w:t>
@@ -2672,7 +2977,6 @@
       </w:r>
       <w:r>
         <w:rPr>
-          <w:bCs/>
           <w:b/>
         </w:rPr>
         <w:t xml:space="preserve">9월 안에는 한 번 만나는 것을 목표</w:t>
@@ -2688,16 +2992,15 @@
         </w:pict>
       </w:r>
     </w:p>
-    <w:bookmarkEnd w:id="41"/>
-    <w:bookmarkEnd w:id="42"/>
-    <w:bookmarkStart w:id="63" w:name="화면-다섯-개"/>
     <w:p>
       <w:pPr>
         <w:pStyle w:val="Heading1"/>
       </w:pPr>
+      <w:bookmarkStart w:id="44" w:name="화면-다섯-개"/>
       <w:r>
         <w:t xml:space="preserve">6. 화면 다섯 개</w:t>
       </w:r>
+      <w:bookmarkEnd w:id="44"/>
     </w:p>
     <w:p>
       <w:pPr>
@@ -2732,7 +3035,6 @@
       </w:r>
       <w:r>
         <w:rPr>
-          <w:bCs/>
           <w:b/>
         </w:rPr>
         <w:t xml:space="preserve">하나의 임무를 서로 다른 시점에서 본 것</w:t>
@@ -2741,14 +3043,15 @@
         <w:t xml:space="preserve">이라 시각과 상태가 서로 맞는다.</w:t>
       </w:r>
     </w:p>
-    <w:bookmarkStart w:id="46" w:name="마일스톤-화면"/>
     <w:p>
       <w:pPr>
         <w:pStyle w:val="Heading2"/>
       </w:pPr>
+      <w:bookmarkStart w:id="45" w:name="마일스톤-화면"/>
       <w:r>
         <w:t xml:space="preserve">6-1. 마일스톤 화면</w:t>
       </w:r>
+      <w:bookmarkEnd w:id="45"/>
     </w:p>
     <w:p>
       <w:pPr>
@@ -2757,20 +3060,20 @@
       <w:r>
         <w:drawing>
           <wp:inline>
-            <wp:extent cx="6261100" cy="3420125"/>
+            <wp:extent cx="5334000" cy="2913697"/>
             <wp:effectExtent b="0" l="0" r="0" t="0"/>
-            <wp:docPr descr="마일스톤 화면" title="" id="44" name="Picture"/>
+            <wp:docPr descr="마일스톤 화면" title="" id="1" name="Picture"/>
             <a:graphic>
               <a:graphicData uri="http://schemas.openxmlformats.org/drawingml/2006/picture">
                 <pic:pic>
                   <pic:nvPicPr>
-                    <pic:cNvPr descr="reports/assets/2026-08-26_예상구현_VZ-D-01_마일스톤화면.png" id="45" name="Picture"/>
+                    <pic:cNvPr descr="reports/assets/2026-08-26_예상구현_VZ-D-01_마일스톤화면.png" id="0" name="Picture"/>
                     <pic:cNvPicPr>
                       <a:picLocks noChangeArrowheads="1" noChangeAspect="1"/>
                     </pic:cNvPicPr>
                   </pic:nvPicPr>
                   <pic:blipFill>
-                    <a:blip r:embed="rId43"/>
+                    <a:blip r:embed="rId46"/>
                     <a:stretch>
                       <a:fillRect/>
                     </a:stretch>
@@ -2778,7 +3081,7 @@
                   <pic:spPr bwMode="auto">
                     <a:xfrm>
                       <a:off x="0" y="0"/>
-                      <a:ext cx="6261100" cy="3420125"/>
+                      <a:ext cx="5334000" cy="2913697"/>
                     </a:xfrm>
                     <a:prstGeom prst="rect">
                       <a:avLst/>
@@ -2823,7 +3126,6 @@
       </w:r>
       <w:r>
         <w:rPr>
-          <w:bCs/>
           <w:b/>
         </w:rPr>
         <w:t xml:space="preserve">하드웨어를 마일스톤 위로 끌어다 놓으면</w:t>
@@ -2835,15 +3137,15 @@
         <w:t xml:space="preserve">그 마일스톤의 태스크에 대상이 배정된다.</w:t>
       </w:r>
     </w:p>
-    <w:bookmarkEnd w:id="46"/>
-    <w:bookmarkStart w:id="50" w:name="태스크-노드-그래프"/>
     <w:p>
       <w:pPr>
         <w:pStyle w:val="Heading2"/>
       </w:pPr>
+      <w:bookmarkStart w:id="47" w:name="태스크-노드-그래프"/>
       <w:r>
         <w:t xml:space="preserve">6-2. 태스크 노드 그래프</w:t>
       </w:r>
+      <w:bookmarkEnd w:id="47"/>
     </w:p>
     <w:p>
       <w:pPr>
@@ -2852,20 +3154,20 @@
       <w:r>
         <w:drawing>
           <wp:inline>
-            <wp:extent cx="6261100" cy="3212726"/>
+            <wp:extent cx="5334000" cy="2737008"/>
             <wp:effectExtent b="0" l="0" r="0" t="0"/>
-            <wp:docPr descr="태스크 노드 그래프" title="" id="48" name="Picture"/>
+            <wp:docPr descr="태스크 노드 그래프" title="" id="1" name="Picture"/>
             <a:graphic>
               <a:graphicData uri="http://schemas.openxmlformats.org/drawingml/2006/picture">
                 <pic:pic>
                   <pic:nvPicPr>
-                    <pic:cNvPr descr="reports/assets/2026-08-26_예상구현_VZ-D-02_서브태스크_노드그래프.png" id="49" name="Picture"/>
+                    <pic:cNvPr descr="reports/assets/2026-08-26_예상구현_VZ-D-02_서브태스크_노드그래프.png" id="0" name="Picture"/>
                     <pic:cNvPicPr>
                       <a:picLocks noChangeArrowheads="1" noChangeAspect="1"/>
                     </pic:cNvPicPr>
                   </pic:nvPicPr>
                   <pic:blipFill>
-                    <a:blip r:embed="rId47"/>
+                    <a:blip r:embed="rId48"/>
                     <a:stretch>
                       <a:fillRect/>
                     </a:stretch>
@@ -2873,7 +3175,7 @@
                   <pic:spPr bwMode="auto">
                     <a:xfrm>
                       <a:off x="0" y="0"/>
-                      <a:ext cx="6261100" cy="3212726"/>
+                      <a:ext cx="5334000" cy="2737008"/>
                     </a:xfrm>
                     <a:prstGeom prst="rect">
                       <a:avLst/>
@@ -2918,21 +3220,18 @@
       </w:r>
       <w:r>
         <w:rPr>
-          <w:bCs/>
           <w:b/>
         </w:rPr>
         <w:t xml:space="preserve">아직 실패하지 않았지만 이대로 두면</w:t>
       </w:r>
       <w:r>
         <w:rPr>
-          <w:bCs/>
-          <w:b/>
-        </w:rPr>
-        <w:t xml:space="preserve"> </w:t>
-      </w:r>
-      <w:r>
-        <w:rPr>
-          <w:bCs/>
+          <w:b/>
+        </w:rPr>
+        <w:t xml:space="preserve"> </w:t>
+      </w:r>
+      <w:r>
+        <w:rPr>
           <w:b/>
         </w:rPr>
         <w:t xml:space="preserve">실패할 태스크</w:t>
@@ -2941,15 +3240,15 @@
         <w:t xml:space="preserve">가 미리 보인다 (예: 팔 로봇이 오프라인인데 버튼 누르기 태스크가 대기 중).</w:t>
       </w:r>
     </w:p>
-    <w:bookmarkEnd w:id="50"/>
-    <w:bookmarkStart w:id="54" w:name="액션-아이템-상세"/>
     <w:p>
       <w:pPr>
         <w:pStyle w:val="Heading2"/>
       </w:pPr>
+      <w:bookmarkStart w:id="49" w:name="액션-아이템-상세"/>
       <w:r>
         <w:t xml:space="preserve">6-3. 액션 아이템 상세</w:t>
       </w:r>
+      <w:bookmarkEnd w:id="49"/>
     </w:p>
     <w:p>
       <w:pPr>
@@ -2958,20 +3257,20 @@
       <w:r>
         <w:drawing>
           <wp:inline>
-            <wp:extent cx="6261100" cy="4821047"/>
+            <wp:extent cx="5334000" cy="4107180"/>
             <wp:effectExtent b="0" l="0" r="0" t="0"/>
-            <wp:docPr descr="액션 아이템 팝업" title="" id="52" name="Picture"/>
+            <wp:docPr descr="액션 아이템 팝업" title="" id="1" name="Picture"/>
             <a:graphic>
               <a:graphicData uri="http://schemas.openxmlformats.org/drawingml/2006/picture">
                 <pic:pic>
                   <pic:nvPicPr>
-                    <pic:cNvPr descr="reports/assets/2026-08-26_예상구현_VZ-D-03_액션아이템_팝업_Go1.png" id="53" name="Picture"/>
+                    <pic:cNvPr descr="reports/assets/2026-08-26_예상구현_VZ-D-03_액션아이템_팝업_Go1.png" id="0" name="Picture"/>
                     <pic:cNvPicPr>
                       <a:picLocks noChangeArrowheads="1" noChangeAspect="1"/>
                     </pic:cNvPicPr>
                   </pic:nvPicPr>
                   <pic:blipFill>
-                    <a:blip r:embed="rId51"/>
+                    <a:blip r:embed="rId50"/>
                     <a:stretch>
                       <a:fillRect/>
                     </a:stretch>
@@ -2979,7 +3278,7 @@
                   <pic:spPr bwMode="auto">
                     <a:xfrm>
                       <a:off x="0" y="0"/>
-                      <a:ext cx="6261100" cy="4821047"/>
+                      <a:ext cx="5334000" cy="4107180"/>
                     </a:xfrm>
                     <a:prstGeom prst="rect">
                       <a:avLst/>
@@ -3018,28 +3317,24 @@
       </w:r>
       <w:r>
         <w:rPr>
-          <w:bCs/>
           <w:b/>
         </w:rPr>
         <w:t xml:space="preserve">“</w:t>
       </w:r>
       <w:r>
         <w:rPr>
-          <w:bCs/>
           <w:b/>
         </w:rPr>
         <w:t xml:space="preserve">코드가 틀렸나 장비가 문제인가</w:t>
       </w:r>
       <w:r>
         <w:rPr>
-          <w:bCs/>
           <w:b/>
         </w:rPr>
         <w:t xml:space="preserve">”</w:t>
       </w:r>
       <w:r>
         <w:rPr>
-          <w:bCs/>
           <w:b/>
         </w:rPr>
         <w:t xml:space="preserve">를 가르는 첫 질문</w:t>
@@ -3048,15 +3343,15 @@
         <w:t xml:space="preserve">이 이 화면에서 끝나야 한다.</w:t>
       </w:r>
     </w:p>
-    <w:bookmarkEnd w:id="54"/>
-    <w:bookmarkStart w:id="58" w:name="시간-슬라이더-되감기"/>
     <w:p>
       <w:pPr>
         <w:pStyle w:val="Heading2"/>
       </w:pPr>
+      <w:bookmarkStart w:id="51" w:name="시간-슬라이더-되감기"/>
       <w:r>
         <w:t xml:space="preserve">6-4. 시간 슬라이더 되감기</w:t>
       </w:r>
+      <w:bookmarkEnd w:id="51"/>
     </w:p>
     <w:p>
       <w:pPr>
@@ -3065,20 +3360,20 @@
       <w:r>
         <w:drawing>
           <wp:inline>
-            <wp:extent cx="6261100" cy="3967972"/>
+            <wp:extent cx="5334000" cy="3380422"/>
             <wp:effectExtent b="0" l="0" r="0" t="0"/>
-            <wp:docPr descr="시간 슬라이더 리플레이" title="" id="56" name="Picture"/>
+            <wp:docPr descr="시간 슬라이더 리플레이" title="" id="1" name="Picture"/>
             <a:graphic>
               <a:graphicData uri="http://schemas.openxmlformats.org/drawingml/2006/picture">
                 <pic:pic>
                   <pic:nvPicPr>
-                    <pic:cNvPr descr="reports/assets/2026-08-26_예상구현_VZ-D-04_시간슬라이더_리플레이.png" id="57" name="Picture"/>
+                    <pic:cNvPr descr="reports/assets/2026-08-26_예상구현_VZ-D-04_시간슬라이더_리플레이.png" id="0" name="Picture"/>
                     <pic:cNvPicPr>
                       <a:picLocks noChangeArrowheads="1" noChangeAspect="1"/>
                     </pic:cNvPicPr>
                   </pic:nvPicPr>
                   <pic:blipFill>
-                    <a:blip r:embed="rId55"/>
+                    <a:blip r:embed="rId52"/>
                     <a:stretch>
                       <a:fillRect/>
                     </a:stretch>
@@ -3086,7 +3381,7 @@
                   <pic:spPr bwMode="auto">
                     <a:xfrm>
                       <a:off x="0" y="0"/>
-                      <a:ext cx="6261100" cy="3967972"/>
+                      <a:ext cx="5334000" cy="3380422"/>
                     </a:xfrm>
                     <a:prstGeom prst="rect">
                       <a:avLst/>
@@ -3121,15 +3416,15 @@
         <w:t xml:space="preserve">같은 그래프를 슬라이더로 되감는다. 아래 띠는 각 노드의 상태가 언제 바뀌었는지를 보여준다.</w:t>
       </w:r>
     </w:p>
-    <w:bookmarkEnd w:id="58"/>
-    <w:bookmarkStart w:id="62" w:name="실패-수정과-재실행"/>
     <w:p>
       <w:pPr>
         <w:pStyle w:val="Heading2"/>
       </w:pPr>
+      <w:bookmarkStart w:id="53" w:name="실패-수정과-재실행"/>
       <w:r>
         <w:t xml:space="preserve">6-5. 실패 수정과 재실행</w:t>
       </w:r>
+      <w:bookmarkEnd w:id="53"/>
     </w:p>
     <w:p>
       <w:pPr>
@@ -3138,20 +3433,20 @@
       <w:r>
         <w:drawing>
           <wp:inline>
-            <wp:extent cx="6261100" cy="4609734"/>
+            <wp:extent cx="5334000" cy="3927157"/>
             <wp:effectExtent b="0" l="0" r="0" t="0"/>
-            <wp:docPr descr="실패 태스크 수정" title="" id="60" name="Picture"/>
+            <wp:docPr descr="실패 태스크 수정" title="" id="1" name="Picture"/>
             <a:graphic>
               <a:graphicData uri="http://schemas.openxmlformats.org/drawingml/2006/picture">
                 <pic:pic>
                   <pic:nvPicPr>
-                    <pic:cNvPr descr="reports/assets/2026-08-26_예상구현_VZ-D-05_실패태스크_수정재실행.png" id="61" name="Picture"/>
+                    <pic:cNvPr descr="reports/assets/2026-08-26_예상구현_VZ-D-05_실패태스크_수정재실행.png" id="0" name="Picture"/>
                     <pic:cNvPicPr>
                       <a:picLocks noChangeArrowheads="1" noChangeAspect="1"/>
                     </pic:cNvPicPr>
                   </pic:nvPicPr>
                   <pic:blipFill>
-                    <a:blip r:embed="rId59"/>
+                    <a:blip r:embed="rId54"/>
                     <a:stretch>
                       <a:fillRect/>
                     </a:stretch>
@@ -3159,7 +3454,7 @@
                   <pic:spPr bwMode="auto">
                     <a:xfrm>
                       <a:off x="0" y="0"/>
-                      <a:ext cx="6261100" cy="4609734"/>
+                      <a:ext cx="5334000" cy="3927157"/>
                     </a:xfrm>
                     <a:prstGeom prst="rect">
                       <a:avLst/>
@@ -3201,261 +3496,447 @@
         </w:pict>
       </w:r>
     </w:p>
-    <w:bookmarkEnd w:id="62"/>
-    <w:bookmarkEnd w:id="63"/>
-    <w:bookmarkStart w:id="64" w:name="지금-할-일-827831"/>
     <w:p>
       <w:pPr>
         <w:pStyle w:val="Heading1"/>
       </w:pPr>
-      <w:r>
-        <w:t xml:space="preserve">7. 지금 할 일 (8/27~8/31)</w:t>
+      <w:bookmarkStart w:id="55" w:name="무엇까지-만들면-끝인가"/>
+      <w:r>
+        <w:t xml:space="preserve">6-6. 무엇까지 만들면 끝인가</w:t>
+      </w:r>
+      <w:bookmarkEnd w:id="55"/>
+    </w:p>
+    <w:p>
+      <w:pPr>
+        <w:pStyle w:val="FirstParagraph"/>
+      </w:pPr>
+      <w:r>
+        <w:rPr>
+          <w:b/>
+        </w:rPr>
+        <w:t xml:space="preserve">최종 모습은 탭 6개짜리 한 앱이다.</w:t>
+      </w:r>
+      <w:r>
+        <w:t xml:space="preserve"> </w:t>
+      </w:r>
+      <w:r>
+        <w:t xml:space="preserve">기존 프로토타입을 폐기하지 않고 탭으로 이식하며,</w:t>
+      </w:r>
+      <w:r>
+        <w:t xml:space="preserve"> </w:t>
+      </w:r>
+      <w:r>
+        <w:t xml:space="preserve">지금 만드는 디버깅 도구가 그중</w:t>
+      </w:r>
+      <w:r>
+        <w:t xml:space="preserve"> </w:t>
+      </w:r>
+      <w:r>
+        <w:rPr>
+          <w:b/>
+        </w:rPr>
+        <w:t xml:space="preserve">탭①</w:t>
+      </w:r>
+      <w:r>
+        <w:t xml:space="preserve">이 된다. 전체 구조는 요구사항정의서 §3.1에 있고,</w:t>
+      </w:r>
+      <w:r>
+        <w:t xml:space="preserve"> </w:t>
+      </w:r>
+      <w:r>
+        <w:t xml:space="preserve">항목별 배치는 엑셀</w:t>
+      </w:r>
+      <w:r>
+        <w:t xml:space="preserve"> </w:t>
+      </w:r>
+      <w:r>
+        <w:rPr>
+          <w:rStyle w:val="VerbatimChar"/>
+        </w:rPr>
+        <w:t xml:space="preserve">통합 앱 배치</w:t>
+      </w:r>
+      <w:r>
+        <w:t xml:space="preserve"> </w:t>
+      </w:r>
+      <w:r>
+        <w:t xml:space="preserve">열에 표기했다.</w:t>
+      </w:r>
+    </w:p>
+    <w:p>
+      <w:pPr>
+        <w:pStyle w:val="SourceCode"/>
+      </w:pPr>
+      <w:r>
+        <w:rPr>
+          <w:rStyle w:val="VerbatimChar"/>
+        </w:rPr>
+        <w:t xml:space="preserve">① 임무 설계 및 디버깅  ← 지금 만드는 것</w:t>
+      </w:r>
+      <w:r>
+        <w:br/>
+      </w:r>
+      <w:r>
+        <w:rPr>
+          <w:rStyle w:val="VerbatimChar"/>
+        </w:rPr>
+        <w:t xml:space="preserve">② 구역 현황판  ③ 제어 패널  ④ 지표 조회  ⑤ 영상 오버레이  ⑥ 파이프라인 편집기(동결)</w:t>
+      </w:r>
+    </w:p>
+    <w:p>
+      <w:pPr>
+        <w:pStyle w:val="FirstParagraph"/>
+      </w:pPr>
+      <w:r>
+        <w:rPr>
+          <w:b/>
+        </w:rPr>
+        <w:t xml:space="preserve">단계별로 무엇까지 만드는가.</w:t>
       </w:r>
     </w:p>
     <w:tbl>
       <w:tblPr>
         <w:tblStyle w:val="Table"/>
-        <w:tblW w:type="pct" w:w="5000"/>
-        <w:tblLook w:firstRow="1" w:lastRow="0" w:firstColumn="0" w:lastColumn="0" w:noHBand="0" w:noVBand="0" w:val="0020"/>
-        <w:jc w:val="start"/>
+        <w:tblW w:type="pct" w:w="0.0"/>
+        <w:tblLook w:firstRow="1"/>
       </w:tblPr>
-      <w:tblGrid>
-        <w:gridCol w:w="2640"/>
-        <w:gridCol w:w="2640"/>
-        <w:gridCol w:w="2640"/>
-      </w:tblGrid>
+      <w:tblGrid/>
       <w:tr>
         <w:trPr>
-          <w:tblHeader w:val="true"/>
+          <w:cnfStyle w:firstRow="1"/>
         </w:trPr>
         <w:tc>
-          <w:tcPr/>
-          <w:p>
-            <w:pPr>
-              <w:pStyle w:val="Compact"/>
-              <w:jc w:val="left"/>
-            </w:pPr>
-            <w:r>
-              <w:t xml:space="preserve">순서</w:t>
-            </w:r>
-          </w:p>
-        </w:tc>
-        <w:tc>
-          <w:tcPr/>
-          <w:p>
-            <w:pPr>
-              <w:pStyle w:val="Compact"/>
-              <w:jc w:val="left"/>
-            </w:pPr>
-            <w:r>
-              <w:t xml:space="preserve">할 일</w:t>
-            </w:r>
-          </w:p>
-        </w:tc>
-        <w:tc>
-          <w:tcPr/>
-          <w:p>
-            <w:pPr>
-              <w:pStyle w:val="Compact"/>
-              <w:jc w:val="left"/>
-            </w:pPr>
-            <w:r>
-              <w:t xml:space="preserve">왜 지금인가</w:t>
+          <w:tcPr>
+            <w:tcBorders>
+              <w:bottom w:val="single"/>
+            </w:tcBorders>
+            <w:vAlign w:val="bottom"/>
+          </w:tcPr>
+          <w:p>
+            <w:pPr>
+              <w:pStyle w:val="Compact"/>
+              <w:jc w:val="left"/>
+            </w:pPr>
+            <w:r>
+              <w:t xml:space="preserve">단계</w:t>
+            </w:r>
+          </w:p>
+        </w:tc>
+        <w:tc>
+          <w:tcPr>
+            <w:tcBorders>
+              <w:bottom w:val="single"/>
+            </w:tcBorders>
+            <w:vAlign w:val="bottom"/>
+          </w:tcPr>
+          <w:p>
+            <w:pPr>
+              <w:pStyle w:val="Compact"/>
+              <w:jc w:val="left"/>
+            </w:pPr>
+            <w:r>
+              <w:t xml:space="preserve">범위</w:t>
+            </w:r>
+          </w:p>
+        </w:tc>
+        <w:tc>
+          <w:tcPr>
+            <w:tcBorders>
+              <w:bottom w:val="single"/>
+            </w:tcBorders>
+            <w:vAlign w:val="bottom"/>
+          </w:tcPr>
+          <w:p>
+            <w:pPr>
+              <w:pStyle w:val="Compact"/>
+              <w:jc w:val="left"/>
+            </w:pPr>
+            <w:r>
+              <w:t xml:space="preserve">요구사항</w:t>
             </w:r>
           </w:p>
         </w:tc>
       </w:tr>
       <w:tr>
         <w:tc>
-          <w:tcPr/>
-          <w:p>
-            <w:pPr>
-              <w:pStyle w:val="Compact"/>
-              <w:jc w:val="left"/>
-            </w:pPr>
-            <w:r>
-              <w:t xml:space="preserve">1</w:t>
-            </w:r>
-          </w:p>
-        </w:tc>
-        <w:tc>
-          <w:tcPr/>
-          <w:p>
-            <w:pPr>
-              <w:pStyle w:val="Compact"/>
-              <w:jc w:val="left"/>
-            </w:pPr>
-            <w:r>
-              <w:t xml:space="preserve">새 폴더 골격 만들기</w:t>
-            </w:r>
-          </w:p>
-        </w:tc>
-        <w:tc>
-          <w:tcPr/>
-          <w:p>
-            <w:pPr>
-              <w:pStyle w:val="Compact"/>
-              <w:jc w:val="left"/>
-            </w:pPr>
-            <w:r>
-              <w:t xml:space="preserve">여기서 막히면 아무것도 못 한다</w:t>
+          <w:p>
+            <w:pPr>
+              <w:pStyle w:val="Compact"/>
+              <w:jc w:val="left"/>
+            </w:pPr>
+            <w:r>
+              <w:t xml:space="preserve">0~3단계</w:t>
+            </w:r>
+          </w:p>
+        </w:tc>
+        <w:tc>
+          <w:p>
+            <w:pPr>
+              <w:pStyle w:val="Compact"/>
+              <w:jc w:val="left"/>
+            </w:pPr>
+            <w:r>
+              <w:rPr>
+                <w:b/>
+              </w:rPr>
+              <w:t xml:space="preserve">탭① + 공유 계층</w:t>
+            </w:r>
+          </w:p>
+        </w:tc>
+        <w:tc>
+          <w:p>
+            <w:pPr>
+              <w:pStyle w:val="Compact"/>
+              <w:jc w:val="left"/>
+            </w:pPr>
+            <w:r>
+              <w:t xml:space="preserve">탭① 18건 + 공유 16건 =</w:t>
+            </w:r>
+            <w:r>
+              <w:t xml:space="preserve"> </w:t>
+            </w:r>
+            <w:r>
+              <w:rPr>
+                <w:b/>
+              </w:rPr>
+              <w:t xml:space="preserve">34건</w:t>
             </w:r>
           </w:p>
         </w:tc>
       </w:tr>
       <w:tr>
         <w:tc>
-          <w:tcPr/>
-          <w:p>
-            <w:pPr>
-              <w:pStyle w:val="Compact"/>
-              <w:jc w:val="left"/>
-            </w:pPr>
-            <w:r>
-              <w:t xml:space="preserve">2</w:t>
-            </w:r>
-          </w:p>
-        </w:tc>
-        <w:tc>
-          <w:tcPr/>
-          <w:p>
-            <w:pPr>
-              <w:pStyle w:val="Compact"/>
-              <w:jc w:val="left"/>
-            </w:pPr>
-            <w:r>
-              <w:t xml:space="preserve">옮길 파일 목록 확정 (기술 스택 문서 §3)</w:t>
-            </w:r>
-          </w:p>
-        </w:tc>
-        <w:tc>
-          <w:tcPr/>
-          <w:p>
-            <w:pPr>
-              <w:pStyle w:val="Compact"/>
-              <w:jc w:val="left"/>
-            </w:pPr>
-            <w:r>
-              <w:t xml:space="preserve">1단계 시작 전에 정해져 있어야 한다</w:t>
-            </w:r>
-          </w:p>
-        </w:tc>
-      </w:tr>
-      <w:tr>
-        <w:tc>
-          <w:tcPr/>
-          <w:p>
-            <w:pPr>
-              <w:pStyle w:val="Compact"/>
-              <w:jc w:val="left"/>
-            </w:pPr>
-            <w:r>
-              <w:t xml:space="preserve">3</w:t>
-            </w:r>
-          </w:p>
-        </w:tc>
-        <w:tc>
-          <w:tcPr/>
-          <w:p>
-            <w:pPr>
-              <w:pStyle w:val="Compact"/>
-              <w:jc w:val="left"/>
-            </w:pPr>
-            <w:r>
-              <w:t xml:space="preserve">3계층 계약 스키마 초안</w:t>
-            </w:r>
-          </w:p>
-        </w:tc>
-        <w:tc>
-          <w:tcPr/>
-          <w:p>
-            <w:pPr>
-              <w:pStyle w:val="Compact"/>
-              <w:jc w:val="left"/>
-            </w:pPr>
-            <w:r>
-              <w:t xml:space="preserve">화면보다 먼저다. 데이터 모양이 정해져야 화면을 그린다</w:t>
-            </w:r>
-          </w:p>
-        </w:tc>
-      </w:tr>
-      <w:tr>
-        <w:tc>
-          <w:tcPr/>
-          <w:p>
-            <w:pPr>
-              <w:pStyle w:val="Compact"/>
-              <w:jc w:val="left"/>
-            </w:pPr>
-            <w:r>
-              <w:t xml:space="preserve">4</w:t>
-            </w:r>
-          </w:p>
-        </w:tc>
-        <w:tc>
-          <w:tcPr/>
-          <w:p>
-            <w:pPr>
-              <w:pStyle w:val="Compact"/>
-              <w:jc w:val="left"/>
-            </w:pPr>
-            <w:r>
-              <w:t xml:space="preserve">기존 검증 5종 돌려서 통과 확인</w:t>
-            </w:r>
-          </w:p>
-        </w:tc>
-        <w:tc>
-          <w:tcPr/>
-          <w:p>
-            <w:pPr>
-              <w:pStyle w:val="Compact"/>
-              <w:jc w:val="left"/>
-            </w:pPr>
-            <w:r>
-              <w:t xml:space="preserve">작업 시작 전 기준선</w:t>
-            </w:r>
-          </w:p>
-        </w:tc>
-      </w:tr>
-      <w:tr>
-        <w:tc>
-          <w:tcPr/>
-          <w:p>
-            <w:pPr>
-              <w:pStyle w:val="Compact"/>
-              <w:jc w:val="left"/>
-            </w:pPr>
-            <w:r>
-              <w:t xml:space="preserve">5</w:t>
-            </w:r>
-          </w:p>
-        </w:tc>
-        <w:tc>
-          <w:tcPr/>
-          <w:p>
-            <w:pPr>
-              <w:pStyle w:val="Compact"/>
-              <w:jc w:val="left"/>
-            </w:pPr>
-            <w:r>
-              <w:t xml:space="preserve">연구실 PC에 Claude Code 원격 세팅</w:t>
-            </w:r>
-          </w:p>
-        </w:tc>
-        <w:tc>
-          <w:tcPr/>
-          <w:p>
-            <w:pPr>
-              <w:pStyle w:val="Compact"/>
-              <w:jc w:val="left"/>
-            </w:pPr>
-            <w:r>
-              <w:t xml:space="preserve">회의록 §5. 실험 서버로 쓴다</w:t>
+          <w:p>
+            <w:pPr>
+              <w:pStyle w:val="Compact"/>
+              <w:jc w:val="left"/>
+            </w:pPr>
+            <w:r>
+              <w:t xml:space="preserve">10월</w:t>
+            </w:r>
+          </w:p>
+        </w:tc>
+        <w:tc>
+          <w:p>
+            <w:pPr>
+              <w:pStyle w:val="Compact"/>
+              <w:jc w:val="left"/>
+            </w:pPr>
+            <w:r>
+              <w:t xml:space="preserve">기존 탭 ②~⑥ 이식</w:t>
+            </w:r>
+          </w:p>
+        </w:tc>
+        <w:tc>
+          <w:p>
+            <w:pPr>
+              <w:pStyle w:val="Compact"/>
+              <w:jc w:val="left"/>
+            </w:pPr>
+            <w:r>
+              <w:t xml:space="preserve">나머지 9건 (이미 구현되어 동작 중)</w:t>
             </w:r>
           </w:p>
         </w:tc>
       </w:tr>
     </w:tbl>
+    <w:p>
+      <w:pPr>
+        <w:pStyle w:val="BodyText"/>
+      </w:pPr>
+      <w:r>
+        <w:t xml:space="preserve">탭① 18건 — 디버깅</w:t>
+      </w:r>
+      <w:r>
+        <w:t xml:space="preserve"> </w:t>
+      </w:r>
+      <w:r>
+        <w:rPr>
+          <w:rStyle w:val="VerbatimChar"/>
+        </w:rPr>
+        <w:t xml:space="preserve">VZ-D-01</w:t>
+      </w:r>
+      <w:r>
+        <w:t xml:space="preserve">~</w:t>
+      </w:r>
+      <w:r>
+        <w:rPr>
+          <w:rStyle w:val="VerbatimChar"/>
+        </w:rPr>
+        <w:t xml:space="preserve">08</w:t>
+      </w:r>
+      <w:r>
+        <w:t xml:space="preserve"> </w:t>
+      </w:r>
+      <w:r>
+        <w:t xml:space="preserve">· 생성</w:t>
+      </w:r>
+      <w:r>
+        <w:t xml:space="preserve"> </w:t>
+      </w:r>
+      <w:r>
+        <w:rPr>
+          <w:rStyle w:val="VerbatimChar"/>
+        </w:rPr>
+        <w:t xml:space="preserve">VZ-G-01</w:t>
+      </w:r>
+      <w:r>
+        <w:t xml:space="preserve">~</w:t>
+      </w:r>
+      <w:r>
+        <w:rPr>
+          <w:rStyle w:val="VerbatimChar"/>
+        </w:rPr>
+        <w:t xml:space="preserve">05</w:t>
+      </w:r>
+      <w:r>
+        <w:t xml:space="preserve"> </w:t>
+      </w:r>
+      <w:r>
+        <w:t xml:space="preserve">· 음성</w:t>
+      </w:r>
+      <w:r>
+        <w:t xml:space="preserve"> </w:t>
+      </w:r>
+      <w:r>
+        <w:rPr>
+          <w:rStyle w:val="VerbatimChar"/>
+        </w:rPr>
+        <w:t xml:space="preserve">VZ-L-01</w:t>
+      </w:r>
+      <w:r>
+        <w:t xml:space="preserve">~</w:t>
+      </w:r>
+      <w:r>
+        <w:rPr>
+          <w:rStyle w:val="VerbatimChar"/>
+        </w:rPr>
+        <w:t xml:space="preserve">03</w:t>
+      </w:r>
+      <w:r>
+        <w:t xml:space="preserve"> </w:t>
+      </w:r>
+      <w:r>
+        <w:t xml:space="preserve">·</w:t>
+      </w:r>
+      <w:r>
+        <w:t xml:space="preserve"> </w:t>
+      </w:r>
+      <w:r>
+        <w:t xml:space="preserve">흡수</w:t>
+      </w:r>
+      <w:r>
+        <w:t xml:space="preserve"> </w:t>
+      </w:r>
+      <w:r>
+        <w:rPr>
+          <w:rStyle w:val="VerbatimChar"/>
+        </w:rPr>
+        <w:t xml:space="preserve">VZ-U-03</w:t>
+      </w:r>
+      <w:r>
+        <w:t xml:space="preserve">(계층 뷰) ·</w:t>
+      </w:r>
+      <w:r>
+        <w:t xml:space="preserve"> </w:t>
+      </w:r>
+      <w:r>
+        <w:rPr>
+          <w:rStyle w:val="VerbatimChar"/>
+        </w:rPr>
+        <w:t xml:space="preserve">VZ-U-07</w:t>
+      </w:r>
+      <w:r>
+        <w:t xml:space="preserve">(계획 승인·거부).</w:t>
+      </w:r>
+    </w:p>
+    <w:p>
+      <w:pPr>
+        <w:pStyle w:val="BodyText"/>
+      </w:pPr>
+      <w:r>
+        <w:rPr>
+          <w:b/>
+        </w:rPr>
+        <w:t xml:space="preserve">0~3단계에서 만들지 않는 것</w:t>
+      </w:r>
+      <w:r>
+        <w:t xml:space="preserve">을 분명히 해 둔다 — 영상 스트림, 탐지 오버레이, 객체 추적,</w:t>
+      </w:r>
+      <w:r>
+        <w:t xml:space="preserve"> </w:t>
+      </w:r>
+      <w:r>
+        <w:t xml:space="preserve">관제 지표 패널, 감사 이력 패널, 파이프라인 편집기, Unity 트윈 렌더링. 전부 이미 동작하고</w:t>
+      </w:r>
+      <w:r>
+        <w:t xml:space="preserve"> </w:t>
+      </w:r>
+      <w:r>
+        <w:rPr>
+          <w:b/>
+        </w:rPr>
+        <w:t xml:space="preserve">10월에 탭으로 이식만</w:t>
+      </w:r>
+      <w:r>
+        <w:t xml:space="preserve"> </w:t>
+      </w:r>
+      <w:r>
+        <w:t xml:space="preserve">한다.</w:t>
+      </w:r>
+      <w:r>
+        <w:t xml:space="preserve"> </w:t>
+      </w:r>
+      <w:r>
+        <w:rPr>
+          <w:b/>
+        </w:rPr>
+        <w:t xml:space="preserve">요구사항 목록에 남아 있다고 해서 지금 만드는 것은 아니다.</w:t>
+      </w:r>
+    </w:p>
+    <w:p>
+      <w:pPr>
+        <w:pStyle w:val="BodyText"/>
+      </w:pPr>
+      <w:r>
+        <w:rPr>
+          <w:b/>
+        </w:rPr>
+        <w:t xml:space="preserve">지켜야 하는 것 셋.</w:t>
+      </w:r>
+      <w:r>
+        <w:t xml:space="preserve"> </w:t>
+      </w:r>
+      <w:r>
+        <w:t xml:space="preserve">① 장치 상태 4종(탭②)과 태스크 상태 8종(탭①)은 다른 것이니 어휘를 가른다.</w:t>
+      </w:r>
+      <w:r>
+        <w:t xml:space="preserve"> </w:t>
+      </w:r>
+      <w:r>
+        <w:t xml:space="preserve">② 명령 출구는 하나다 — 탭③의 수동 제어와 탭①의 재실행이 같은 경로를 쓴다.</w:t>
+      </w:r>
+      <w:r>
+        <w:t xml:space="preserve"> </w:t>
+      </w:r>
+      <w:r>
+        <w:t xml:space="preserve">③</w:t>
+      </w:r>
+      <w:r>
+        <w:t xml:space="preserve"> </w:t>
+      </w:r>
+      <w:r>
+        <w:rPr>
+          <w:b/>
+        </w:rPr>
+        <w:t xml:space="preserve">탭① 단독 빌드를 유지한다</w:t>
+      </w:r>
+      <w:r>
+        <w:t xml:space="preserve"> </w:t>
+      </w:r>
+      <w:r>
+        <w:t xml:space="preserve">— 논문 계측 측정에 다른 탭 부하가 섞이면 안 된다.</w:t>
+      </w:r>
+    </w:p>
     <w:p>
       <w:r>
         <w:pict>
@@ -3463,15 +3944,271 @@
         </w:pict>
       </w:r>
     </w:p>
-    <w:bookmarkEnd w:id="64"/>
-    <w:bookmarkStart w:id="65" w:name="확인이-필요한-것"/>
     <w:p>
       <w:pPr>
         <w:pStyle w:val="Heading1"/>
       </w:pPr>
+      <w:bookmarkStart w:id="56" w:name="지금-할-일-827831"/>
+      <w:r>
+        <w:t xml:space="preserve">7. 지금 할 일 (8/27~8/31)</w:t>
+      </w:r>
+      <w:bookmarkEnd w:id="56"/>
+    </w:p>
+    <w:tbl>
+      <w:tblPr>
+        <w:tblStyle w:val="Table"/>
+        <w:tblW w:type="pct" w:w="0.0"/>
+        <w:tblLook w:firstRow="1"/>
+      </w:tblPr>
+      <w:tblGrid/>
+      <w:tr>
+        <w:trPr>
+          <w:cnfStyle w:firstRow="1"/>
+        </w:trPr>
+        <w:tc>
+          <w:tcPr>
+            <w:tcBorders>
+              <w:bottom w:val="single"/>
+            </w:tcBorders>
+            <w:vAlign w:val="bottom"/>
+          </w:tcPr>
+          <w:p>
+            <w:pPr>
+              <w:pStyle w:val="Compact"/>
+              <w:jc w:val="left"/>
+            </w:pPr>
+            <w:r>
+              <w:t xml:space="preserve">순서</w:t>
+            </w:r>
+          </w:p>
+        </w:tc>
+        <w:tc>
+          <w:tcPr>
+            <w:tcBorders>
+              <w:bottom w:val="single"/>
+            </w:tcBorders>
+            <w:vAlign w:val="bottom"/>
+          </w:tcPr>
+          <w:p>
+            <w:pPr>
+              <w:pStyle w:val="Compact"/>
+              <w:jc w:val="left"/>
+            </w:pPr>
+            <w:r>
+              <w:t xml:space="preserve">할 일</w:t>
+            </w:r>
+          </w:p>
+        </w:tc>
+        <w:tc>
+          <w:tcPr>
+            <w:tcBorders>
+              <w:bottom w:val="single"/>
+            </w:tcBorders>
+            <w:vAlign w:val="bottom"/>
+          </w:tcPr>
+          <w:p>
+            <w:pPr>
+              <w:pStyle w:val="Compact"/>
+              <w:jc w:val="left"/>
+            </w:pPr>
+            <w:r>
+              <w:t xml:space="preserve">왜 지금인가</w:t>
+            </w:r>
+          </w:p>
+        </w:tc>
+      </w:tr>
+      <w:tr>
+        <w:tc>
+          <w:p>
+            <w:pPr>
+              <w:pStyle w:val="Compact"/>
+              <w:jc w:val="left"/>
+            </w:pPr>
+            <w:r>
+              <w:t xml:space="preserve">1</w:t>
+            </w:r>
+          </w:p>
+        </w:tc>
+        <w:tc>
+          <w:p>
+            <w:pPr>
+              <w:pStyle w:val="Compact"/>
+              <w:jc w:val="left"/>
+            </w:pPr>
+            <w:r>
+              <w:t xml:space="preserve">새 폴더 골격 만들기</w:t>
+            </w:r>
+          </w:p>
+        </w:tc>
+        <w:tc>
+          <w:p>
+            <w:pPr>
+              <w:pStyle w:val="Compact"/>
+              <w:jc w:val="left"/>
+            </w:pPr>
+            <w:r>
+              <w:t xml:space="preserve">여기서 막히면 아무것도 못 한다</w:t>
+            </w:r>
+          </w:p>
+        </w:tc>
+      </w:tr>
+      <w:tr>
+        <w:tc>
+          <w:p>
+            <w:pPr>
+              <w:pStyle w:val="Compact"/>
+              <w:jc w:val="left"/>
+            </w:pPr>
+            <w:r>
+              <w:t xml:space="preserve">2</w:t>
+            </w:r>
+          </w:p>
+        </w:tc>
+        <w:tc>
+          <w:p>
+            <w:pPr>
+              <w:pStyle w:val="Compact"/>
+              <w:jc w:val="left"/>
+            </w:pPr>
+            <w:r>
+              <w:t xml:space="preserve">옮길 파일 목록 확정 (기술 스택 문서 §3)</w:t>
+            </w:r>
+          </w:p>
+        </w:tc>
+        <w:tc>
+          <w:p>
+            <w:pPr>
+              <w:pStyle w:val="Compact"/>
+              <w:jc w:val="left"/>
+            </w:pPr>
+            <w:r>
+              <w:t xml:space="preserve">1단계 시작 전에 정해져 있어야 한다</w:t>
+            </w:r>
+          </w:p>
+        </w:tc>
+      </w:tr>
+      <w:tr>
+        <w:tc>
+          <w:p>
+            <w:pPr>
+              <w:pStyle w:val="Compact"/>
+              <w:jc w:val="left"/>
+            </w:pPr>
+            <w:r>
+              <w:t xml:space="preserve">3</w:t>
+            </w:r>
+          </w:p>
+        </w:tc>
+        <w:tc>
+          <w:p>
+            <w:pPr>
+              <w:pStyle w:val="Compact"/>
+              <w:jc w:val="left"/>
+            </w:pPr>
+            <w:r>
+              <w:t xml:space="preserve">3계층 계약 스키마 초안</w:t>
+            </w:r>
+          </w:p>
+        </w:tc>
+        <w:tc>
+          <w:p>
+            <w:pPr>
+              <w:pStyle w:val="Compact"/>
+              <w:jc w:val="left"/>
+            </w:pPr>
+            <w:r>
+              <w:t xml:space="preserve">화면보다 먼저다. 데이터 모양이 정해져야 화면을 그린다</w:t>
+            </w:r>
+          </w:p>
+        </w:tc>
+      </w:tr>
+      <w:tr>
+        <w:tc>
+          <w:p>
+            <w:pPr>
+              <w:pStyle w:val="Compact"/>
+              <w:jc w:val="left"/>
+            </w:pPr>
+            <w:r>
+              <w:t xml:space="preserve">4</w:t>
+            </w:r>
+          </w:p>
+        </w:tc>
+        <w:tc>
+          <w:p>
+            <w:pPr>
+              <w:pStyle w:val="Compact"/>
+              <w:jc w:val="left"/>
+            </w:pPr>
+            <w:r>
+              <w:t xml:space="preserve">기존 검증 5종 돌려서 통과 확인</w:t>
+            </w:r>
+          </w:p>
+        </w:tc>
+        <w:tc>
+          <w:p>
+            <w:pPr>
+              <w:pStyle w:val="Compact"/>
+              <w:jc w:val="left"/>
+            </w:pPr>
+            <w:r>
+              <w:t xml:space="preserve">작업 시작 전 기준선</w:t>
+            </w:r>
+          </w:p>
+        </w:tc>
+      </w:tr>
+      <w:tr>
+        <w:tc>
+          <w:p>
+            <w:pPr>
+              <w:pStyle w:val="Compact"/>
+              <w:jc w:val="left"/>
+            </w:pPr>
+            <w:r>
+              <w:t xml:space="preserve">5</w:t>
+            </w:r>
+          </w:p>
+        </w:tc>
+        <w:tc>
+          <w:p>
+            <w:pPr>
+              <w:pStyle w:val="Compact"/>
+              <w:jc w:val="left"/>
+            </w:pPr>
+            <w:r>
+              <w:t xml:space="preserve">연구실 PC에 Claude Code 원격 세팅</w:t>
+            </w:r>
+          </w:p>
+        </w:tc>
+        <w:tc>
+          <w:p>
+            <w:pPr>
+              <w:pStyle w:val="Compact"/>
+              <w:jc w:val="left"/>
+            </w:pPr>
+            <w:r>
+              <w:t xml:space="preserve">회의록 §5. 실험 서버로 쓴다</w:t>
+            </w:r>
+          </w:p>
+        </w:tc>
+      </w:tr>
+    </w:tbl>
+    <w:p>
+      <w:r>
+        <w:pict>
+          <v:rect style="width:0;height:1.5pt" o:hralign="center" o:hrstd="t" o:hr="t"/>
+        </w:pict>
+      </w:r>
+    </w:p>
+    <w:p>
+      <w:pPr>
+        <w:pStyle w:val="Heading1"/>
+      </w:pPr>
+      <w:bookmarkStart w:id="57" w:name="확인이-필요한-것"/>
       <w:r>
         <w:t xml:space="preserve">8. 확인이 필요한 것</w:t>
       </w:r>
+      <w:bookmarkEnd w:id="57"/>
     </w:p>
     <w:p>
       <w:pPr>
@@ -3513,7 +4250,6 @@
       </w:r>
       <w:r>
         <w:rPr>
-          <w:bCs/>
           <w:b/>
         </w:rPr>
         <w:t xml:space="preserve">9/7까지, 완성도보다 속도</w:t>
@@ -3543,14 +4279,64 @@
         <w:pStyle w:val="Compact"/>
       </w:pPr>
       <w:r>
+        <w:rPr>
+          <w:b/>
+        </w:rPr>
+        <w:t xml:space="preserve">임무 생성을 인수하면서 로컬 LLM 사양이 정해져야 한다.</w:t>
+      </w:r>
+      <w:r>
+        <w:t xml:space="preserve"> </w:t>
+      </w:r>
+      <w:r>
+        <w:t xml:space="preserve">폐쇄망이 전제라 외부 API를 기본 경로로</w:t>
+      </w:r>
+      <w:r>
+        <w:t xml:space="preserve"> </w:t>
+      </w:r>
+      <w:r>
+        <w:t xml:space="preserve">둘 수 없다. 연구실 PC에서 어느 규모 모델이 도는지 실측이 필요하다.</w:t>
+      </w:r>
+    </w:p>
+    <w:p>
+      <w:pPr>
+        <w:numPr>
+          <w:ilvl w:val="0"/>
+          <w:numId w:val="1007"/>
+        </w:numPr>
+        <w:pStyle w:val="Compact"/>
+      </w:pPr>
+      <w:r>
+        <w:t xml:space="preserve">재생성 판단(사전조건이 깨졌을 때 다시 만드는 것)은</w:t>
+      </w:r>
+      <w:r>
+        <w:t xml:space="preserve"> </w:t>
+      </w:r>
+      <w:r>
+        <w:rPr>
+          <w:b/>
+        </w:rPr>
+        <w:t xml:space="preserve">확장점 E9로 분류해 이번 범위에서 뺐다.</w:t>
+      </w:r>
+      <w:r>
+        <w:t xml:space="preserve"> </w:t>
+      </w:r>
+      <w:r>
+        <w:t xml:space="preserve">전제가 깨지면 사용자가 임무를 중단하고 다시 발화하는 경로로 대신한다. 이 판단이 맞는가.</w:t>
+      </w:r>
+    </w:p>
+    <w:p>
+      <w:pPr>
+        <w:numPr>
+          <w:ilvl w:val="0"/>
+          <w:numId w:val="1007"/>
+        </w:numPr>
+        <w:pStyle w:val="Compact"/>
+      </w:pPr>
+      <w:r>
         <w:t xml:space="preserve">시연(UN·11월 육군)에서 이 도구가 담당할 범위. 시연 전용 개발이 따로 필요한가.</w:t>
       </w:r>
     </w:p>
-    <w:bookmarkEnd w:id="65"/>
-    <w:sectPr>
-      <w:pgSz w:h="16838" w:w="11906"/>
-      <w:pgMar w:bottom="1134" w:footer="709" w:gutter="0" w:header="709" w:left="1021" w:right="1021" w:top="1134"/>
-    </w:sectPr>
+    <w:sectPr/>
   </w:body>
 </w:document>
 </file>
@@ -3581,14 +4367,17 @@
 <file path=word/numbering.xml><?xml version="1.0" encoding="utf-8"?>
 <w:numbering xmlns:w="http://schemas.openxmlformats.org/wordprocessingml/2006/main">
   <w:abstractNum w:abstractNumId="990">
-    <w:nsid w:val="A990"/>
+    <w:nsid w:val="2c1ae401"/>
     <w:multiLevelType w:val="multilevel"/>
     <w:lvl w:ilvl="0">
       <w:numFmt w:val="bullet"/>
       <w:lvlText w:val=" "/>
       <w:lvlJc w:val="left"/>
       <w:pPr>
-        <w:ind w:left="720" w:hanging="480"/>
+        <w:tabs>
+          <w:tab w:val="num" w:pos="0"/>
+        </w:tabs>
+        <w:ind w:left="480" w:hanging="480"/>
       </w:pPr>
     </w:lvl>
     <w:lvl w:ilvl="1">
@@ -3596,7 +4385,10 @@
       <w:lvlText w:val=" "/>
       <w:lvlJc w:val="left"/>
       <w:pPr>
-        <w:ind w:left="1440" w:hanging="480"/>
+        <w:tabs>
+          <w:tab w:val="num" w:pos="720"/>
+        </w:tabs>
+        <w:ind w:left="1200" w:hanging="480"/>
       </w:pPr>
     </w:lvl>
     <w:lvl w:ilvl="2">
@@ -3604,7 +4396,10 @@
       <w:lvlText w:val=" "/>
       <w:lvlJc w:val="left"/>
       <w:pPr>
-        <w:ind w:left="2160" w:hanging="480"/>
+        <w:tabs>
+          <w:tab w:val="num" w:pos="1440"/>
+        </w:tabs>
+        <w:ind w:left="1920" w:hanging="480"/>
       </w:pPr>
     </w:lvl>
     <w:lvl w:ilvl="3">
@@ -3612,7 +4407,10 @@
       <w:lvlText w:val=" "/>
       <w:lvlJc w:val="left"/>
       <w:pPr>
-        <w:ind w:left="2880" w:hanging="480"/>
+        <w:tabs>
+          <w:tab w:val="num" w:pos="2160"/>
+        </w:tabs>
+        <w:ind w:left="2640" w:hanging="480"/>
       </w:pPr>
     </w:lvl>
     <w:lvl w:ilvl="4">
@@ -3620,7 +4418,10 @@
       <w:lvlText w:val=" "/>
       <w:lvlJc w:val="left"/>
       <w:pPr>
-        <w:ind w:left="3600" w:hanging="480"/>
+        <w:tabs>
+          <w:tab w:val="num" w:pos="2880"/>
+        </w:tabs>
+        <w:ind w:left="3360" w:hanging="480"/>
       </w:pPr>
     </w:lvl>
     <w:lvl w:ilvl="5">
@@ -3628,7 +4429,10 @@
       <w:lvlText w:val=" "/>
       <w:lvlJc w:val="left"/>
       <w:pPr>
-        <w:ind w:left="4320" w:hanging="480"/>
+        <w:tabs>
+          <w:tab w:val="num" w:pos="3600"/>
+        </w:tabs>
+        <w:ind w:left="4080" w:hanging="480"/>
       </w:pPr>
     </w:lvl>
     <w:lvl w:ilvl="6">
@@ -3636,7 +4440,10 @@
       <w:lvlText w:val=" "/>
       <w:lvlJc w:val="left"/>
       <w:pPr>
-        <w:ind w:left="5040" w:hanging="480"/>
+        <w:tabs>
+          <w:tab w:val="num" w:pos="4320"/>
+        </w:tabs>
+        <w:ind w:left="4800" w:hanging="480"/>
       </w:pPr>
     </w:lvl>
     <w:lvl w:ilvl="7">
@@ -3644,7 +4451,10 @@
       <w:lvlText w:val=" "/>
       <w:lvlJc w:val="left"/>
       <w:pPr>
-        <w:ind w:left="5760" w:hanging="480"/>
+        <w:tabs>
+          <w:tab w:val="num" w:pos="5040"/>
+        </w:tabs>
+        <w:ind w:left="5520" w:hanging="480"/>
       </w:pPr>
     </w:lvl>
     <w:lvl w:ilvl="8">
@@ -3652,19 +4462,25 @@
       <w:lvlText w:val=" "/>
       <w:lvlJc w:val="left"/>
       <w:pPr>
-        <w:ind w:left="6480" w:hanging="480"/>
+        <w:tabs>
+          <w:tab w:val="num" w:pos="5760"/>
+        </w:tabs>
+        <w:ind w:left="6240" w:hanging="480"/>
       </w:pPr>
     </w:lvl>
   </w:abstractNum>
   <w:abstractNum w:abstractNumId="991">
-    <w:nsid w:val="A991"/>
+    <w:nsid w:val="ea454b4c"/>
     <w:multiLevelType w:val="multilevel"/>
     <w:lvl w:ilvl="0">
       <w:numFmt w:val="bullet"/>
       <w:lvlText w:val="•"/>
       <w:lvlJc w:val="left"/>
       <w:pPr>
-        <w:ind w:left="720" w:hanging="480"/>
+        <w:tabs>
+          <w:tab w:val="num" w:pos="0"/>
+        </w:tabs>
+        <w:ind w:left="480" w:hanging="480"/>
       </w:pPr>
     </w:lvl>
     <w:lvl w:ilvl="1">
@@ -3672,7 +4488,10 @@
       <w:lvlText w:val="–"/>
       <w:lvlJc w:val="left"/>
       <w:pPr>
-        <w:ind w:left="1440" w:hanging="480"/>
+        <w:tabs>
+          <w:tab w:val="num" w:pos="720"/>
+        </w:tabs>
+        <w:ind w:left="1200" w:hanging="480"/>
       </w:pPr>
     </w:lvl>
     <w:lvl w:ilvl="2">
@@ -3680,7 +4499,10 @@
       <w:lvlText w:val="•"/>
       <w:lvlJc w:val="left"/>
       <w:pPr>
-        <w:ind w:left="2160" w:hanging="480"/>
+        <w:tabs>
+          <w:tab w:val="num" w:pos="1440"/>
+        </w:tabs>
+        <w:ind w:left="1920" w:hanging="480"/>
       </w:pPr>
     </w:lvl>
     <w:lvl w:ilvl="3">
@@ -3688,7 +4510,10 @@
       <w:lvlText w:val="–"/>
       <w:lvlJc w:val="left"/>
       <w:pPr>
-        <w:ind w:left="2880" w:hanging="480"/>
+        <w:tabs>
+          <w:tab w:val="num" w:pos="2160"/>
+        </w:tabs>
+        <w:ind w:left="2640" w:hanging="480"/>
       </w:pPr>
     </w:lvl>
     <w:lvl w:ilvl="4">
@@ -3696,7 +4521,10 @@
       <w:lvlText w:val="•"/>
       <w:lvlJc w:val="left"/>
       <w:pPr>
-        <w:ind w:left="3600" w:hanging="480"/>
+        <w:tabs>
+          <w:tab w:val="num" w:pos="2880"/>
+        </w:tabs>
+        <w:ind w:left="3360" w:hanging="480"/>
       </w:pPr>
     </w:lvl>
     <w:lvl w:ilvl="5">
@@ -3704,7 +4532,10 @@
       <w:lvlText w:val="–"/>
       <w:lvlJc w:val="left"/>
       <w:pPr>
-        <w:ind w:left="4320" w:hanging="480"/>
+        <w:tabs>
+          <w:tab w:val="num" w:pos="3600"/>
+        </w:tabs>
+        <w:ind w:left="4080" w:hanging="480"/>
       </w:pPr>
     </w:lvl>
     <w:lvl w:ilvl="6">
@@ -3712,7 +4543,10 @@
       <w:lvlText w:val="•"/>
       <w:lvlJc w:val="left"/>
       <w:pPr>
-        <w:ind w:left="5040" w:hanging="480"/>
+        <w:tabs>
+          <w:tab w:val="num" w:pos="4320"/>
+        </w:tabs>
+        <w:ind w:left="4800" w:hanging="480"/>
       </w:pPr>
     </w:lvl>
     <w:lvl w:ilvl="7">
@@ -3720,7 +4554,10 @@
       <w:lvlText w:val="–"/>
       <w:lvlJc w:val="left"/>
       <w:pPr>
-        <w:ind w:left="5760" w:hanging="480"/>
+        <w:tabs>
+          <w:tab w:val="num" w:pos="5040"/>
+        </w:tabs>
+        <w:ind w:left="5520" w:hanging="480"/>
       </w:pPr>
     </w:lvl>
     <w:lvl w:ilvl="8">
@@ -3728,12 +4565,15 @@
       <w:lvlText w:val="•"/>
       <w:lvlJc w:val="left"/>
       <w:pPr>
-        <w:ind w:left="6480" w:hanging="480"/>
+        <w:tabs>
+          <w:tab w:val="num" w:pos="5760"/>
+        </w:tabs>
+        <w:ind w:left="6240" w:hanging="480"/>
       </w:pPr>
     </w:lvl>
   </w:abstractNum>
   <w:abstractNum w:abstractNumId="99411">
-    <w:nsid w:val="A99411"/>
+    <w:nsid w:val="71315dca"/>
     <w:multiLevelType w:val="multilevel"/>
     <w:lvl w:ilvl="0">
       <w:start w:val="1"/>
@@ -3741,7 +4581,10 @@
       <w:lvlText w:val="%1."/>
       <w:lvlJc w:val="left"/>
       <w:pPr>
-        <w:ind w:left="720" w:hanging="480"/>
+        <w:tabs>
+          <w:tab w:val="num" w:pos="0"/>
+        </w:tabs>
+        <w:ind w:left="480" w:hanging="480"/>
       </w:pPr>
     </w:lvl>
     <w:lvl w:ilvl="1">
@@ -3750,7 +4593,10 @@
       <w:lvlText w:val="%2."/>
       <w:lvlJc w:val="left"/>
       <w:pPr>
-        <w:ind w:left="1440" w:hanging="480"/>
+        <w:tabs>
+          <w:tab w:val="num" w:pos="720"/>
+        </w:tabs>
+        <w:ind w:left="1200" w:hanging="480"/>
       </w:pPr>
     </w:lvl>
     <w:lvl w:ilvl="2">
@@ -3759,7 +4605,10 @@
       <w:lvlText w:val="%3."/>
       <w:lvlJc w:val="left"/>
       <w:pPr>
-        <w:ind w:left="2160" w:hanging="480"/>
+        <w:tabs>
+          <w:tab w:val="num" w:pos="1440"/>
+        </w:tabs>
+        <w:ind w:left="1920" w:hanging="480"/>
       </w:pPr>
     </w:lvl>
     <w:lvl w:ilvl="3">
@@ -3768,7 +4617,10 @@
       <w:lvlText w:val="%4."/>
       <w:lvlJc w:val="left"/>
       <w:pPr>
-        <w:ind w:left="2880" w:hanging="480"/>
+        <w:tabs>
+          <w:tab w:val="num" w:pos="2160"/>
+        </w:tabs>
+        <w:ind w:left="2640" w:hanging="480"/>
       </w:pPr>
     </w:lvl>
     <w:lvl w:ilvl="4">
@@ -3777,7 +4629,10 @@
       <w:lvlText w:val="%5."/>
       <w:lvlJc w:val="left"/>
       <w:pPr>
-        <w:ind w:left="3600" w:hanging="480"/>
+        <w:tabs>
+          <w:tab w:val="num" w:pos="2880"/>
+        </w:tabs>
+        <w:ind w:left="3360" w:hanging="480"/>
       </w:pPr>
     </w:lvl>
     <w:lvl w:ilvl="5">
@@ -3786,7 +4641,10 @@
       <w:lvlText w:val="%6."/>
       <w:lvlJc w:val="left"/>
       <w:pPr>
-        <w:ind w:left="4320" w:hanging="480"/>
+        <w:tabs>
+          <w:tab w:val="num" w:pos="3600"/>
+        </w:tabs>
+        <w:ind w:left="4080" w:hanging="480"/>
       </w:pPr>
     </w:lvl>
     <w:lvl w:ilvl="6">
@@ -3795,7 +4653,10 @@
       <w:lvlText w:val="%7."/>
       <w:lvlJc w:val="left"/>
       <w:pPr>
-        <w:ind w:left="5040" w:hanging="480"/>
+        <w:tabs>
+          <w:tab w:val="num" w:pos="4320"/>
+        </w:tabs>
+        <w:ind w:left="4800" w:hanging="480"/>
       </w:pPr>
     </w:lvl>
     <w:lvl w:ilvl="7">
@@ -3804,7 +4665,10 @@
       <w:lvlText w:val="%8."/>
       <w:lvlJc w:val="left"/>
       <w:pPr>
-        <w:ind w:left="5760" w:hanging="480"/>
+        <w:tabs>
+          <w:tab w:val="num" w:pos="5040"/>
+        </w:tabs>
+        <w:ind w:left="5520" w:hanging="480"/>
       </w:pPr>
     </w:lvl>
     <w:lvl w:ilvl="8">
@@ -3813,7 +4677,10 @@
       <w:lvlText w:val="%9."/>
       <w:lvlJc w:val="left"/>
       <w:pPr>
-        <w:ind w:left="6480" w:hanging="480"/>
+        <w:tabs>
+          <w:tab w:val="num" w:pos="5760"/>
+        </w:tabs>
+        <w:ind w:left="6240" w:hanging="480"/>
       </w:pPr>
     </w:lvl>
   </w:abstractNum>
@@ -3930,10 +4797,10 @@
   <w:docDefaults>
     <w:rPrDefault>
       <w:rPr>
-        <w:rFonts w:asciiTheme="minorHAnsi" w:cstheme="minorBidi" w:eastAsiaTheme="minorHAnsi" w:hAnsiTheme="minorHAnsi"/>
+        <w:rFonts w:asciiTheme="minorHAnsi" w:eastAsiaTheme="minorHAnsi" w:hAnsiTheme="minorHAnsi" w:cstheme="minorBidi"/>
         <w:sz w:val="24"/>
         <w:szCs w:val="24"/>
-        <w:lang w:bidi="ar-SA" w:eastAsia="en-US" w:val="en-US"/>
+        <w:lang w:val="en-US" w:eastAsia="맑은 고딕" w:bidi="ar-SA"/>
       </w:rPr>
     </w:rPrDefault>
     <w:pPrDefault>
@@ -3942,35 +4809,35 @@
       </w:pPr>
     </w:pPrDefault>
   </w:docDefaults>
-  <w:latentStyles w:count="276" w:defLockedState="0" w:defQFormat="0" w:defSemiHidden="0" w:defUIPriority="0" w:defUnhideWhenUsed="0"/>
-  <w:style w:default="1" w:styleId="Normal" w:type="paragraph">
+  <w:latentStyles w:defLockedState="0" w:defUIPriority="0" w:defSemiHidden="0" w:defUnhideWhenUsed="0" w:defQFormat="0" w:count="276"/>
+  <w:style w:type="paragraph" w:default="1" w:styleId="Normal">
     <w:name w:val="Normal"/>
     <w:qFormat/>
   </w:style>
-  <w:style w:styleId="BodyText" w:type="paragraph">
+  <w:style w:type="paragraph" w:styleId="BodyText">
     <w:name w:val="Body Text"/>
     <w:basedOn w:val="Normal"/>
     <w:link w:val="BodyTextChar"/>
     <w:pPr>
-      <w:spacing w:after="180" w:before="180"/>
+      <w:spacing w:before="180" w:after="180"/>
     </w:pPr>
     <w:qFormat/>
   </w:style>
-  <w:style w:customStyle="1" w:styleId="FirstParagraph" w:type="paragraph">
+  <w:style w:type="paragraph" w:customStyle="1" w:styleId="FirstParagraph">
     <w:name w:val="First Paragraph"/>
     <w:basedOn w:val="BodyText"/>
     <w:next w:val="BodyText"/>
     <w:qFormat/>
   </w:style>
-  <w:style w:customStyle="1" w:styleId="Compact" w:type="paragraph">
+  <w:style w:type="paragraph" w:customStyle="1" w:styleId="Compact">
     <w:name w:val="Compact"/>
     <w:basedOn w:val="BodyText"/>
     <w:qFormat/>
     <w:pPr>
-      <w:spacing w:after="36" w:before="36"/>
+      <w:spacing w:before="36" w:after="36"/>
     </w:pPr>
   </w:style>
-  <w:style w:styleId="Title" w:type="paragraph">
+  <w:style w:type="paragraph" w:styleId="Title">
     <w:name w:val="Title"/>
     <w:basedOn w:val="Normal"/>
     <w:next w:val="BodyText"/>
@@ -3978,19 +4845,19 @@
     <w:pPr>
       <w:keepNext/>
       <w:keepLines/>
-      <w:spacing w:after="240" w:before="480"/>
+      <w:spacing w:before="480" w:after="240"/>
       <w:jc w:val="center"/>
     </w:pPr>
     <w:rPr>
-      <w:rFonts w:asciiTheme="majorHAnsi" w:cstheme="majorBidi" w:eastAsiaTheme="majorEastAsia" w:hAnsiTheme="majorHAnsi"/>
+      <w:rFonts w:asciiTheme="majorHAnsi" w:eastAsiaTheme="majorEastAsia" w:hAnsiTheme="majorHAnsi" w:cstheme="majorBidi"/>
       <w:b/>
       <w:bCs/>
-      <w:color w:themeColor="accent1" w:themeShade="B5" w:val="345A8A"/>
+      <w:color w:val="345A8A" w:themeColor="accent1" w:themeShade="B5"/>
       <w:sz w:val="36"/>
       <w:szCs w:val="36"/>
     </w:rPr>
   </w:style>
-  <w:style w:styleId="Subtitle" w:type="paragraph">
+  <w:style w:type="paragraph" w:styleId="Subtitle">
     <w:name w:val="Subtitle"/>
     <w:basedOn w:val="Title"/>
     <w:next w:val="BodyText"/>
@@ -3998,7 +4865,7 @@
     <w:pPr>
       <w:keepNext/>
       <w:keepLines/>
-      <w:spacing w:after="240" w:before="240"/>
+      <w:spacing w:before="240" w:after="240"/>
       <w:jc w:val="center"/>
     </w:pPr>
     <w:rPr>
@@ -4006,7 +4873,7 @@
       <w:szCs w:val="30"/>
     </w:rPr>
   </w:style>
-  <w:style w:customStyle="1" w:styleId="Author" w:type="paragraph">
+  <w:style w:type="paragraph" w:customStyle="1" w:styleId="Author">
     <w:name w:val="Author"/>
     <w:next w:val="BodyText"/>
     <w:qFormat/>
@@ -4016,7 +4883,7 @@
       <w:jc w:val="center"/>
     </w:pPr>
   </w:style>
-  <w:style w:styleId="Date" w:type="paragraph">
+  <w:style w:type="paragraph" w:styleId="Date">
     <w:name w:val="Date"/>
     <w:next w:val="BodyText"/>
     <w:qFormat/>
@@ -4026,26 +4893,7 @@
       <w:jc w:val="center"/>
     </w:pPr>
   </w:style>
-  <w:style w:customStyle="1" w:styleId="AbstractTitle" w:type="paragraph">
-    <w:name w:val="Abstract Title"/>
-    <w:basedOn w:val="Normal"/>
-    <w:next w:val="Abstract"/>
-    <w:qFormat/>
-    <w:pPr>
-      <w:keepNext/>
-      <w:keepLines/>
-      <w:jc w:val="center"/>
-      <w:spacing w:after="0" w:before="300"/>
-    </w:pPr>
-    <w:rPr>
-      <w:sz w:val="20"/>
-      <w:szCs w:val="20"/>
-      <w:b/>
-      <w:color w:val="345A8A"/>
-      &gt;
-    </w:rPr>
-  </w:style>
-  <w:style w:customStyle="1" w:styleId="Abstract" w:type="paragraph">
+  <w:style w:type="paragraph" w:customStyle="1" w:styleId="Abstract">
     <w:name w:val="Abstract"/>
     <w:basedOn w:val="Normal"/>
     <w:next w:val="BodyText"/>
@@ -4053,14 +4901,14 @@
     <w:pPr>
       <w:keepNext/>
       <w:keepLines/>
-      <w:spacing w:after="300" w:before="100"/>
+      <w:spacing w:before="300" w:after="300"/>
     </w:pPr>
     <w:rPr>
       <w:sz w:val="20"/>
       <w:szCs w:val="20"/>
     </w:rPr>
   </w:style>
-  <w:style w:styleId="Bibliography" w:type="paragraph">
+  <w:style w:type="paragraph" w:styleId="Bibliography">
     <w:name w:val="Bibliography"/>
     <w:basedOn w:val="Normal"/>
     <w:next w:val="Bibliography"/>
@@ -4068,7 +4916,7 @@
     <w:pPr/>
     <w:rPr/>
   </w:style>
-  <w:style w:styleId="Heading1" w:type="paragraph">
+  <w:style w:type="paragraph" w:styleId="Heading1">
     <w:name w:val="Heading 1"/>
     <w:basedOn w:val="Normal"/>
     <w:next w:val="BodyText"/>
@@ -4077,19 +4925,19 @@
     <w:pPr>
       <w:keepNext/>
       <w:keepLines/>
-      <w:spacing w:after="0" w:before="480"/>
+      <w:spacing w:before="480" w:after="0"/>
       <w:outlineLvl w:val="0"/>
     </w:pPr>
     <w:rPr>
-      <w:rFonts w:asciiTheme="majorHAnsi" w:cstheme="majorBidi" w:eastAsiaTheme="majorEastAsia" w:hAnsiTheme="majorHAnsi"/>
+      <w:rFonts w:asciiTheme="majorHAnsi" w:eastAsiaTheme="majorEastAsia" w:hAnsiTheme="majorHAnsi" w:cstheme="majorBidi"/>
       <w:b/>
       <w:bCs/>
-      <w:color w:themeColor="accent1" w:val="4F81BD"/>
+      <w:color w:val="4F81BD" w:themeColor="accent1"/>
       <w:sz w:val="32"/>
       <w:szCs w:val="32"/>
     </w:rPr>
   </w:style>
-  <w:style w:styleId="Heading2" w:type="paragraph">
+  <w:style w:type="paragraph" w:styleId="Heading2">
     <w:name w:val="Heading 2"/>
     <w:basedOn w:val="Normal"/>
     <w:next w:val="BodyText"/>
@@ -4099,19 +4947,19 @@
     <w:pPr>
       <w:keepNext/>
       <w:keepLines/>
-      <w:spacing w:after="0" w:before="200"/>
+      <w:spacing w:before="200" w:after="0"/>
       <w:outlineLvl w:val="1"/>
     </w:pPr>
     <w:rPr>
-      <w:rFonts w:asciiTheme="majorHAnsi" w:cstheme="majorBidi" w:eastAsiaTheme="majorEastAsia" w:hAnsiTheme="majorHAnsi"/>
+      <w:rFonts w:asciiTheme="majorHAnsi" w:eastAsiaTheme="majorEastAsia" w:hAnsiTheme="majorHAnsi" w:cstheme="majorBidi"/>
       <w:b/>
       <w:bCs/>
-      <w:color w:themeColor="accent1" w:val="4F81BD"/>
+      <w:color w:val="4F81BD" w:themeColor="accent1"/>
       <w:sz w:val="28"/>
       <w:szCs w:val="28"/>
     </w:rPr>
   </w:style>
-  <w:style w:styleId="Heading3" w:type="paragraph">
+  <w:style w:type="paragraph" w:styleId="Heading3">
     <w:name w:val="Heading 3"/>
     <w:basedOn w:val="Normal"/>
     <w:next w:val="BodyText"/>
@@ -4121,19 +4969,19 @@
     <w:pPr>
       <w:keepNext/>
       <w:keepLines/>
-      <w:spacing w:after="0" w:before="200"/>
+      <w:spacing w:before="200" w:after="0"/>
       <w:outlineLvl w:val="2"/>
     </w:pPr>
     <w:rPr>
-      <w:rFonts w:asciiTheme="majorHAnsi" w:cstheme="majorBidi" w:eastAsiaTheme="majorEastAsia" w:hAnsiTheme="majorHAnsi"/>
+      <w:rFonts w:asciiTheme="majorHAnsi" w:eastAsiaTheme="majorEastAsia" w:hAnsiTheme="majorHAnsi" w:cstheme="majorBidi"/>
       <w:b/>
       <w:bCs/>
-      <w:color w:themeColor="accent1" w:val="4F81BD"/>
+      <w:color w:val="4F81BD" w:themeColor="accent1"/>
       <w:sz w:val="24"/>
       <w:szCs w:val="24"/>
     </w:rPr>
   </w:style>
-  <w:style w:styleId="Heading4" w:type="paragraph">
+  <w:style w:type="paragraph" w:styleId="Heading4">
     <w:name w:val="Heading 4"/>
     <w:basedOn w:val="Normal"/>
     <w:next w:val="BodyText"/>
@@ -4143,19 +4991,19 @@
     <w:pPr>
       <w:keepNext/>
       <w:keepLines/>
-      <w:spacing w:after="0" w:before="200"/>
+      <w:spacing w:before="200" w:after="0"/>
       <w:outlineLvl w:val="3"/>
     </w:pPr>
     <w:rPr>
-      <w:rFonts w:asciiTheme="majorHAnsi" w:cstheme="majorBidi" w:eastAsiaTheme="majorEastAsia" w:hAnsiTheme="majorHAnsi"/>
+      <w:rFonts w:asciiTheme="majorHAnsi" w:eastAsiaTheme="majorEastAsia" w:hAnsiTheme="majorHAnsi" w:cstheme="majorBidi"/>
       <w:i/>
       <w:bCs/>
-      <w:color w:themeColor="accent1" w:val="4F81BD"/>
+      <w:color w:val="4F81BD" w:themeColor="accent1"/>
       <w:sz w:val="24"/>
       <w:szCs w:val="24"/>
     </w:rPr>
   </w:style>
-  <w:style w:styleId="Heading5" w:type="paragraph">
+  <w:style w:type="paragraph" w:styleId="Heading5">
     <w:name w:val="Heading 5"/>
     <w:basedOn w:val="Normal"/>
     <w:next w:val="BodyText"/>
@@ -4165,18 +5013,18 @@
     <w:pPr>
       <w:keepNext/>
       <w:keepLines/>
-      <w:spacing w:after="0" w:before="200"/>
+      <w:spacing w:before="200" w:after="0"/>
       <w:outlineLvl w:val="4"/>
     </w:pPr>
     <w:rPr>
-      <w:rFonts w:asciiTheme="majorHAnsi" w:cstheme="majorBidi" w:eastAsiaTheme="majorEastAsia" w:hAnsiTheme="majorHAnsi"/>
+      <w:rFonts w:asciiTheme="majorHAnsi" w:eastAsiaTheme="majorEastAsia" w:hAnsiTheme="majorHAnsi" w:cstheme="majorBidi"/>
       <w:iCs/>
-      <w:color w:themeColor="accent1" w:val="4F81BD"/>
+      <w:color w:val="4F81BD" w:themeColor="accent1"/>
       <w:sz w:val="24"/>
       <w:szCs w:val="24"/>
     </w:rPr>
   </w:style>
-  <w:style w:styleId="Heading6" w:type="paragraph">
+  <w:style w:type="paragraph" w:styleId="Heading6">
     <w:name w:val="Heading 6"/>
     <w:basedOn w:val="Normal"/>
     <w:next w:val="BodyText"/>
@@ -4186,17 +5034,17 @@
     <w:pPr>
       <w:keepNext/>
       <w:keepLines/>
-      <w:spacing w:after="0" w:before="200"/>
+      <w:spacing w:before="200" w:after="0"/>
       <w:outlineLvl w:val="5"/>
     </w:pPr>
     <w:rPr>
-      <w:rFonts w:asciiTheme="majorHAnsi" w:cstheme="majorBidi" w:eastAsiaTheme="majorEastAsia" w:hAnsiTheme="majorHAnsi"/>
-      <w:color w:themeColor="accent1" w:val="4F81BD"/>
+      <w:rFonts w:asciiTheme="majorHAnsi" w:eastAsiaTheme="majorEastAsia" w:hAnsiTheme="majorHAnsi" w:cstheme="majorBidi"/>
+      <w:color w:val="4F81BD" w:themeColor="accent1"/>
       <w:sz w:val="24"/>
       <w:szCs w:val="24"/>
     </w:rPr>
   </w:style>
-  <w:style w:styleId="Heading7" w:type="paragraph">
+  <w:style w:type="paragraph" w:styleId="Heading7">
     <w:name w:val="Heading 7"/>
     <w:basedOn w:val="Normal"/>
     <w:next w:val="BodyText"/>
@@ -4206,17 +5054,17 @@
     <w:pPr>
       <w:keepNext/>
       <w:keepLines/>
-      <w:spacing w:after="0" w:before="200"/>
+      <w:spacing w:before="200" w:after="0"/>
       <w:outlineLvl w:val="6"/>
     </w:pPr>
     <w:rPr>
-      <w:rFonts w:asciiTheme="majorHAnsi" w:cstheme="majorBidi" w:eastAsiaTheme="majorEastAsia" w:hAnsiTheme="majorHAnsi"/>
-      <w:color w:themeColor="accent1" w:val="4F81BD"/>
+      <w:rFonts w:asciiTheme="majorHAnsi" w:eastAsiaTheme="majorEastAsia" w:hAnsiTheme="majorHAnsi" w:cstheme="majorBidi"/>
+      <w:color w:val="4F81BD" w:themeColor="accent1"/>
       <w:sz w:val="24"/>
       <w:szCs w:val="24"/>
     </w:rPr>
   </w:style>
-  <w:style w:styleId="Heading8" w:type="paragraph">
+  <w:style w:type="paragraph" w:styleId="Heading8">
     <w:name w:val="Heading 8"/>
     <w:basedOn w:val="Normal"/>
     <w:next w:val="BodyText"/>
@@ -4226,17 +5074,17 @@
     <w:pPr>
       <w:keepNext/>
       <w:keepLines/>
-      <w:spacing w:after="0" w:before="200"/>
+      <w:spacing w:before="200" w:after="0"/>
       <w:outlineLvl w:val="7"/>
     </w:pPr>
     <w:rPr>
-      <w:rFonts w:asciiTheme="majorHAnsi" w:cstheme="majorBidi" w:eastAsiaTheme="majorEastAsia" w:hAnsiTheme="majorHAnsi"/>
-      <w:color w:themeColor="accent1" w:val="4F81BD"/>
+      <w:rFonts w:asciiTheme="majorHAnsi" w:eastAsiaTheme="majorEastAsia" w:hAnsiTheme="majorHAnsi" w:cstheme="majorBidi"/>
+      <w:color w:val="4F81BD" w:themeColor="accent1"/>
       <w:sz w:val="24"/>
       <w:szCs w:val="24"/>
     </w:rPr>
   </w:style>
-  <w:style w:styleId="Heading9" w:type="paragraph">
+  <w:style w:type="paragraph" w:styleId="Heading9">
     <w:name w:val="Heading 9"/>
     <w:basedOn w:val="Normal"/>
     <w:next w:val="BodyText"/>
@@ -4246,17 +5094,17 @@
     <w:pPr>
       <w:keepNext/>
       <w:keepLines/>
-      <w:spacing w:after="0" w:before="200"/>
+      <w:spacing w:before="200" w:after="0"/>
       <w:outlineLvl w:val="8"/>
     </w:pPr>
     <w:rPr>
-      <w:rFonts w:asciiTheme="majorHAnsi" w:cstheme="majorBidi" w:eastAsiaTheme="majorEastAsia" w:hAnsiTheme="majorHAnsi"/>
-      <w:color w:themeColor="accent1" w:val="4F81BD"/>
+      <w:rFonts w:asciiTheme="majorHAnsi" w:eastAsiaTheme="majorEastAsia" w:hAnsiTheme="majorHAnsi" w:cstheme="majorBidi"/>
+      <w:color w:val="4F81BD" w:themeColor="accent1"/>
       <w:sz w:val="24"/>
       <w:szCs w:val="24"/>
     </w:rPr>
   </w:style>
-  <w:style w:styleId="BlockText" w:type="paragraph">
+  <w:style w:type="paragraph" w:styleId="BlockText">
     <w:name w:val="Block Text"/>
     <w:basedOn w:val="BodyText"/>
     <w:next w:val="BodyText"/>
@@ -4264,11 +5112,11 @@
     <w:unhideWhenUsed/>
     <w:qFormat/>
     <w:pPr>
-      <w:spacing w:after="100" w:before="100"/>
+      <w:spacing w:before="100" w:after="100"/>
       <w:ind w:firstLine="0" w:left="480" w:right="480"/>
     </w:pPr>
   </w:style>
-  <w:style w:styleId="FootnoteText" w:type="paragraph">
+  <w:style w:type="paragraph" w:styleId="FootnoteText">
     <w:name w:val="Footnote Text"/>
     <w:basedOn w:val="Normal"/>
     <w:next w:val="FootnoteText"/>
@@ -4276,43 +5124,28 @@
     <w:unhideWhenUsed/>
     <w:qFormat/>
   </w:style>
-  <w:style w:default="1" w:styleId="DefaultParagraphFont" w:type="character">
+  <w:style w:type="character" w:default="1" w:styleId="DefaultParagraphFont">
     <w:name w:val="Default Paragraph Font"/>
     <w:semiHidden/>
     <w:unhideWhenUsed/>
   </w:style>
-  <w:style w:default="1" w:styleId="Table" w:type="table">
+  <w:style w:type="table" w:default="1" w:styleId="Table">
     <w:name w:val="Table"/>
     <w:basedOn w:val="TableNormal"/>
     <w:semiHidden/>
     <w:unhideWhenUsed/>
     <w:qFormat/>
     <w:tblPr>
-      <w:tblInd w:type="dxa" w:w="0"/>
+      <w:tblInd w:w="0" w:type="dxa"/>
       <w:tblCellMar>
-        <w:top w:type="dxa" w:w="0"/>
-        <w:left w:type="dxa" w:w="108"/>
-        <w:bottom w:type="dxa" w:w="0"/>
-        <w:right w:type="dxa" w:w="108"/>
+        <w:top w:w="0" w:type="dxa"/>
+        <w:left w:w="108" w:type="dxa"/>
+        <w:bottom w:w="0" w:type="dxa"/>
+        <w:right w:w="108" w:type="dxa"/>
       </w:tblCellMar>
     </w:tblPr>
-    <w:tblStylePr w:type="firstRow">
-      <w:tblPr>
-        <w:jc w:val="left"/>
-        <w:tblInd w:type="dxa" w:w="0"/>
-      </w:tblPr>
-      <w:trPr>
-        <w:jc w:val="left"/>
-      </w:trPr>
-      <w:tcPr>
-        <w:vAlign w:val="bottom"/>
-        <w:tcBorders>
-          <w:bottom w:val="single"/>
-        </w:tcBorders>
-      </w:tcPr>
-    </w:tblStylePr>
-  </w:style>
-  <w:style w:customStyle="1" w:styleId="DefinitionTerm" w:type="paragraph">
+  </w:style>
+  <w:style w:type="paragraph" w:customStyle="1" w:styleId="DefinitionTerm">
     <w:name w:val="Definition Term"/>
     <w:basedOn w:val="Normal"/>
     <w:next w:val="Definition"/>
@@ -4325,75 +5158,71 @@
       <w:b/>
     </w:rPr>
   </w:style>
-  <w:style w:customStyle="1" w:styleId="Definition" w:type="paragraph">
+  <w:style w:type="paragraph" w:customStyle="1" w:styleId="Definition">
     <w:name w:val="Definition"/>
     <w:basedOn w:val="Normal"/>
   </w:style>
-  <w:style w:styleId="Caption" w:type="paragraph">
+  <w:style w:type="paragraph" w:styleId="Caption">
     <w:name w:val="Caption"/>
     <w:basedOn w:val="Normal"/>
     <w:link w:val="BodyTextChar"/>
     <w:pPr>
-      <w:spacing w:after="120" w:before="0"/>
+      <w:spacing w:before="0" w:after="120"/>
     </w:pPr>
     <w:rPr>
       <w:i/>
     </w:rPr>
   </w:style>
-  <w:style w:customStyle="1" w:styleId="TableCaption" w:type="paragraph">
+  <w:style w:type="paragraph" w:customStyle="1" w:styleId="TableCaption">
     <w:name w:val="Table Caption"/>
     <w:basedOn w:val="Caption"/>
     <w:pPr>
       <w:keepNext/>
     </w:pPr>
   </w:style>
-  <w:style w:customStyle="1" w:styleId="ImageCaption" w:type="paragraph">
+  <w:style w:type="paragraph" w:customStyle="1" w:styleId="ImageCaption">
     <w:name w:val="Image Caption"/>
     <w:basedOn w:val="Caption"/>
   </w:style>
-  <w:style w:customStyle="1" w:styleId="Figure" w:type="paragraph">
+  <w:style w:type="paragraph" w:customStyle="1" w:styleId="Figure">
     <w:name w:val="Figure"/>
     <w:basedOn w:val="Normal"/>
   </w:style>
-  <w:style w:customStyle="1" w:styleId="CaptionedFigure" w:type="paragraph">
+  <w:style w:type="paragraph" w:customStyle="1" w:styleId="CaptionedFigure">
     <w:name w:val="Captioned Figure"/>
     <w:basedOn w:val="Figure"/>
     <w:pPr>
       <w:keepNext/>
     </w:pPr>
   </w:style>
-  <w:style w:customStyle="1" w:styleId="BodyTextChar" w:type="character">
+  <w:style w:type="character" w:customStyle="1" w:styleId="BodyTextChar">
     <w:name w:val="Body Text Char"/>
     <w:basedOn w:val="DefaultParagraphFont"/>
     <w:link w:val="BodyText"/>
   </w:style>
-  <w:style w:customStyle="1" w:styleId="VerbatimChar" w:type="character">
+  <w:style w:type="character" w:customStyle="1" w:styleId="VerbatimChar">
     <w:name w:val="Verbatim Char"/>
     <w:basedOn w:val="BodyTextChar"/>
     <w:rPr>
-      <w:rFonts w:ascii="Consolas" w:eastAsia="맑은 고딕" w:hAnsi="Consolas"/>
-      <w:sz w:val="17"/>
+      <w:rFonts w:ascii="맑은 고딕" w:hAnsi="맑은 고딕"/>
+      <w:sz w:val="22"/>
     </w:rPr>
   </w:style>
-  <w:style w:customStyle="1" w:styleId="SectionNumber" w:type="character">
-    <w:name w:val="Section Number"/>
-    <w:basedOn w:val="BodyTextChar"/>
-  </w:style>
-  <w:style w:styleId="FootnoteReference" w:type="character">
+  <w:style w:type="character" w:styleId="FootnoteReference">
     <w:name w:val="Footnote Reference"/>
     <w:basedOn w:val="BodyTextChar"/>
     <w:rPr>
       <w:vertAlign w:val="superscript"/>
     </w:rPr>
   </w:style>
-  <w:style w:styleId="Hyperlink" w:type="character">
+  <w:style w:type="character" w:styleId="Hyperlink">
     <w:name w:val="Hyperlink"/>
     <w:basedOn w:val="BodyTextChar"/>
     <w:rPr>
-      <w:color w:themeColor="accent1" w:val="4F81BD"/>
+      <w:color w:val="4F81BD" w:themeColor="accent1"/>
     </w:rPr>
   </w:style>
-  <w:style w:styleId="TOCHeading" w:type="paragraph">
+  <w:style w:type="paragraph" w:styleId="TOCHeading">
     <w:name w:val="TOC Heading"/>
     <w:basedOn w:val="Heading1"/>
     <w:next w:val="BodyText"/>
@@ -4405,10 +5234,10 @@
       <w:outlineLvl w:val="9"/>
     </w:pPr>
     <w:rPr>
-      <w:rFonts w:asciiTheme="majorHAnsi" w:cstheme="majorBidi" w:eastAsiaTheme="majorEastAsia" w:hAnsiTheme="majorHAnsi"/>
+      <w:rFonts w:asciiTheme="majorHAnsi" w:eastAsiaTheme="majorEastAsia" w:hAnsiTheme="majorHAnsi" w:cstheme="majorBidi"/>
       <w:b w:val="0"/>
       <w:bCs w:val="0"/>
-      <w:color w:themeColor="accent1" w:themeShade="BF" w:val="365F91"/>
+      <w:color w:val="365F91" w:themeColor="accent1" w:themeShade="BF"/>
     </w:rPr>
   </w:style>
   <w:style w:type="paragraph" w:customStyle="1" w:styleId="SourceCode">
@@ -4500,10 +5329,7 @@
   <w:style w:type="character" w:customStyle="1" w:styleId="ImportTok">
     <w:name w:val="ImportTok"/>
     <w:basedOn w:val="VerbatimChar"/>
-    <w:rPr>
-      <w:color w:val="008000"/>
-      <w:b/>
-    </w:rPr>
+    <w:rPr/>
   </w:style>
   <w:style w:type="character" w:customStyle="1" w:styleId="CommentTok">
     <w:name w:val="CommentTok"/>
@@ -4578,9 +5404,7 @@
   <w:style w:type="character" w:customStyle="1" w:styleId="BuiltInTok">
     <w:name w:val="BuiltInTok"/>
     <w:basedOn w:val="VerbatimChar"/>
-    <w:rPr>
-      <w:color w:val="008000"/>
-    </w:rPr>
+    <w:rPr/>
   </w:style>
   <w:style w:type="character" w:customStyle="1" w:styleId="ExtensionTok">
     <w:name w:val="ExtensionTok"/>

--- a/구현진행_가시화도구_260826.docx
+++ b/구현진행_가시화도구_260826.docx
@@ -1034,6 +1034,300 @@
       </w:r>
       <w:r>
         <w:t xml:space="preserve">생성기는 2단계에 넣습니다 — 여기 끌어오면 전달이 밀립니다.</w:t>
+      </w:r>
+    </w:p>
+    <w:p>
+      <w:pPr>
+        <w:pStyle w:val="BlockText"/>
+      </w:pPr>
+      <w:r>
+        <w:rPr>
+          <w:b/>
+        </w:rPr>
+        <w:t xml:space="preserve">2026-08-28 진행</w:t>
+      </w:r>
+      <w:r>
+        <w:t xml:space="preserve"> </w:t>
+      </w:r>
+      <w:r>
+        <w:t xml:space="preserve">— 위 다섯 단계 중</w:t>
+      </w:r>
+      <w:r>
+        <w:t xml:space="preserve"> </w:t>
+      </w:r>
+      <w:r>
+        <w:rPr>
+          <w:b/>
+        </w:rPr>
+        <w:t xml:space="preserve">앞의</w:t>
+      </w:r>
+      <w:r>
+        <w:rPr>
+          <w:b/>
+        </w:rPr>
+        <w:t xml:space="preserve"> </w:t>
+      </w:r>
+      <w:r>
+        <w:rPr>
+          <w:b/>
+        </w:rPr>
+        <w:t xml:space="preserve">“</w:t>
+      </w:r>
+      <w:r>
+        <w:rPr>
+          <w:b/>
+        </w:rPr>
+        <w:t xml:space="preserve">발화 텍스트</w:t>
+      </w:r>
+      <w:r>
+        <w:rPr>
+          <w:b/>
+        </w:rPr>
+        <w:t xml:space="preserve">”</w:t>
+      </w:r>
+      <w:r>
+        <w:rPr>
+          <w:b/>
+        </w:rPr>
+        <w:t xml:space="preserve">까지가 실제로 동작합니다</w:t>
+      </w:r>
+      <w:r>
+        <w:t xml:space="preserve"> </w:t>
+      </w:r>
+      <w:r>
+        <w:t xml:space="preserve">(</w:t>
+      </w:r>
+      <w:r>
+        <w:rPr>
+          <w:rStyle w:val="VerbatimChar"/>
+        </w:rPr>
+        <w:t xml:space="preserve">VZ-L-01</w:t>
+      </w:r>
+      <w:r>
+        <w:t xml:space="preserve">).</w:t>
+      </w:r>
+      <w:r>
+        <w:t xml:space="preserve"> </w:t>
+      </w:r>
+      <w:r>
+        <w:t xml:space="preserve">마이크로 말하면</w:t>
+      </w:r>
+      <w:r>
+        <w:t xml:space="preserve"> </w:t>
+      </w:r>
+      <w:r>
+        <w:rPr>
+          <w:rStyle w:val="VerbatimChar"/>
+        </w:rPr>
+        <w:t xml:space="preserve">stt-lab</w:t>
+      </w:r>
+      <w:r>
+        <w:t xml:space="preserve">에서 이식한 faster-whisper가 실제로 인식하고, 인식된 문장을</w:t>
+      </w:r>
+      <w:r>
+        <w:t xml:space="preserve"> </w:t>
+      </w:r>
+      <w:r>
+        <w:t xml:space="preserve">사람이 고칠 수 있으며(</w:t>
+      </w:r>
+      <w:r>
+        <w:rPr>
+          <w:rStyle w:val="VerbatimChar"/>
+        </w:rPr>
+        <w:t xml:space="preserve">REQ-1303</w:t>
+      </w:r>
+      <w:r>
+        <w:t xml:space="preserve">), 원문과 수정본을 둘 다 보관합니다.</w:t>
+      </w:r>
+      <w:r>
+        <w:t xml:space="preserve"> </w:t>
+      </w:r>
+      <w:r>
+        <w:rPr>
+          <w:b/>
+        </w:rPr>
+        <w:t xml:space="preserve">“</w:t>
+      </w:r>
+      <w:r>
+        <w:rPr>
+          <w:b/>
+        </w:rPr>
+        <w:t xml:space="preserve">마일스톤 쪼개기</w:t>
+      </w:r>
+      <w:r>
+        <w:rPr>
+          <w:b/>
+        </w:rPr>
+        <w:t xml:space="preserve">”</w:t>
+      </w:r>
+      <w:r>
+        <w:rPr>
+          <w:b/>
+        </w:rPr>
+        <w:t xml:space="preserve">부터는 여전히 목이고 화면에</w:t>
+      </w:r>
+      <w:r>
+        <w:rPr>
+          <w:b/>
+        </w:rPr>
+        <w:t xml:space="preserve"> </w:t>
+      </w:r>
+      <w:r>
+        <w:rPr>
+          <w:rStyle w:val="VerbatimChar"/>
+          <w:b/>
+        </w:rPr>
+        <w:t xml:space="preserve">목</w:t>
+      </w:r>
+      <w:r>
+        <w:rPr>
+          <w:b/>
+        </w:rPr>
+        <w:t xml:space="preserve"> </w:t>
+      </w:r>
+      <w:r>
+        <w:rPr>
+          <w:b/>
+        </w:rPr>
+        <w:t xml:space="preserve">배지가 붙어 있습니다</w:t>
+      </w:r>
+      <w:r>
+        <w:t xml:space="preserve"> </w:t>
+      </w:r>
+      <w:r>
+        <w:t xml:space="preserve">— 로컬 LLM이</w:t>
+      </w:r>
+      <w:r>
+        <w:t xml:space="preserve"> </w:t>
+      </w:r>
+      <w:r>
+        <w:t xml:space="preserve">필요한</w:t>
+      </w:r>
+      <w:r>
+        <w:t xml:space="preserve"> </w:t>
+      </w:r>
+      <w:r>
+        <w:rPr>
+          <w:rStyle w:val="VerbatimChar"/>
+        </w:rPr>
+        <w:t xml:space="preserve">VZ-G-01</w:t>
+      </w:r>
+      <w:r>
+        <w:t xml:space="preserve">·</w:t>
+      </w:r>
+      <w:r>
+        <w:rPr>
+          <w:rStyle w:val="VerbatimChar"/>
+        </w:rPr>
+        <w:t xml:space="preserve">VZ-G-02</w:t>
+      </w:r>
+      <w:r>
+        <w:t xml:space="preserve"> </w:t>
+      </w:r>
+      <w:r>
+        <w:t xml:space="preserve">구간입니다. 다섯 칸을 한 번에 채우면</w:t>
+      </w:r>
+      <w:r>
+        <w:t xml:space="preserve"> </w:t>
+      </w:r>
+      <w:r>
+        <w:t xml:space="preserve">“</w:t>
+      </w:r>
+      <w:r>
+        <w:t xml:space="preserve">인식이 나쁜 건지</w:t>
+      </w:r>
+      <w:r>
+        <w:t xml:space="preserve"> </w:t>
+      </w:r>
+      <w:r>
+        <w:t xml:space="preserve">해석이 나쁜 건지</w:t>
+      </w:r>
+      <w:r>
+        <w:t xml:space="preserve">”</w:t>
+      </w:r>
+      <w:r>
+        <w:t xml:space="preserve">를 가를 수 없어서 일부러 나눴습니다.</w:t>
+      </w:r>
+      <w:r>
+        <w:t xml:space="preserve"> </w:t>
+      </w:r>
+      <w:r>
+        <w:t xml:space="preserve">신뢰도 임계값은</w:t>
+      </w:r>
+      <w:r>
+        <w:t xml:space="preserve"> </w:t>
+      </w:r>
+      <w:r>
+        <w:rPr>
+          <w:b/>
+        </w:rPr>
+        <w:t xml:space="preserve">아직 정하지 않았습니다</w:t>
+      </w:r>
+      <w:r>
+        <w:t xml:space="preserve">(</w:t>
+      </w:r>
+      <w:r>
+        <w:rPr>
+          <w:rStyle w:val="VerbatimChar"/>
+        </w:rPr>
+        <w:t xml:space="preserve">VZ-L-03</w:t>
+      </w:r>
+      <w:r>
+        <w:t xml:space="preserve">). 판정이 일어나는 지점만 만들어 두고</w:t>
+      </w:r>
+      <w:r>
+        <w:t xml:space="preserve"> </w:t>
+      </w:r>
+      <w:r>
+        <w:t xml:space="preserve">값은 설정 한 곳으로 뺐으며, 화면에</w:t>
+      </w:r>
+      <w:r>
+        <w:t xml:space="preserve"> </w:t>
+      </w:r>
+      <w:r>
+        <w:t xml:space="preserve">“</w:t>
+      </w:r>
+      <w:r>
+        <w:t xml:space="preserve">잠정 — 실측 미완</w:t>
+      </w:r>
+      <w:r>
+        <w:t xml:space="preserve">”</w:t>
+      </w:r>
+      <w:r>
+        <w:t xml:space="preserve">이라고 적혀 있습니다.</w:t>
+      </w:r>
+      <w:r>
+        <w:t xml:space="preserve"> </w:t>
+      </w:r>
+      <w:r>
+        <w:t xml:space="preserve">자세한 것은</w:t>
+      </w:r>
+      <w:r>
+        <w:t xml:space="preserve"> </w:t>
+      </w:r>
+      <w:r>
+        <w:rPr>
+          <w:rStyle w:val="VerbatimChar"/>
+        </w:rPr>
+        <w:t xml:space="preserve">기술스택_가시화도구_260826.md</w:t>
+      </w:r>
+      <w:r>
+        <w:t xml:space="preserve"> </w:t>
+      </w:r>
+      <w:r>
+        <w:t xml:space="preserve">§8과</w:t>
+      </w:r>
+      <w:r>
+        <w:t xml:space="preserve"> </w:t>
+      </w:r>
+      <w:r>
+        <w:rPr>
+          <w:rStyle w:val="VerbatimChar"/>
+        </w:rPr>
+        <w:t xml:space="preserve">reports/2026-08-28_1620_STT이식.md</w:t>
+      </w:r>
+      <w:r>
+        <w:t xml:space="preserve">.</w:t>
       </w:r>
     </w:p>
     <w:p>

--- a/구현진행_가시화도구_260826.docx
+++ b/구현진행_가시화도구_260826.docx
@@ -28,15 +28,14 @@
         </w:p>
       </w:sdtContent>
     </w:sdt>
+    <w:bookmarkStart w:id="20" w:name="가시화-도구-구현-진행-계획"/>
     <w:p>
       <w:pPr>
         <w:pStyle w:val="Heading1"/>
       </w:pPr>
-      <w:bookmarkStart w:id="20" w:name="가시화-도구-구현-진행-계획"/>
       <w:r>
         <w:t xml:space="preserve">가시화 도구 구현 진행 계획</w:t>
       </w:r>
-      <w:bookmarkEnd w:id="20"/>
     </w:p>
     <w:p>
       <w:pPr>
@@ -44,6 +43,7 @@
       </w:pPr>
       <w:r>
         <w:rPr>
+          <w:bCs/>
           <w:b/>
         </w:rPr>
         <w:t xml:space="preserve">작성</w:t>
@@ -56,6 +56,7 @@
       </w:r>
       <w:r>
         <w:rPr>
+          <w:bCs/>
           <w:b/>
         </w:rPr>
         <w:t xml:space="preserve">범위</w:t>
@@ -68,6 +69,7 @@
       </w:r>
       <w:r>
         <w:rPr>
+          <w:bCs/>
           <w:b/>
         </w:rPr>
         <w:t xml:space="preserve">가시화 도구를 어떻게 만들 것인가만</w:t>
@@ -113,6 +115,7 @@
       </w:r>
       <w:r>
         <w:rPr>
+          <w:bCs/>
           <w:b/>
         </w:rPr>
         <w:t xml:space="preserve">근거</w:t>
@@ -148,6 +151,7 @@
       </w:r>
       <w:r>
         <w:rPr>
+          <w:bCs/>
           <w:b/>
         </w:rPr>
         <w:t xml:space="preserve">읽고 바로 이해되는 것</w:t>
@@ -159,22 +163,138 @@
         <w:t xml:space="preserve"> </w:t>
       </w:r>
       <w:r>
-        <w:t xml:space="preserve">기술 스택 문서로 넘겼다. 여기서는</w:t>
-      </w:r>
-      <w:r>
-        <w:t xml:space="preserve"> </w:t>
-      </w:r>
-      <w:r>
-        <w:t xml:space="preserve">“</w:t>
-      </w:r>
-      <w:r>
-        <w:t xml:space="preserve">무엇을, 왜, 어떤 순서로, 언제까지</w:t>
-      </w:r>
-      <w:r>
-        <w:t xml:space="preserve">”</w:t>
-      </w:r>
-      <w:r>
-        <w:t xml:space="preserve">만 본다.</w:t>
+        <w:t xml:space="preserve">기술 스택 문서로 넘겼다. 여기서는 "무엇을, 왜, 어떤 순서로, 언제까지"만 본다.</w:t>
+      </w:r>
+    </w:p>
+    <w:p>
+      <w:pPr>
+        <w:pStyle w:val="BlockText"/>
+      </w:pPr>
+      <w:r>
+        <w:rPr>
+          <w:bCs/>
+          <w:b/>
+        </w:rPr>
+        <w:t xml:space="preserve">2026-09-03 (v1.1) — 최종 모습이 바뀌었다. 탭이 없어진다.</w:t>
+      </w:r>
+      <w:r>
+        <w:t xml:space="preserve"> </w:t>
+      </w:r>
+      <w:r>
+        <w:t xml:space="preserve">탭 다섯을</w:t>
+      </w:r>
+      <w:r>
+        <w:t xml:space="preserve"> </w:t>
+      </w:r>
+      <w:r>
+        <w:rPr>
+          <w:bCs/>
+          <w:b/>
+        </w:rPr>
+        <w:t xml:space="preserve">노드 캔버스 하나</w:t>
+      </w:r>
+      <w:r>
+        <w:t xml:space="preserve">로 합친다. 이식해 온 화면들은 사라지지 않고</w:t>
+      </w:r>
+      <w:r>
+        <w:t xml:space="preserve"> </w:t>
+      </w:r>
+      <w:r>
+        <w:rPr>
+          <w:bCs/>
+          <w:b/>
+        </w:rPr>
+        <w:t xml:space="preserve">뷰 노드</w:t>
+      </w:r>
+      <w:r>
+        <w:t xml:space="preserve">가 되어</w:t>
+      </w:r>
+      <w:r>
+        <w:t xml:space="preserve"> </w:t>
+      </w:r>
+      <w:r>
+        <w:t xml:space="preserve">캔버스 안으로 들어와, 원하는 서브태스크에 선으로 이어진다. 요구사항 45 →</w:t>
+      </w:r>
+      <w:r>
+        <w:t xml:space="preserve"> </w:t>
+      </w:r>
+      <w:r>
+        <w:rPr>
+          <w:bCs/>
+          <w:b/>
+        </w:rPr>
+        <w:t xml:space="preserve">50건</w:t>
+      </w:r>
+      <w:r>
+        <w:t xml:space="preserve">, 삭제 0건.</w:t>
+      </w:r>
+      <w:r>
+        <w:t xml:space="preserve"> </w:t>
+      </w:r>
+      <w:r>
+        <w:rPr>
+          <w:bCs/>
+          <w:b/>
+        </w:rPr>
+        <w:t xml:space="preserve">§6-6의 「탭 6개짜리 한 앱」은 그때의 계획이다</w:t>
+      </w:r>
+      <w:r>
+        <w:t xml:space="preserve"> </w:t>
+      </w:r>
+      <w:r>
+        <w:t xml:space="preserve">— 아래 §6-6 끝에 바뀐 그림을 적어 두었다.</w:t>
+      </w:r>
+      <w:r>
+        <w:t xml:space="preserve"> </w:t>
+      </w:r>
+      <w:r>
+        <w:t xml:space="preserve">§3~§5(무엇을 만드는가 · 순서 · HCI 협업)와 §6-1~6-5(화면 다섯)는</w:t>
+      </w:r>
+      <w:r>
+        <w:t xml:space="preserve"> </w:t>
+      </w:r>
+      <w:r>
+        <w:rPr>
+          <w:bCs/>
+          <w:b/>
+        </w:rPr>
+        <w:t xml:space="preserve">탭①의 화면</w:t>
+      </w:r>
+      <w:r>
+        <w:t xml:space="preserve">이라</w:t>
+      </w:r>
+      <w:r>
+        <w:t xml:space="preserve"> </w:t>
+      </w:r>
+      <w:r>
+        <w:t xml:space="preserve">지금도 그대로 유효하다. 자세한 것은</w:t>
+      </w:r>
+      <w:r>
+        <w:t xml:space="preserve"> </w:t>
+      </w:r>
+      <w:r>
+        <w:rPr>
+          <w:rStyle w:val="VerbatimChar"/>
+        </w:rPr>
+        <w:t xml:space="preserve">요구사항정의서.md</w:t>
+      </w:r>
+      <w:r>
+        <w:t xml:space="preserve"> </w:t>
+      </w:r>
+      <w:r>
+        <w:t xml:space="preserve">§3.1(v1.1)과</w:t>
+      </w:r>
+      <w:r>
+        <w:t xml:space="preserve"> </w:t>
+      </w:r>
+      <w:r>
+        <w:rPr>
+          <w:rStyle w:val="VerbatimChar"/>
+        </w:rPr>
+        <w:t xml:space="preserve">작업프롬프트_노드통합_260903.md</w:t>
+      </w:r>
+      <w:r>
+        <w:t xml:space="preserve">.</w:t>
       </w:r>
     </w:p>
     <w:p>
@@ -184,15 +304,15 @@
         </w:pict>
       </w:r>
     </w:p>
+    <w:bookmarkEnd w:id="20"/>
+    <w:bookmarkStart w:id="21" w:name="Xfbe966383471e4633f009fc0ce40b5585910489"/>
     <w:p>
       <w:pPr>
         <w:pStyle w:val="Heading1"/>
       </w:pPr>
-      <w:bookmarkStart w:id="21" w:name="한-문단-요약"/>
       <w:r>
         <w:t xml:space="preserve">1. 한 문단 요약</w:t>
       </w:r>
-      <w:bookmarkEnd w:id="21"/>
     </w:p>
     <w:p>
       <w:pPr>
@@ -206,6 +326,7 @@
       </w:r>
       <w:r>
         <w:rPr>
+          <w:bCs/>
           <w:b/>
         </w:rPr>
         <w:t xml:space="preserve">어디서 왜 틀어졌는지 사람이 눈으로 따라갈 수 있는 도구</w:t>
@@ -233,25 +354,24 @@
         </w:pict>
       </w:r>
     </w:p>
+    <w:bookmarkEnd w:id="21"/>
+    <w:bookmarkStart w:id="26" w:name="Xc26d482194f1e3efc2cac7b4c2e91da61dab1c0"/>
     <w:p>
       <w:pPr>
         <w:pStyle w:val="Heading1"/>
       </w:pPr>
-      <w:bookmarkStart w:id="22" w:name="왜-새로-만드는가-기존-프로토타입은-그대로-둔다"/>
       <w:r>
         <w:t xml:space="preserve">2. 왜 새로 만드는가 — 기존 프로토타입은 그대로 둔다</w:t>
       </w:r>
-      <w:bookmarkEnd w:id="22"/>
-    </w:p>
+    </w:p>
+    <w:bookmarkStart w:id="22" w:name="X9bbeeea7d33873f65189c76373d9047fee79762"/>
     <w:p>
       <w:pPr>
         <w:pStyle w:val="Heading2"/>
       </w:pPr>
-      <w:bookmarkStart w:id="23" w:name="결정"/>
       <w:r>
         <w:t xml:space="preserve">2-1. 결정</w:t>
       </w:r>
-      <w:bookmarkEnd w:id="23"/>
     </w:p>
     <w:p>
       <w:pPr>
@@ -259,12 +379,14 @@
       </w:pPr>
       <w:r>
         <w:rPr>
+          <w:bCs/>
           <w:b/>
         </w:rPr>
         <w:t xml:space="preserve">새 폴더에서 새로 만든다. 기존</w:t>
       </w:r>
       <w:r>
         <w:rPr>
+          <w:bCs/>
           <w:b/>
         </w:rPr>
         <w:t xml:space="preserve"> </w:t>
@@ -272,12 +394,14 @@
       <w:r>
         <w:rPr>
           <w:rStyle w:val="VerbatimChar"/>
+          <w:bCs/>
           <w:b/>
         </w:rPr>
         <w:t xml:space="preserve">web-dashboard/</w:t>
       </w:r>
       <w:r>
         <w:rPr>
+          <w:bCs/>
           <w:b/>
         </w:rPr>
         <w:t xml:space="preserve">는 손대지 않고 그대로 남긴다.</w:t>
@@ -289,15 +413,15 @@
         <w:t xml:space="preserve">필요한 부분만 골라 옮겨 온다.</w:t>
       </w:r>
     </w:p>
+    <w:bookmarkEnd w:id="22"/>
+    <w:bookmarkStart w:id="23" w:name="X1698c1d1ee7f8855573b58246b781c5329144d3"/>
     <w:p>
       <w:pPr>
         <w:pStyle w:val="Heading2"/>
       </w:pPr>
-      <w:bookmarkStart w:id="24" w:name="왜-얹지-않고-새로-만드는가"/>
       <w:r>
         <w:t xml:space="preserve">2-2. 왜 얹지 않고 새로 만드는가</w:t>
       </w:r>
-      <w:bookmarkEnd w:id="24"/>
     </w:p>
     <w:p>
       <w:pPr>
@@ -311,21 +435,10 @@
       </w:r>
       <w:r>
         <w:rPr>
-          <w:b/>
-        </w:rPr>
-        <w:t xml:space="preserve">“</w:t>
-      </w:r>
-      <w:r>
-        <w:rPr>
-          <w:b/>
-        </w:rPr>
-        <w:t xml:space="preserve">장치 상태를 실시간으로 보여주는 관제 화면</w:t>
-      </w:r>
-      <w:r>
-        <w:rPr>
-          <w:b/>
-        </w:rPr>
-        <w:t xml:space="preserve">”</w:t>
+          <w:bCs/>
+          <w:b/>
+        </w:rPr>
+        <w:t xml:space="preserve">"장치 상태를 실시간으로 보여주는 관제 화면"</w:t>
       </w:r>
       <w:r>
         <w:t xml:space="preserve"> </w:t>
@@ -344,21 +457,10 @@
       </w:r>
       <w:r>
         <w:rPr>
-          <w:b/>
-        </w:rPr>
-        <w:t xml:space="preserve">“</w:t>
-      </w:r>
-      <w:r>
-        <w:rPr>
-          <w:b/>
-        </w:rPr>
-        <w:t xml:space="preserve">임무 실행 기록을 되짚어 실패를 찾는 도구</w:t>
-      </w:r>
-      <w:r>
-        <w:rPr>
-          <w:b/>
-        </w:rPr>
-        <w:t xml:space="preserve">”</w:t>
+          <w:bCs/>
+          <w:b/>
+        </w:rPr>
+        <w:t xml:space="preserve">"임무 실행 기록을 되짚어 실패를 찾는 도구"</w:t>
       </w:r>
       <w:r>
         <w:t xml:space="preserve"> </w:t>
@@ -376,30 +478,29 @@
     <w:tbl>
       <w:tblPr>
         <w:tblStyle w:val="Table"/>
-        <w:tblW w:type="pct" w:w="0.0"/>
-        <w:tblLook w:firstRow="1"/>
+        <w:tblW w:type="auto" w:w="0"/>
+        <w:tblLook w:firstRow="1" w:lastRow="0" w:firstColumn="0" w:lastColumn="0" w:noHBand="0" w:noVBand="0" w:val="0020"/>
+        <w:jc w:val="start"/>
       </w:tblPr>
-      <w:tblGrid/>
+      <w:tblGrid>
+        <w:gridCol w:w="2640"/>
+        <w:gridCol w:w="2640"/>
+        <w:gridCol w:w="2640"/>
+      </w:tblGrid>
       <w:tr>
         <w:trPr>
-          <w:cnfStyle w:firstRow="1"/>
+          <w:tblHeader w:val="true"/>
         </w:trPr>
         <w:tc>
-          <w:tcPr>
-            <w:tcBorders>
-              <w:bottom w:val="single"/>
-            </w:tcBorders>
-            <w:vAlign w:val="bottom"/>
-          </w:tcPr>
-          <w:p/>
-        </w:tc>
-        <w:tc>
-          <w:tcPr>
-            <w:tcBorders>
-              <w:bottom w:val="single"/>
-            </w:tcBorders>
-            <w:vAlign w:val="bottom"/>
-          </w:tcPr>
+          <w:tcPr/>
+          <w:p>
+            <w:pPr>
+              <w:pStyle w:val="Compact"/>
+            </w:pPr>
+          </w:p>
+        </w:tc>
+        <w:tc>
+          <w:tcPr/>
           <w:p>
             <w:pPr>
               <w:pStyle w:val="Compact"/>
@@ -411,12 +512,7 @@
           </w:p>
         </w:tc>
         <w:tc>
-          <w:tcPr>
-            <w:tcBorders>
-              <w:bottom w:val="single"/>
-            </w:tcBorders>
-            <w:vAlign w:val="bottom"/>
-          </w:tcPr>
+          <w:tcPr/>
           <w:p>
             <w:pPr>
               <w:pStyle w:val="Compact"/>
@@ -430,6 +526,7 @@
       </w:tr>
       <w:tr>
         <w:tc>
+          <w:tcPr/>
           <w:p>
             <w:pPr>
               <w:pStyle w:val="Compact"/>
@@ -441,6 +538,7 @@
           </w:p>
         </w:tc>
         <w:tc>
+          <w:tcPr/>
           <w:p>
             <w:pPr>
               <w:pStyle w:val="Compact"/>
@@ -452,6 +550,7 @@
           </w:p>
         </w:tc>
         <w:tc>
+          <w:tcPr/>
           <w:p>
             <w:pPr>
               <w:pStyle w:val="Compact"/>
@@ -465,6 +564,7 @@
       </w:tr>
       <w:tr>
         <w:tc>
+          <w:tcPr/>
           <w:p>
             <w:pPr>
               <w:pStyle w:val="Compact"/>
@@ -476,6 +576,7 @@
           </w:p>
         </w:tc>
         <w:tc>
+          <w:tcPr/>
           <w:p>
             <w:pPr>
               <w:pStyle w:val="Compact"/>
@@ -487,6 +588,7 @@
           </w:p>
         </w:tc>
         <w:tc>
+          <w:tcPr/>
           <w:p>
             <w:pPr>
               <w:pStyle w:val="Compact"/>
@@ -494,6 +596,7 @@
             </w:pPr>
             <w:r>
               <w:rPr>
+                <w:bCs/>
                 <w:b/>
               </w:rPr>
               <w:t xml:space="preserve">모든 시점을 되감을 수 있어야 한다</w:t>
@@ -503,6 +606,7 @@
       </w:tr>
       <w:tr>
         <w:tc>
+          <w:tcPr/>
           <w:p>
             <w:pPr>
               <w:pStyle w:val="Compact"/>
@@ -514,6 +618,7 @@
           </w:p>
         </w:tc>
         <w:tc>
+          <w:tcPr/>
           <w:p>
             <w:pPr>
               <w:pStyle w:val="Compact"/>
@@ -525,6 +630,7 @@
           </w:p>
         </w:tc>
         <w:tc>
+          <w:tcPr/>
           <w:p>
             <w:pPr>
               <w:pStyle w:val="Compact"/>
@@ -538,6 +644,7 @@
       </w:tr>
       <w:tr>
         <w:tc>
+          <w:tcPr/>
           <w:p>
             <w:pPr>
               <w:pStyle w:val="Compact"/>
@@ -549,39 +656,36 @@
           </w:p>
         </w:tc>
         <w:tc>
-          <w:p>
-            <w:pPr>
-              <w:pStyle w:val="Compact"/>
-              <w:jc w:val="left"/>
-            </w:pPr>
-            <w:r>
-              <w:t xml:space="preserve">“</w:t>
-            </w:r>
-            <w:r>
-              <w:t xml:space="preserve">지금 정상인가?</w:t>
-            </w:r>
-            <w:r>
-              <w:t xml:space="preserve">”</w:t>
-            </w:r>
-          </w:p>
-        </w:tc>
-        <w:tc>
-          <w:p>
-            <w:pPr>
-              <w:pStyle w:val="Compact"/>
-              <w:jc w:val="left"/>
-            </w:pPr>
-            <w:r>
-              <w:t xml:space="preserve">“</w:t>
+          <w:tcPr/>
+          <w:p>
+            <w:pPr>
+              <w:pStyle w:val="Compact"/>
+              <w:jc w:val="left"/>
+            </w:pPr>
+            <w:r>
+              <w:t xml:space="preserve">"지금 정상인가?"</w:t>
+            </w:r>
+          </w:p>
+        </w:tc>
+        <w:tc>
+          <w:tcPr/>
+          <w:p>
+            <w:pPr>
+              <w:pStyle w:val="Compact"/>
+              <w:jc w:val="left"/>
+            </w:pPr>
+            <w:r>
+              <w:t xml:space="preserve">"</w:t>
             </w:r>
             <w:r>
               <w:rPr>
+                <w:bCs/>
                 <w:b/>
               </w:rPr>
               <w:t xml:space="preserve">왜 실패했는가?</w:t>
             </w:r>
             <w:r>
-              <w:t xml:space="preserve">”</w:t>
+              <w:t xml:space="preserve">"</w:t>
             </w:r>
           </w:p>
         </w:tc>
@@ -605,20 +709,21 @@
       </w:r>
       <w:r>
         <w:rPr>
+          <w:bCs/>
           <w:b/>
         </w:rPr>
         <w:t xml:space="preserve">그대로 두는 편이 안전하다.</w:t>
       </w:r>
     </w:p>
+    <w:bookmarkEnd w:id="23"/>
+    <w:bookmarkStart w:id="24" w:name="Xab28d97b1d59d0f56bccc0c23a3e17721fad961"/>
     <w:p>
       <w:pPr>
         <w:pStyle w:val="Heading2"/>
       </w:pPr>
-      <w:bookmarkStart w:id="25" w:name="그러면-기존-코드는-버리는가-아니다"/>
       <w:r>
         <w:t xml:space="preserve">2-3. 그러면 기존 코드는 버리는가 — 아니다</w:t>
       </w:r>
-      <w:bookmarkEnd w:id="25"/>
     </w:p>
     <w:p>
       <w:pPr>
@@ -626,6 +731,7 @@
       </w:pPr>
       <w:r>
         <w:rPr>
+          <w:bCs/>
           <w:b/>
         </w:rPr>
         <w:t xml:space="preserve">쓸 수 있는 것은 옮겨 온다.</w:t>
@@ -647,6 +753,7 @@
       </w:pPr>
       <w:r>
         <w:rPr>
+          <w:bCs/>
           <w:b/>
         </w:rPr>
         <w:t xml:space="preserve">백엔드와 통신하는 부분</w:t>
@@ -668,6 +775,7 @@
       </w:pPr>
       <w:r>
         <w:rPr>
+          <w:bCs/>
           <w:b/>
         </w:rPr>
         <w:t xml:space="preserve">명령을 내리고 응답을 짝지어 추적하는 부분</w:t>
@@ -676,25 +784,7 @@
         <w:t xml:space="preserve"> </w:t>
       </w:r>
       <w:r>
-        <w:t xml:space="preserve">— 화면에서</w:t>
-      </w:r>
-      <w:r>
-        <w:t xml:space="preserve"> </w:t>
-      </w:r>
-      <w:r>
-        <w:t xml:space="preserve">“</w:t>
-      </w:r>
-      <w:r>
-        <w:t xml:space="preserve">재실행</w:t>
-      </w:r>
-      <w:r>
-        <w:t xml:space="preserve">”</w:t>
-      </w:r>
-      <w:r>
-        <w:t xml:space="preserve"> </w:t>
-      </w:r>
-      <w:r>
-        <w:t xml:space="preserve">버튼을 만들 때 그대로 쓴다.</w:t>
+        <w:t xml:space="preserve">— 화면에서 "재실행" 버튼을 만들 때 그대로 쓴다.</w:t>
       </w:r>
     </w:p>
     <w:p>
@@ -707,6 +797,7 @@
       </w:pPr>
       <w:r>
         <w:rPr>
+          <w:bCs/>
           <w:b/>
         </w:rPr>
         <w:t xml:space="preserve">계약 파일(스키마)과 검증 방식</w:t>
@@ -736,6 +827,7 @@
       </w:r>
       <w:r>
         <w:rPr>
+          <w:bCs/>
           <w:b/>
         </w:rPr>
         <w:t xml:space="preserve">기술 스택 문서에 파일 단위로 정리</w:t>
@@ -744,15 +836,15 @@
         <w:t xml:space="preserve">해 두었다.</w:t>
       </w:r>
     </w:p>
+    <w:bookmarkEnd w:id="24"/>
+    <w:bookmarkStart w:id="25" w:name="Xe47921ff2c7f00175ba3e59b6183cea5606b48c"/>
     <w:p>
       <w:pPr>
         <w:pStyle w:val="Heading2"/>
       </w:pPr>
-      <w:bookmarkStart w:id="26" w:name="옮길-때-지키는-규칙-셋"/>
       <w:r>
         <w:t xml:space="preserve">2-4. 옮길 때 지키는 규칙 셋</w:t>
       </w:r>
-      <w:bookmarkEnd w:id="26"/>
     </w:p>
     <w:p>
       <w:pPr>
@@ -764,6 +856,7 @@
       </w:pPr>
       <w:r>
         <w:rPr>
+          <w:bCs/>
           <w:b/>
         </w:rPr>
         <w:t xml:space="preserve">원본을 고치지 않는다.</w:t>
@@ -791,6 +884,7 @@
       </w:pPr>
       <w:r>
         <w:rPr>
+          <w:bCs/>
           <w:b/>
         </w:rPr>
         <w:t xml:space="preserve">기존 검증 5종은 계속 통과해야 한다.</w:t>
@@ -818,6 +912,7 @@
       </w:pPr>
       <w:r>
         <w:rPr>
+          <w:bCs/>
           <w:b/>
         </w:rPr>
         <w:t xml:space="preserve">복사한 파일의 출처를 파일 맨 위에 적는다.</w:t>
@@ -842,15 +937,16 @@
         </w:pict>
       </w:r>
     </w:p>
+    <w:bookmarkEnd w:id="25"/>
+    <w:bookmarkEnd w:id="26"/>
+    <w:bookmarkStart w:id="34" w:name="X158a439a4c6878c71d5718108bffd4cc266fa15"/>
     <w:p>
       <w:pPr>
         <w:pStyle w:val="Heading1"/>
       </w:pPr>
-      <w:bookmarkStart w:id="27" w:name="무엇을-만드는가-일곱-덩어리"/>
       <w:r>
         <w:t xml:space="preserve">3. 무엇을 만드는가 — 일곱 덩어리</w:t>
       </w:r>
-      <w:bookmarkEnd w:id="27"/>
     </w:p>
     <w:p>
       <w:pPr>
@@ -858,6 +954,7 @@
       </w:pPr>
       <w:r>
         <w:rPr>
+          <w:bCs/>
           <w:b/>
         </w:rPr>
         <w:t xml:space="preserve">2026-08-27 추가</w:t>
@@ -873,6 +970,7 @@
       </w:r>
       <w:r>
         <w:rPr>
+          <w:bCs/>
           <w:b/>
         </w:rPr>
         <w:t xml:space="preserve">임무를 만드는 일(3-0)을 우리가 가져왔습니다.</w:t>
@@ -881,28 +979,14 @@
         <w:t xml:space="preserve"> </w:t>
       </w:r>
       <w:r>
-        <w:t xml:space="preserve">원래는</w:t>
-      </w:r>
-      <w:r>
-        <w:t xml:space="preserve"> </w:t>
-      </w:r>
-      <w:r>
-        <w:t xml:space="preserve">“</w:t>
-      </w:r>
-      <w:r>
-        <w:t xml:space="preserve">AI가 만든 것을 받아서 그린다</w:t>
-      </w:r>
-      <w:r>
-        <w:t xml:space="preserve">”</w:t>
-      </w:r>
-      <w:r>
-        <w:t xml:space="preserve">였는데, 이제</w:t>
-      </w:r>
-      <w:r>
-        <w:t xml:space="preserve"> </w:t>
-      </w:r>
-      <w:r>
-        <w:rPr>
+        <w:t xml:space="preserve">원래는 "AI가 만든 것을 받아서 그린다"였는데, 이제</w:t>
+      </w:r>
+      <w:r>
+        <w:t xml:space="preserve"> </w:t>
+      </w:r>
+      <w:r>
+        <w:rPr>
+          <w:bCs/>
           <w:b/>
         </w:rPr>
         <w:t xml:space="preserve">만드는 것부터 되짚는 것까지 한 레이어</w:t>
@@ -911,11 +995,11 @@
         <w:t xml:space="preserve">입니다.</w:t>
       </w:r>
     </w:p>
+    <w:bookmarkStart w:id="27" w:name="X45268f37efea933c6804f1b1c8f24756f567b29"/>
     <w:p>
       <w:pPr>
         <w:pStyle w:val="Heading2"/>
       </w:pPr>
-      <w:bookmarkStart w:id="28" w:name="임무-생성-신규-인수"/>
       <w:r>
         <w:t xml:space="preserve">3-0. 임무 생성</w:t>
       </w:r>
@@ -924,11 +1008,11 @@
       </w:r>
       <w:r>
         <w:rPr>
+          <w:iCs/>
           <w:i/>
         </w:rPr>
         <w:t xml:space="preserve">(신규 인수)</w:t>
       </w:r>
-      <w:bookmarkEnd w:id="28"/>
     </w:p>
     <w:p>
       <w:pPr>
@@ -961,6 +1045,7 @@
       </w:r>
       <w:r>
         <w:rPr>
+          <w:bCs/>
           <w:b/>
         </w:rPr>
         <w:t xml:space="preserve">다만 만드는 쪽과 검사하는 쪽은 코드를 나눕니다</w:t>
@@ -996,6 +1081,7 @@
       </w:r>
       <w:r>
         <w:rPr>
+          <w:bCs/>
           <w:b/>
         </w:rPr>
         <w:t xml:space="preserve">LLM이 없으면 생성만 멈추고 나머지는 계속 돌아야</w:t>
@@ -1013,6 +1099,7 @@
       </w:pPr>
       <w:r>
         <w:rPr>
+          <w:bCs/>
           <w:b/>
         </w:rPr>
         <w:t xml:space="preserve">일정에 주는 영향</w:t>
@@ -1025,6 +1112,7 @@
       </w:r>
       <w:r>
         <w:rPr>
+          <w:bCs/>
           <w:b/>
         </w:rPr>
         <w:t xml:space="preserve">그대로 목 데이터로 갑니다.</w:t>
@@ -1042,6 +1130,7 @@
       </w:pPr>
       <w:r>
         <w:rPr>
+          <w:bCs/>
           <w:b/>
         </w:rPr>
         <w:t xml:space="preserve">2026-08-28 진행</w:t>
@@ -1057,39 +1146,10 @@
       </w:r>
       <w:r>
         <w:rPr>
-          <w:b/>
-        </w:rPr>
-        <w:t xml:space="preserve">앞의</w:t>
-      </w:r>
-      <w:r>
-        <w:rPr>
-          <w:b/>
-        </w:rPr>
-        <w:t xml:space="preserve"> </w:t>
-      </w:r>
-      <w:r>
-        <w:rPr>
-          <w:b/>
-        </w:rPr>
-        <w:t xml:space="preserve">“</w:t>
-      </w:r>
-      <w:r>
-        <w:rPr>
-          <w:b/>
-        </w:rPr>
-        <w:t xml:space="preserve">발화 텍스트</w:t>
-      </w:r>
-      <w:r>
-        <w:rPr>
-          <w:b/>
-        </w:rPr>
-        <w:t xml:space="preserve">”</w:t>
-      </w:r>
-      <w:r>
-        <w:rPr>
-          <w:b/>
-        </w:rPr>
-        <w:t xml:space="preserve">까지가 실제로 동작합니다</w:t>
+          <w:bCs/>
+          <w:b/>
+        </w:rPr>
+        <w:t xml:space="preserve">앞의 "발화 텍스트"까지가 실제로 동작합니다</w:t>
       </w:r>
       <w:r>
         <w:t xml:space="preserve"> </w:t>
@@ -1144,30 +1204,14 @@
       </w:r>
       <w:r>
         <w:rPr>
-          <w:b/>
-        </w:rPr>
-        <w:t xml:space="preserve">“</w:t>
-      </w:r>
-      <w:r>
-        <w:rPr>
-          <w:b/>
-        </w:rPr>
-        <w:t xml:space="preserve">마일스톤 쪼개기</w:t>
-      </w:r>
-      <w:r>
-        <w:rPr>
-          <w:b/>
-        </w:rPr>
-        <w:t xml:space="preserve">”</w:t>
-      </w:r>
-      <w:r>
-        <w:rPr>
-          <w:b/>
-        </w:rPr>
-        <w:t xml:space="preserve">부터는 여전히 목이고 화면에</w:t>
-      </w:r>
-      <w:r>
-        <w:rPr>
+          <w:bCs/>
+          <w:b/>
+        </w:rPr>
+        <w:t xml:space="preserve">"마일스톤 쪼개기"부터는 여전히 목이고 화면에</w:t>
+      </w:r>
+      <w:r>
+        <w:rPr>
+          <w:bCs/>
           <w:b/>
         </w:rPr>
         <w:t xml:space="preserve"> </w:t>
@@ -1175,18 +1219,21 @@
       <w:r>
         <w:rPr>
           <w:rStyle w:val="VerbatimChar"/>
+          <w:bCs/>
           <w:b/>
         </w:rPr>
         <w:t xml:space="preserve">목</w:t>
       </w:r>
       <w:r>
         <w:rPr>
-          <w:b/>
-        </w:rPr>
-        <w:t xml:space="preserve"> </w:t>
-      </w:r>
-      <w:r>
-        <w:rPr>
+          <w:bCs/>
+          <w:b/>
+        </w:rPr>
+        <w:t xml:space="preserve"> </w:t>
+      </w:r>
+      <w:r>
+        <w:rPr>
+          <w:bCs/>
           <w:b/>
         </w:rPr>
         <w:t xml:space="preserve">배지가 붙어 있습니다</w:t>
@@ -1225,28 +1272,13 @@
         <w:t xml:space="preserve"> </w:t>
       </w:r>
       <w:r>
-        <w:t xml:space="preserve">구간입니다. 다섯 칸을 한 번에 채우면</w:t>
-      </w:r>
-      <w:r>
-        <w:t xml:space="preserve"> </w:t>
-      </w:r>
-      <w:r>
-        <w:t xml:space="preserve">“</w:t>
-      </w:r>
-      <w:r>
-        <w:t xml:space="preserve">인식이 나쁜 건지</w:t>
-      </w:r>
-      <w:r>
-        <w:t xml:space="preserve"> </w:t>
-      </w:r>
-      <w:r>
-        <w:t xml:space="preserve">해석이 나쁜 건지</w:t>
-      </w:r>
-      <w:r>
-        <w:t xml:space="preserve">”</w:t>
-      </w:r>
-      <w:r>
-        <w:t xml:space="preserve">를 가를 수 없어서 일부러 나눴습니다.</w:t>
+        <w:t xml:space="preserve">구간입니다. 다섯 칸을 한 번에 채우면 "인식이 나쁜 건지</w:t>
+      </w:r>
+      <w:r>
+        <w:t xml:space="preserve"> </w:t>
+      </w:r>
+      <w:r>
+        <w:t xml:space="preserve">해석이 나쁜 건지"를 가를 수 없어서 일부러 나눴습니다.</w:t>
       </w:r>
       <w:r>
         <w:t xml:space="preserve"> </w:t>
@@ -1259,6 +1291,7 @@
       </w:r>
       <w:r>
         <w:rPr>
+          <w:bCs/>
           <w:b/>
         </w:rPr>
         <w:t xml:space="preserve">아직 정하지 않았습니다</w:t>
@@ -1279,22 +1312,7 @@
         <w:t xml:space="preserve"> </w:t>
       </w:r>
       <w:r>
-        <w:t xml:space="preserve">값은 설정 한 곳으로 뺐으며, 화면에</w:t>
-      </w:r>
-      <w:r>
-        <w:t xml:space="preserve"> </w:t>
-      </w:r>
-      <w:r>
-        <w:t xml:space="preserve">“</w:t>
-      </w:r>
-      <w:r>
-        <w:t xml:space="preserve">잠정 — 실측 미완</w:t>
-      </w:r>
-      <w:r>
-        <w:t xml:space="preserve">”</w:t>
-      </w:r>
-      <w:r>
-        <w:t xml:space="preserve">이라고 적혀 있습니다.</w:t>
+        <w:t xml:space="preserve">값은 설정 한 곳으로 뺐으며, 화면에 "잠정 — 실측 미완"이라고 적혀 있습니다.</w:t>
       </w:r>
       <w:r>
         <w:t xml:space="preserve"> </w:t>
@@ -1330,15 +1348,15 @@
         <w:t xml:space="preserve">.</w:t>
       </w:r>
     </w:p>
+    <w:bookmarkEnd w:id="27"/>
+    <w:bookmarkStart w:id="28" w:name="X378fa88fbbe5c74bde1bf1ba5f99f6a85cefa27"/>
     <w:p>
       <w:pPr>
         <w:pStyle w:val="Heading2"/>
       </w:pPr>
-      <w:bookmarkStart w:id="29" w:name="계층-임무-모델"/>
       <w:r>
         <w:t xml:space="preserve">3-1. 3계층 임무 모델</w:t>
       </w:r>
-      <w:bookmarkEnd w:id="29"/>
     </w:p>
     <w:p>
       <w:pPr>
@@ -1401,6 +1419,7 @@
       </w:pPr>
       <w:r>
         <w:rPr>
+          <w:bCs/>
           <w:b/>
         </w:rPr>
         <w:t xml:space="preserve">중요한 경계 하나</w:t>
@@ -1419,6 +1438,7 @@
       </w:r>
       <w:r>
         <w:rPr>
+          <w:bCs/>
           <w:b/>
         </w:rPr>
         <w:t xml:space="preserve">말로만 지키지 않고 검사로 막는다</w:t>
@@ -1436,15 +1456,15 @@
         <w:t xml:space="preserve">마일스톤·태스크 자료에 모터니 바퀴니 하는 항목이 들어가면 검증 스크립트가 실패하도록 한다.</w:t>
       </w:r>
     </w:p>
+    <w:bookmarkEnd w:id="28"/>
+    <w:bookmarkStart w:id="29" w:name="Xaef1aaf00629c934f162d1795007f78d1d30a54"/>
     <w:p>
       <w:pPr>
         <w:pStyle w:val="Heading2"/>
       </w:pPr>
-      <w:bookmarkStart w:id="30" w:name="실행-기록-저장소"/>
       <w:r>
         <w:t xml:space="preserve">3-2. 실행 기록 저장소</w:t>
       </w:r>
-      <w:bookmarkEnd w:id="30"/>
     </w:p>
     <w:p>
       <w:pPr>
@@ -1458,6 +1478,7 @@
       </w:r>
       <w:r>
         <w:rPr>
+          <w:bCs/>
           <w:b/>
         </w:rPr>
         <w:t xml:space="preserve">한 줄씩 계속 덧붙이기만 하는 기록</w:t>
@@ -1478,6 +1499,7 @@
       </w:r>
       <w:r>
         <w:rPr>
+          <w:bCs/>
           <w:b/>
         </w:rPr>
         <w:t xml:space="preserve">그리고 그 일을 한 주체가 AI인지 백엔드인지 사람인지</w:t>
@@ -1500,15 +1522,15 @@
         <w:t xml:space="preserve">나중에 되짚을 때 도구가 거짓말을 하게 된다.</w:t>
       </w:r>
     </w:p>
+    <w:bookmarkEnd w:id="29"/>
+    <w:bookmarkStart w:id="30" w:name="X8e2a79b8bf3fa7bdb68569b75bc2ccb397a6862"/>
     <w:p>
       <w:pPr>
         <w:pStyle w:val="Heading2"/>
       </w:pPr>
-      <w:bookmarkStart w:id="31" w:name="화면-계층을-따라-내려가기"/>
       <w:r>
         <w:t xml:space="preserve">3-3. 화면 — 계층을 따라 내려가기</w:t>
       </w:r>
-      <w:bookmarkEnd w:id="31"/>
     </w:p>
     <w:p>
       <w:pPr>
@@ -1536,57 +1558,10 @@
       </w:r>
       <w:r>
         <w:rPr>
-          <w:b/>
-        </w:rPr>
-        <w:t xml:space="preserve">“</w:t>
-      </w:r>
-      <w:r>
-        <w:rPr>
-          <w:b/>
-        </w:rPr>
-        <w:t xml:space="preserve">안 돌렸다</w:t>
-      </w:r>
-      <w:r>
-        <w:rPr>
-          <w:b/>
-        </w:rPr>
-        <w:t xml:space="preserve">”</w:t>
-      </w:r>
-      <w:r>
-        <w:rPr>
-          <w:b/>
-        </w:rPr>
-        <w:t xml:space="preserve">(건너뜀)와</w:t>
-      </w:r>
-      <w:r>
-        <w:rPr>
-          <w:b/>
-        </w:rPr>
-        <w:t xml:space="preserve"> </w:t>
-      </w:r>
-      <w:r>
-        <w:rPr>
-          <w:b/>
-        </w:rPr>
-        <w:t xml:space="preserve">“</w:t>
-      </w:r>
-      <w:r>
-        <w:rPr>
-          <w:b/>
-        </w:rPr>
-        <w:t xml:space="preserve">못 돌았다</w:t>
-      </w:r>
-      <w:r>
-        <w:rPr>
-          <w:b/>
-        </w:rPr>
-        <w:t xml:space="preserve">”</w:t>
-      </w:r>
-      <w:r>
-        <w:rPr>
-          <w:b/>
-        </w:rPr>
-        <w:t xml:space="preserve">(미수행)를 반드시 구분</w:t>
+          <w:bCs/>
+          <w:b/>
+        </w:rPr>
+        <w:t xml:space="preserve">"안 돌렸다"(건너뜀)와 "못 돌았다"(미수행)를 반드시 구분</w:t>
       </w:r>
       <w:r>
         <w:t xml:space="preserve">한다. 디버깅에서 이 둘은 완전히 다른 단서다.</w:t>
@@ -1595,21 +1570,20 @@
     <w:tbl>
       <w:tblPr>
         <w:tblStyle w:val="Table"/>
-        <w:tblW w:type="pct" w:w="0.0"/>
-        <w:tblLook w:firstRow="1"/>
+        <w:tblW w:type="auto" w:w="0"/>
+        <w:tblLook w:firstRow="1" w:lastRow="0" w:firstColumn="0" w:lastColumn="0" w:noHBand="0" w:noVBand="0" w:val="0020"/>
+        <w:jc w:val="start"/>
       </w:tblPr>
-      <w:tblGrid/>
+      <w:tblGrid>
+        <w:gridCol w:w="3960"/>
+        <w:gridCol w:w="3960"/>
+      </w:tblGrid>
       <w:tr>
         <w:trPr>
-          <w:cnfStyle w:firstRow="1"/>
+          <w:tblHeader w:val="true"/>
         </w:trPr>
         <w:tc>
-          <w:tcPr>
-            <w:tcBorders>
-              <w:bottom w:val="single"/>
-            </w:tcBorders>
-            <w:vAlign w:val="bottom"/>
-          </w:tcPr>
+          <w:tcPr/>
           <w:p>
             <w:pPr>
               <w:pStyle w:val="Compact"/>
@@ -1621,12 +1595,7 @@
           </w:p>
         </w:tc>
         <w:tc>
-          <w:tcPr>
-            <w:tcBorders>
-              <w:bottom w:val="single"/>
-            </w:tcBorders>
-            <w:vAlign w:val="bottom"/>
-          </w:tcPr>
+          <w:tcPr/>
           <w:p>
             <w:pPr>
               <w:pStyle w:val="Compact"/>
@@ -1640,6 +1609,7 @@
       </w:tr>
       <w:tr>
         <w:tc>
+          <w:tcPr/>
           <w:p>
             <w:pPr>
               <w:pStyle w:val="Compact"/>
@@ -1651,6 +1621,7 @@
           </w:p>
         </w:tc>
         <w:tc>
+          <w:tcPr/>
           <w:p>
             <w:pPr>
               <w:pStyle w:val="Compact"/>
@@ -1664,6 +1635,7 @@
       </w:tr>
       <w:tr>
         <w:tc>
+          <w:tcPr/>
           <w:p>
             <w:pPr>
               <w:pStyle w:val="Compact"/>
@@ -1675,6 +1647,7 @@
           </w:p>
         </w:tc>
         <w:tc>
+          <w:tcPr/>
           <w:p>
             <w:pPr>
               <w:pStyle w:val="Compact"/>
@@ -1688,6 +1661,7 @@
       </w:tr>
       <w:tr>
         <w:tc>
+          <w:tcPr/>
           <w:p>
             <w:pPr>
               <w:pStyle w:val="Compact"/>
@@ -1699,6 +1673,7 @@
           </w:p>
         </w:tc>
         <w:tc>
+          <w:tcPr/>
           <w:p>
             <w:pPr>
               <w:pStyle w:val="Compact"/>
@@ -1712,6 +1687,7 @@
       </w:tr>
       <w:tr>
         <w:tc>
+          <w:tcPr/>
           <w:p>
             <w:pPr>
               <w:pStyle w:val="Compact"/>
@@ -1723,6 +1699,7 @@
           </w:p>
         </w:tc>
         <w:tc>
+          <w:tcPr/>
           <w:p>
             <w:pPr>
               <w:pStyle w:val="Compact"/>
@@ -1736,6 +1713,7 @@
       </w:tr>
       <w:tr>
         <w:tc>
+          <w:tcPr/>
           <w:p>
             <w:pPr>
               <w:pStyle w:val="Compact"/>
@@ -1747,6 +1725,7 @@
           </w:p>
         </w:tc>
         <w:tc>
+          <w:tcPr/>
           <w:p>
             <w:pPr>
               <w:pStyle w:val="Compact"/>
@@ -1760,6 +1739,7 @@
       </w:tr>
       <w:tr>
         <w:tc>
+          <w:tcPr/>
           <w:p>
             <w:pPr>
               <w:pStyle w:val="Compact"/>
@@ -1771,6 +1751,7 @@
           </w:p>
         </w:tc>
         <w:tc>
+          <w:tcPr/>
           <w:p>
             <w:pPr>
               <w:pStyle w:val="Compact"/>
@@ -1784,6 +1765,7 @@
       </w:tr>
       <w:tr>
         <w:tc>
+          <w:tcPr/>
           <w:p>
             <w:pPr>
               <w:pStyle w:val="Compact"/>
@@ -1795,6 +1777,7 @@
           </w:p>
         </w:tc>
         <w:tc>
+          <w:tcPr/>
           <w:p>
             <w:pPr>
               <w:pStyle w:val="Compact"/>
@@ -1808,6 +1791,7 @@
             </w:r>
             <w:r>
               <w:rPr>
+                <w:bCs/>
                 <w:b/>
               </w:rPr>
               <w:t xml:space="preserve">실행 자체가 일어나지 않았다</w:t>
@@ -1817,6 +1801,7 @@
       </w:tr>
       <w:tr>
         <w:tc>
+          <w:tcPr/>
           <w:p>
             <w:pPr>
               <w:pStyle w:val="Compact"/>
@@ -1828,6 +1813,7 @@
           </w:p>
         </w:tc>
         <w:tc>
+          <w:tcPr/>
           <w:p>
             <w:pPr>
               <w:pStyle w:val="Compact"/>
@@ -1841,6 +1827,7 @@
             </w:r>
             <w:r>
               <w:rPr>
+                <w:bCs/>
                 <w:b/>
               </w:rPr>
               <w:t xml:space="preserve">일부러 넘겼다</w:t>
@@ -1849,15 +1836,15 @@
         </w:tc>
       </w:tr>
     </w:tbl>
+    <w:bookmarkEnd w:id="30"/>
+    <w:bookmarkStart w:id="31" w:name="X002ddf91733479db72a0f58fc8d4e3f2a9e9e26"/>
     <w:p>
       <w:pPr>
         <w:pStyle w:val="Heading2"/>
       </w:pPr>
-      <w:bookmarkStart w:id="32" w:name="되감기-시간-슬라이더"/>
       <w:r>
         <w:t xml:space="preserve">3-4. 되감기 — 시간 슬라이더</w:t>
       </w:r>
-      <w:bookmarkEnd w:id="32"/>
     </w:p>
     <w:p>
       <w:pPr>
@@ -1885,20 +1872,21 @@
       </w:pPr>
       <w:r>
         <w:rPr>
+          <w:bCs/>
           <w:b/>
         </w:rPr>
         <w:t xml:space="preserve">이건 별도 화면이 아니라 같은 화면의 재생 모드다.</w:t>
       </w:r>
     </w:p>
+    <w:bookmarkEnd w:id="31"/>
+    <w:bookmarkStart w:id="32" w:name="X3995c061b539623cf3de824409187751e6c8c32"/>
     <w:p>
       <w:pPr>
         <w:pStyle w:val="Heading2"/>
       </w:pPr>
-      <w:bookmarkStart w:id="33" w:name="실패-경로만-남기기"/>
       <w:r>
         <w:t xml:space="preserve">3-5. 실패 경로만 남기기</w:t>
       </w:r>
-      <w:bookmarkEnd w:id="33"/>
     </w:p>
     <w:p>
       <w:pPr>
@@ -1912,6 +1900,7 @@
       </w:r>
       <w:r>
         <w:rPr>
+          <w:bCs/>
           <w:b/>
         </w:rPr>
         <w:t xml:space="preserve">실패에 관여한 노드만</w:t>
@@ -1926,22 +1915,7 @@
         <w:t xml:space="preserve"> </w:t>
       </w:r>
       <w:r>
-        <w:t xml:space="preserve">회의에서 나온</w:t>
-      </w:r>
-      <w:r>
-        <w:t xml:space="preserve"> </w:t>
-      </w:r>
-      <w:r>
-        <w:t xml:space="preserve">“</w:t>
-      </w:r>
-      <w:r>
-        <w:t xml:space="preserve">실패한 경로만 딱 띄워서 추적</w:t>
-      </w:r>
-      <w:r>
-        <w:t xml:space="preserve">”</w:t>
-      </w:r>
-      <w:r>
-        <w:t xml:space="preserve">이 이것이다.</w:t>
+        <w:t xml:space="preserve">회의에서 나온 "실패한 경로만 딱 띄워서 추적"이 이것이다.</w:t>
       </w:r>
     </w:p>
     <w:p>
@@ -1958,15 +1932,15 @@
         <w:t xml:space="preserve">얼마나 줄었는지는 숫자로 잴 수 있고, 그 숫자가 논문의 근거가 된다 (논문 문서 참고).</w:t>
       </w:r>
     </w:p>
+    <w:bookmarkEnd w:id="32"/>
+    <w:bookmarkStart w:id="33" w:name="X864659e3e0c81de07933602bca5ec767fbd2e58"/>
     <w:p>
       <w:pPr>
         <w:pStyle w:val="Heading2"/>
       </w:pPr>
-      <w:bookmarkStart w:id="34" w:name="화면에서-고쳐-다시-돌리기"/>
       <w:r>
         <w:t xml:space="preserve">3-6. 화면에서 고쳐 다시 돌리기</w:t>
       </w:r>
-      <w:bookmarkEnd w:id="34"/>
     </w:p>
     <w:p>
       <w:pPr>
@@ -1980,6 +1954,7 @@
       </w:r>
       <w:r>
         <w:rPr>
+          <w:bCs/>
           <w:b/>
         </w:rPr>
         <w:t xml:space="preserve">명령을 낼 수 있는 도구</w:t>
@@ -2052,27 +2027,10 @@
       </w:r>
       <w:r>
         <w:rPr>
-          <w:b/>
-        </w:rPr>
-        <w:t xml:space="preserve">“</w:t>
-      </w:r>
-      <w:r>
-        <w:rPr>
-          <w:b/>
-        </w:rPr>
-        <w:t xml:space="preserve">이 값이었다면 어디까지 갔을까</w:t>
-      </w:r>
-      <w:r>
-        <w:rPr>
-          <w:b/>
-        </w:rPr>
-        <w:t xml:space="preserve">”</w:t>
-      </w:r>
-      <w:r>
-        <w:rPr>
-          <w:b/>
-        </w:rPr>
-        <w:t xml:space="preserve">만 돌려보기</w:t>
+          <w:bCs/>
+          <w:b/>
+        </w:rPr>
+        <w:t xml:space="preserve">"이 값이었다면 어디까지 갔을까"만 돌려보기</w:t>
       </w:r>
     </w:p>
     <w:p>
@@ -2095,6 +2053,7 @@
       </w:pPr>
       <w:r>
         <w:rPr>
+          <w:bCs/>
           <w:b/>
         </w:rPr>
         <w:t xml:space="preserve">여기서 나가는 조작도 전부 기록에 남는다.</w:t>
@@ -2113,25 +2072,25 @@
         </w:pict>
       </w:r>
     </w:p>
+    <w:bookmarkEnd w:id="33"/>
+    <w:bookmarkEnd w:id="34"/>
+    <w:bookmarkStart w:id="38" w:name="X71c72639d06f8ba7733bfe3de0aedf0db01fe63"/>
     <w:p>
       <w:pPr>
         <w:pStyle w:val="Heading1"/>
       </w:pPr>
-      <w:bookmarkStart w:id="35" w:name="만드는-순서"/>
       <w:r>
         <w:t xml:space="preserve">4. 만드는 순서</w:t>
       </w:r>
-      <w:bookmarkEnd w:id="35"/>
-    </w:p>
+    </w:p>
+    <w:bookmarkStart w:id="35" w:name="X420f504a28f68283140b563af94e9aedafc7ab5"/>
     <w:p>
       <w:pPr>
         <w:pStyle w:val="Heading2"/>
       </w:pPr>
-      <w:bookmarkStart w:id="36" w:name="큰-흐름"/>
       <w:r>
         <w:t xml:space="preserve">4-1. 큰 흐름</w:t>
       </w:r>
-      <w:bookmarkEnd w:id="36"/>
     </w:p>
     <w:p>
       <w:pPr>
@@ -2198,36 +2157,22 @@
         <w:t xml:space="preserve">3단계  다듬기          결함 주입, 측정, 실제 데이터 연결</w:t>
       </w:r>
     </w:p>
+    <w:bookmarkEnd w:id="35"/>
+    <w:bookmarkStart w:id="36" w:name="Xde99323f009af4a879fc34af64a79de685a0c81"/>
     <w:p>
       <w:pPr>
         <w:pStyle w:val="Heading2"/>
       </w:pPr>
-      <w:bookmarkStart w:id="37" w:name="단계별로-끝났다고-말할-수-있는-기준"/>
-      <w:r>
-        <w:t xml:space="preserve">4-2. 단계별로</w:t>
-      </w:r>
-      <w:r>
-        <w:t xml:space="preserve"> </w:t>
-      </w:r>
-      <w:r>
-        <w:t xml:space="preserve">“</w:t>
-      </w:r>
-      <w:r>
-        <w:t xml:space="preserve">끝났다</w:t>
-      </w:r>
-      <w:r>
-        <w:t xml:space="preserve">”</w:t>
-      </w:r>
-      <w:r>
-        <w:t xml:space="preserve">고 말할 수 있는 기준</w:t>
-      </w:r>
-      <w:bookmarkEnd w:id="37"/>
+      <w:r>
+        <w:t xml:space="preserve">4-2. 단계별로 "끝났다"고 말할 수 있는 기준</w:t>
+      </w:r>
     </w:p>
     <w:tbl>
       <w:tblPr>
         <w:tblStyle w:val="Table"/>
-        <w:tblW w:type="pct" w:w="5000.0"/>
-        <w:tblLook w:firstRow="1"/>
+        <w:tblW w:type="auto" w:w="0"/>
+        <w:tblLook w:firstRow="1" w:lastRow="0" w:firstColumn="0" w:lastColumn="0" w:noHBand="0" w:noVBand="0" w:val="0020"/>
+        <w:jc w:val="start"/>
       </w:tblPr>
       <w:tblGrid>
         <w:gridCol w:w="1980"/>
@@ -2237,15 +2182,10 @@
       </w:tblGrid>
       <w:tr>
         <w:trPr>
-          <w:cnfStyle w:firstRow="1"/>
+          <w:tblHeader w:val="true"/>
         </w:trPr>
         <w:tc>
-          <w:tcPr>
-            <w:tcBorders>
-              <w:bottom w:val="single"/>
-            </w:tcBorders>
-            <w:vAlign w:val="bottom"/>
-          </w:tcPr>
+          <w:tcPr/>
           <w:p>
             <w:pPr>
               <w:pStyle w:val="Compact"/>
@@ -2257,12 +2197,7 @@
           </w:p>
         </w:tc>
         <w:tc>
-          <w:tcPr>
-            <w:tcBorders>
-              <w:bottom w:val="single"/>
-            </w:tcBorders>
-            <w:vAlign w:val="bottom"/>
-          </w:tcPr>
+          <w:tcPr/>
           <w:p>
             <w:pPr>
               <w:pStyle w:val="Compact"/>
@@ -2274,12 +2209,7 @@
           </w:p>
         </w:tc>
         <w:tc>
-          <w:tcPr>
-            <w:tcBorders>
-              <w:bottom w:val="single"/>
-            </w:tcBorders>
-            <w:vAlign w:val="bottom"/>
-          </w:tcPr>
+          <w:tcPr/>
           <w:p>
             <w:pPr>
               <w:pStyle w:val="Compact"/>
@@ -2291,12 +2221,7 @@
           </w:p>
         </w:tc>
         <w:tc>
-          <w:tcPr>
-            <w:tcBorders>
-              <w:bottom w:val="single"/>
-            </w:tcBorders>
-            <w:vAlign w:val="bottom"/>
-          </w:tcPr>
+          <w:tcPr/>
           <w:p>
             <w:pPr>
               <w:pStyle w:val="Compact"/>
@@ -2310,6 +2235,7 @@
       </w:tr>
       <w:tr>
         <w:tc>
+          <w:tcPr/>
           <w:p>
             <w:pPr>
               <w:pStyle w:val="Compact"/>
@@ -2317,6 +2243,7 @@
             </w:pPr>
             <w:r>
               <w:rPr>
+                <w:bCs/>
                 <w:b/>
               </w:rPr>
               <w:t xml:space="preserve">0. 준비</w:t>
@@ -2324,6 +2251,7 @@
           </w:p>
         </w:tc>
         <w:tc>
+          <w:tcPr/>
           <w:p>
             <w:pPr>
               <w:pStyle w:val="Compact"/>
@@ -2335,6 +2263,7 @@
           </w:p>
         </w:tc>
         <w:tc>
+          <w:tcPr/>
           <w:p>
             <w:pPr>
               <w:pStyle w:val="Compact"/>
@@ -2346,6 +2275,7 @@
           </w:p>
         </w:tc>
         <w:tc>
+          <w:tcPr/>
           <w:p>
             <w:pPr>
               <w:pStyle w:val="Compact"/>
@@ -2359,6 +2289,7 @@
       </w:tr>
       <w:tr>
         <w:tc>
+          <w:tcPr/>
           <w:p>
             <w:pPr>
               <w:pStyle w:val="Compact"/>
@@ -2366,6 +2297,7 @@
             </w:pPr>
             <w:r>
               <w:rPr>
+                <w:bCs/>
                 <w:b/>
               </w:rPr>
               <w:t xml:space="preserve">1. 초안</w:t>
@@ -2373,6 +2305,7 @@
           </w:p>
         </w:tc>
         <w:tc>
+          <w:tcPr/>
           <w:p>
             <w:pPr>
               <w:pStyle w:val="Compact"/>
@@ -2384,6 +2317,7 @@
           </w:p>
         </w:tc>
         <w:tc>
+          <w:tcPr/>
           <w:p>
             <w:pPr>
               <w:pStyle w:val="Compact"/>
@@ -2395,6 +2329,7 @@
           </w:p>
         </w:tc>
         <w:tc>
+          <w:tcPr/>
           <w:p>
             <w:pPr>
               <w:pStyle w:val="Compact"/>
@@ -2402,6 +2337,7 @@
             </w:pPr>
             <w:r>
               <w:rPr>
+                <w:bCs/>
                 <w:b/>
               </w:rPr>
               <w:t xml:space="preserve">HCI 팀원에게 링크를 보낼 수 있다</w:t>
@@ -2411,6 +2347,7 @@
       </w:tr>
       <w:tr>
         <w:tc>
+          <w:tcPr/>
           <w:p>
             <w:pPr>
               <w:pStyle w:val="Compact"/>
@@ -2418,6 +2355,7 @@
             </w:pPr>
             <w:r>
               <w:rPr>
+                <w:bCs/>
                 <w:b/>
               </w:rPr>
               <w:t xml:space="preserve">2. 본체</w:t>
@@ -2425,6 +2363,7 @@
           </w:p>
         </w:tc>
         <w:tc>
+          <w:tcPr/>
           <w:p>
             <w:pPr>
               <w:pStyle w:val="Compact"/>
@@ -2436,6 +2375,7 @@
           </w:p>
         </w:tc>
         <w:tc>
+          <w:tcPr/>
           <w:p>
             <w:pPr>
               <w:pStyle w:val="Compact"/>
@@ -2449,6 +2389,7 @@
             </w:r>
             <w:r>
               <w:rPr>
+                <w:bCs/>
                 <w:b/>
               </w:rPr>
               <w:t xml:space="preserve">임무 생성기(§3-0)</w:t>
@@ -2456,6 +2397,7 @@
           </w:p>
         </w:tc>
         <w:tc>
+          <w:tcPr/>
           <w:p>
             <w:pPr>
               <w:pStyle w:val="Compact"/>
@@ -2469,6 +2411,7 @@
             </w:r>
             <w:r>
               <w:rPr>
+                <w:bCs/>
                 <w:b/>
               </w:rPr>
               <w:t xml:space="preserve">발화 한 줄로 3계층이 만들어진다</w:t>
@@ -2478,6 +2421,7 @@
       </w:tr>
       <w:tr>
         <w:tc>
+          <w:tcPr/>
           <w:p>
             <w:pPr>
               <w:pStyle w:val="Compact"/>
@@ -2485,6 +2429,7 @@
             </w:pPr>
             <w:r>
               <w:rPr>
+                <w:bCs/>
                 <w:b/>
               </w:rPr>
               <w:t xml:space="preserve">3. 다듬기</w:t>
@@ -2492,6 +2437,7 @@
           </w:p>
         </w:tc>
         <w:tc>
+          <w:tcPr/>
           <w:p>
             <w:pPr>
               <w:pStyle w:val="Compact"/>
@@ -2503,6 +2449,7 @@
           </w:p>
         </w:tc>
         <w:tc>
+          <w:tcPr/>
           <w:p>
             <w:pPr>
               <w:pStyle w:val="Compact"/>
@@ -2514,6 +2461,7 @@
           </w:p>
         </w:tc>
         <w:tc>
+          <w:tcPr/>
           <w:p>
             <w:pPr>
               <w:pStyle w:val="Compact"/>
@@ -2527,6 +2475,7 @@
       </w:tr>
       <w:tr>
         <w:tc>
+          <w:tcPr/>
           <w:p>
             <w:pPr>
               <w:pStyle w:val="Compact"/>
@@ -2534,6 +2483,7 @@
             </w:pPr>
             <w:r>
               <w:rPr>
+                <w:bCs/>
                 <w:b/>
               </w:rPr>
               <w:t xml:space="preserve">통합 (앞)</w:t>
@@ -2541,6 +2491,7 @@
           </w:p>
         </w:tc>
         <w:tc>
+          <w:tcPr/>
           <w:p>
             <w:pPr>
               <w:pStyle w:val="Compact"/>
@@ -2548,6 +2499,7 @@
             </w:pPr>
             <w:r>
               <w:rPr>
+                <w:bCs/>
                 <w:b/>
               </w:rPr>
               <w:t xml:space="preserve">1단계 직후</w:t>
@@ -2555,6 +2507,7 @@
           </w:p>
         </w:tc>
         <w:tc>
+          <w:tcPr/>
           <w:p>
             <w:pPr>
               <w:pStyle w:val="Compact"/>
@@ -2562,6 +2515,7 @@
             </w:pPr>
             <w:r>
               <w:rPr>
+                <w:bCs/>
                 <w:b/>
               </w:rPr>
               <w:t xml:space="preserve">탭 셸 · 상단 공통 바 · 공유 계층 경계 · 단독 빌드 타깃</w:t>
@@ -2569,6 +2523,7 @@
           </w:p>
         </w:tc>
         <w:tc>
+          <w:tcPr/>
           <w:p>
             <w:pPr>
               <w:pStyle w:val="Compact"/>
@@ -2582,6 +2537,7 @@
       </w:tr>
       <w:tr>
         <w:tc>
+          <w:tcPr/>
           <w:p>
             <w:pPr>
               <w:pStyle w:val="Compact"/>
@@ -2589,6 +2545,7 @@
             </w:pPr>
             <w:r>
               <w:rPr>
+                <w:bCs/>
                 <w:b/>
               </w:rPr>
               <w:t xml:space="preserve">2·3단계</w:t>
@@ -2596,6 +2553,7 @@
           </w:p>
         </w:tc>
         <w:tc>
+          <w:tcPr/>
           <w:p>
             <w:pPr>
               <w:pStyle w:val="Compact"/>
@@ -2607,6 +2565,7 @@
           </w:p>
         </w:tc>
         <w:tc>
+          <w:tcPr/>
           <w:p>
             <w:pPr>
               <w:pStyle w:val="Compact"/>
@@ -2618,6 +2577,7 @@
           </w:p>
         </w:tc>
         <w:tc>
+          <w:tcPr/>
           <w:p>
             <w:pPr>
               <w:pStyle w:val="Compact"/>
@@ -2631,6 +2591,7 @@
       </w:tr>
       <w:tr>
         <w:tc>
+          <w:tcPr/>
           <w:p>
             <w:pPr>
               <w:pStyle w:val="Compact"/>
@@ -2638,6 +2599,7 @@
             </w:pPr>
             <w:r>
               <w:rPr>
+                <w:bCs/>
                 <w:b/>
               </w:rPr>
               <w:t xml:space="preserve">통합 (뒤)</w:t>
@@ -2645,6 +2607,7 @@
           </w:p>
         </w:tc>
         <w:tc>
+          <w:tcPr/>
           <w:p>
             <w:pPr>
               <w:pStyle w:val="Compact"/>
@@ -2656,6 +2619,7 @@
           </w:p>
         </w:tc>
         <w:tc>
+          <w:tcPr/>
           <w:p>
             <w:pPr>
               <w:pStyle w:val="Compact"/>
@@ -2667,6 +2631,7 @@
           </w:p>
         </w:tc>
         <w:tc>
+          <w:tcPr/>
           <w:p>
             <w:pPr>
               <w:pStyle w:val="Compact"/>
@@ -2680,6 +2645,7 @@
             </w:r>
             <w:r>
               <w:rPr>
+                <w:bCs/>
                 <w:b/>
               </w:rPr>
               <w:t xml:space="preserve">탭① 단독 빌드도 그대로 뜬다</w:t>
@@ -2689,6 +2655,7 @@
       </w:tr>
       <w:tr>
         <w:tc>
+          <w:tcPr/>
           <w:p>
             <w:pPr>
               <w:pStyle w:val="Compact"/>
@@ -2696,6 +2663,7 @@
             </w:pPr>
             <w:r>
               <w:rPr>
+                <w:bCs/>
                 <w:b/>
               </w:rPr>
               <w:t xml:space="preserve">유지</w:t>
@@ -2703,6 +2671,7 @@
           </w:p>
         </w:tc>
         <w:tc>
+          <w:tcPr/>
           <w:p>
             <w:pPr>
               <w:pStyle w:val="Compact"/>
@@ -2714,6 +2683,7 @@
           </w:p>
         </w:tc>
         <w:tc>
+          <w:tcPr/>
           <w:p>
             <w:pPr>
               <w:pStyle w:val="Compact"/>
@@ -2725,6 +2695,7 @@
           </w:p>
         </w:tc>
         <w:tc>
+          <w:tcPr/>
           <w:p>
             <w:pPr>
               <w:pStyle w:val="Compact"/>
@@ -2737,15 +2708,15 @@
         </w:tc>
       </w:tr>
     </w:tbl>
+    <w:bookmarkEnd w:id="36"/>
+    <w:bookmarkStart w:id="37" w:name="X3b1f00d36049cd3faa32607fc99d4e1469b6310"/>
     <w:p>
       <w:pPr>
         <w:pStyle w:val="Heading2"/>
       </w:pPr>
-      <w:bookmarkStart w:id="38" w:name="단계를-97까지로-잡은-이유"/>
       <w:r>
         <w:t xml:space="preserve">4-3. 1단계를 9/7까지로 잡은 이유</w:t>
       </w:r>
-      <w:bookmarkEnd w:id="38"/>
     </w:p>
     <w:p>
       <w:pPr>
@@ -2759,6 +2730,7 @@
       </w:r>
       <w:r>
         <w:rPr>
+          <w:bCs/>
           <w:b/>
         </w:rPr>
         <w:t xml:space="preserve">초안을 전달하는 데서 시작</w:t>
@@ -2777,6 +2749,7 @@
       </w:r>
       <w:r>
         <w:rPr>
+          <w:bCs/>
           <w:b/>
         </w:rPr>
         <w:t xml:space="preserve">완성도가 아니라 속도</w:t>
@@ -2833,6 +2806,7 @@
       </w:r>
       <w:r>
         <w:rPr>
+          <w:bCs/>
           <w:b/>
         </w:rPr>
         <w:t xml:space="preserve">팀원과 논의할 대상이므로 미리 다듬지 않는다</w:t>
@@ -2845,25 +2819,25 @@
         </w:pict>
       </w:r>
     </w:p>
+    <w:bookmarkEnd w:id="37"/>
+    <w:bookmarkEnd w:id="38"/>
+    <w:bookmarkStart w:id="43" w:name="Xf1dccabed4355f6ab43f4046c0728ed59b691b0"/>
     <w:p>
       <w:pPr>
         <w:pStyle w:val="Heading1"/>
       </w:pPr>
-      <w:bookmarkStart w:id="39" w:name="hci-팀원과의-협업"/>
       <w:r>
         <w:t xml:space="preserve">5. HCI 팀원과의 협업</w:t>
       </w:r>
-      <w:bookmarkEnd w:id="39"/>
-    </w:p>
+    </w:p>
+    <w:bookmarkStart w:id="39" w:name="X58bed6313e7d578de53c6dafe10a54a85a86c8b"/>
     <w:p>
       <w:pPr>
         <w:pStyle w:val="Heading2"/>
       </w:pPr>
-      <w:bookmarkStart w:id="40" w:name="진행-방식"/>
       <w:r>
         <w:t xml:space="preserve">5-1. 진행 방식</w:t>
       </w:r>
-      <w:bookmarkEnd w:id="40"/>
     </w:p>
     <w:p>
       <w:pPr>
@@ -2954,6 +2928,7 @@
       </w:pPr>
       <w:r>
         <w:rPr>
+          <w:bCs/>
           <w:b/>
         </w:rPr>
         <w:t xml:space="preserve">빈손으로 만나지 않는다.</w:t>
@@ -2962,51 +2937,24 @@
         <w:t xml:space="preserve"> </w:t>
       </w:r>
       <w:r>
-        <w:t xml:space="preserve">만질 수 있는 초안이 있어야</w:t>
-      </w:r>
-      <w:r>
-        <w:t xml:space="preserve"> </w:t>
-      </w:r>
-      <w:r>
-        <w:t xml:space="preserve">“</w:t>
-      </w:r>
-      <w:r>
-        <w:t xml:space="preserve">여기 항목이 너무 많다</w:t>
-      </w:r>
-      <w:r>
-        <w:t xml:space="preserve">”</w:t>
-      </w:r>
-      <w:r>
-        <w:t xml:space="preserve">,</w:t>
-      </w:r>
-      <w:r>
-        <w:t xml:space="preserve"> </w:t>
-      </w:r>
-      <w:r>
-        <w:t xml:space="preserve">“</w:t>
-      </w:r>
-      <w:r>
-        <w:t xml:space="preserve">이건 아래로 내리자</w:t>
-      </w:r>
-      <w:r>
-        <w:t xml:space="preserve">”</w:t>
-      </w:r>
-      <w:r>
-        <w:t xml:space="preserve"> </w:t>
-      </w:r>
-      <w:r>
-        <w:t xml:space="preserve">같은 구체적인 이야기가 나온다.</w:t>
-      </w:r>
-    </w:p>
+        <w:t xml:space="preserve">만질 수 있는 초안이 있어야 "여기 항목이 너무 많다",</w:t>
+      </w:r>
+      <w:r>
+        <w:t xml:space="preserve"> </w:t>
+      </w:r>
+      <w:r>
+        <w:t xml:space="preserve">"이건 아래로 내리자" 같은 구체적인 이야기가 나온다.</w:t>
+      </w:r>
+    </w:p>
+    <w:bookmarkEnd w:id="39"/>
+    <w:bookmarkStart w:id="40" w:name="Xcc563b13555f3695f66c57dfb1d2251e6839220"/>
     <w:p>
       <w:pPr>
         <w:pStyle w:val="Heading2"/>
       </w:pPr>
-      <w:bookmarkStart w:id="41" w:name="전달할-때-함께-보내는-것"/>
       <w:r>
         <w:t xml:space="preserve">5-2. 전달할 때 함께 보내는 것</w:t>
       </w:r>
-      <w:bookmarkEnd w:id="41"/>
     </w:p>
     <w:p>
       <w:pPr>
@@ -3042,6 +2990,7 @@
       </w:pPr>
       <w:r>
         <w:rPr>
+          <w:bCs/>
           <w:b/>
         </w:rPr>
         <w:t xml:space="preserve">논의하고 싶은 항목 목록</w:t>
@@ -3053,15 +3002,15 @@
         <w:t xml:space="preserve">— 열린 질문으로 가면 두 배 걸린다</w:t>
       </w:r>
     </w:p>
+    <w:bookmarkEnd w:id="40"/>
+    <w:bookmarkStart w:id="41" w:name="X88d94a4ed645e92f6981181b8a078a492d5fd17"/>
     <w:p>
       <w:pPr>
         <w:pStyle w:val="Heading2"/>
       </w:pPr>
-      <w:bookmarkStart w:id="42" w:name="논의하고-싶은-항목"/>
       <w:r>
         <w:t xml:space="preserve">5-3. 논의하고 싶은 항목</w:t>
       </w:r>
-      <w:bookmarkEnd w:id="42"/>
     </w:p>
     <w:p>
       <w:pPr>
@@ -3073,6 +3022,7 @@
       </w:pPr>
       <w:r>
         <w:rPr>
+          <w:bCs/>
           <w:b/>
         </w:rPr>
         <w:t xml:space="preserve">계층 전환</w:t>
@@ -3094,6 +3044,7 @@
       </w:pPr>
       <w:r>
         <w:rPr>
+          <w:bCs/>
           <w:b/>
         </w:rPr>
         <w:t xml:space="preserve">상태 여덟 개의 표시</w:t>
@@ -3115,6 +3066,7 @@
       </w:r>
       <w:r>
         <w:rPr>
+          <w:bCs/>
           <w:b/>
         </w:rPr>
         <w:t xml:space="preserve">건너뜀과 미수행이 한눈에 구분</w:t>
@@ -3133,6 +3085,7 @@
       </w:pPr>
       <w:r>
         <w:rPr>
+          <w:bCs/>
           <w:b/>
         </w:rPr>
         <w:t xml:space="preserve">실패 경로 격리의 표현</w:t>
@@ -3154,6 +3107,7 @@
       </w:pPr>
       <w:r>
         <w:rPr>
+          <w:bCs/>
           <w:b/>
         </w:rPr>
         <w:t xml:space="preserve">되감기 조작</w:t>
@@ -3175,6 +3129,7 @@
       </w:pPr>
       <w:r>
         <w:rPr>
+          <w:bCs/>
           <w:b/>
         </w:rPr>
         <w:t xml:space="preserve">사용자 계층별 표시 깊이</w:t>
@@ -3196,6 +3151,7 @@
       </w:pPr>
       <w:r>
         <w:rPr>
+          <w:bCs/>
           <w:b/>
         </w:rPr>
         <w:t xml:space="preserve">하드웨어 배정 방식</w:t>
@@ -3217,6 +3173,7 @@
       </w:pPr>
       <w:r>
         <w:rPr>
+          <w:bCs/>
           <w:b/>
         </w:rPr>
         <w:t xml:space="preserve">명령 버튼의 배치</w:t>
@@ -3228,15 +3185,15 @@
         <w:t xml:space="preserve">— 보는 화면에 실행 버튼을 섞을 때의 오조작 위험</w:t>
       </w:r>
     </w:p>
+    <w:bookmarkEnd w:id="41"/>
+    <w:bookmarkStart w:id="42" w:name="Xa752bd0f5699eb5f0d8974195c115690f6f8443"/>
     <w:p>
       <w:pPr>
         <w:pStyle w:val="Heading2"/>
       </w:pPr>
-      <w:bookmarkStart w:id="43" w:name="팀원-일정이-안-잡히면"/>
       <w:r>
         <w:t xml:space="preserve">5-4. 팀원 일정이 안 잡히면</w:t>
       </w:r>
-      <w:bookmarkEnd w:id="43"/>
     </w:p>
     <w:p>
       <w:pPr>
@@ -3250,6 +3207,7 @@
       </w:r>
       <w:r>
         <w:rPr>
+          <w:bCs/>
           <w:b/>
         </w:rPr>
         <w:t xml:space="preserve">내 진행은 막히지 않는다.</w:t>
@@ -3271,6 +3229,7 @@
       </w:r>
       <w:r>
         <w:rPr>
+          <w:bCs/>
           <w:b/>
         </w:rPr>
         <w:t xml:space="preserve">9월 안에는 한 번 만나는 것을 목표</w:t>
@@ -3286,15 +3245,16 @@
         </w:pict>
       </w:r>
     </w:p>
+    <w:bookmarkEnd w:id="42"/>
+    <w:bookmarkEnd w:id="43"/>
+    <w:bookmarkStart w:id="64" w:name="X0ca00e4186099bf95d5dbd73e0246a9e4ce856e"/>
     <w:p>
       <w:pPr>
         <w:pStyle w:val="Heading1"/>
       </w:pPr>
-      <w:bookmarkStart w:id="44" w:name="화면-다섯-개"/>
       <w:r>
         <w:t xml:space="preserve">6. 화면 다섯 개</w:t>
       </w:r>
-      <w:bookmarkEnd w:id="44"/>
     </w:p>
     <w:p>
       <w:pPr>
@@ -3329,6 +3289,7 @@
       </w:r>
       <w:r>
         <w:rPr>
+          <w:bCs/>
           <w:b/>
         </w:rPr>
         <w:t xml:space="preserve">하나의 임무를 서로 다른 시점에서 본 것</w:t>
@@ -3337,37 +3298,36 @@
         <w:t xml:space="preserve">이라 시각과 상태가 서로 맞는다.</w:t>
       </w:r>
     </w:p>
+    <w:bookmarkStart w:id="47" w:name="X7888afcc408cd124963f3e0f39ad71ece9a288a"/>
     <w:p>
       <w:pPr>
         <w:pStyle w:val="Heading2"/>
       </w:pPr>
-      <w:bookmarkStart w:id="45" w:name="마일스톤-화면"/>
       <w:r>
         <w:t xml:space="preserve">6-1. 마일스톤 화면</w:t>
       </w:r>
-      <w:bookmarkEnd w:id="45"/>
-    </w:p>
-    <w:p>
-      <w:pPr>
-        <w:pStyle w:val="CaptionedFigure"/>
+    </w:p>
+    <w:p>
+      <w:pPr>
+        <w:pStyle w:val="FirstParagraph"/>
       </w:pPr>
       <w:r>
         <w:drawing>
           <wp:inline>
             <wp:extent cx="5334000" cy="2913697"/>
             <wp:effectExtent b="0" l="0" r="0" t="0"/>
-            <wp:docPr descr="마일스톤 화면" title="" id="1" name="Picture"/>
+            <wp:docPr descr="마일스톤 화면" title="" id="45" name="Picture"/>
             <a:graphic>
               <a:graphicData uri="http://schemas.openxmlformats.org/drawingml/2006/picture">
                 <pic:pic>
                   <pic:nvPicPr>
-                    <pic:cNvPr descr="reports/assets/2026-08-26_예상구현_VZ-D-01_마일스톤화면.png" id="0" name="Picture"/>
+                    <pic:cNvPr descr="reports/assets/2026-08-26_예상구현_VZ-D-01_마일스톤화면.png" id="46" name="Picture"/>
                     <pic:cNvPicPr>
                       <a:picLocks noChangeArrowheads="1" noChangeAspect="1"/>
                     </pic:cNvPicPr>
                   </pic:nvPicPr>
                   <pic:blipFill>
-                    <a:blip r:embed="rId46"/>
+                    <a:blip r:embed="rId44"/>
                     <a:stretch>
                       <a:fillRect/>
                     </a:stretch>
@@ -3396,14 +3356,6 @@
     </w:p>
     <w:p>
       <w:pPr>
-        <w:pStyle w:val="ImageCaption"/>
-      </w:pPr>
-      <w:r>
-        <w:t xml:space="preserve">마일스톤 화면</w:t>
-      </w:r>
-    </w:p>
-    <w:p>
-      <w:pPr>
         <w:pStyle w:val="BodyText"/>
       </w:pPr>
       <w:r>
@@ -3420,6 +3372,7 @@
       </w:r>
       <w:r>
         <w:rPr>
+          <w:bCs/>
           <w:b/>
         </w:rPr>
         <w:t xml:space="preserve">하드웨어를 마일스톤 위로 끌어다 놓으면</w:t>
@@ -3431,31 +3384,31 @@
         <w:t xml:space="preserve">그 마일스톤의 태스크에 대상이 배정된다.</w:t>
       </w:r>
     </w:p>
+    <w:bookmarkEnd w:id="47"/>
+    <w:bookmarkStart w:id="51" w:name="X8f98e85ca7fce06915674388c60df9b22b85606"/>
     <w:p>
       <w:pPr>
         <w:pStyle w:val="Heading2"/>
       </w:pPr>
-      <w:bookmarkStart w:id="47" w:name="태스크-노드-그래프"/>
       <w:r>
         <w:t xml:space="preserve">6-2. 태스크 노드 그래프</w:t>
       </w:r>
-      <w:bookmarkEnd w:id="47"/>
-    </w:p>
-    <w:p>
-      <w:pPr>
-        <w:pStyle w:val="CaptionedFigure"/>
+    </w:p>
+    <w:p>
+      <w:pPr>
+        <w:pStyle w:val="FirstParagraph"/>
       </w:pPr>
       <w:r>
         <w:drawing>
           <wp:inline>
             <wp:extent cx="5334000" cy="2737008"/>
             <wp:effectExtent b="0" l="0" r="0" t="0"/>
-            <wp:docPr descr="태스크 노드 그래프" title="" id="1" name="Picture"/>
+            <wp:docPr descr="태스크 노드 그래프" title="" id="49" name="Picture"/>
             <a:graphic>
               <a:graphicData uri="http://schemas.openxmlformats.org/drawingml/2006/picture">
                 <pic:pic>
                   <pic:nvPicPr>
-                    <pic:cNvPr descr="reports/assets/2026-08-26_예상구현_VZ-D-02_서브태스크_노드그래프.png" id="0" name="Picture"/>
+                    <pic:cNvPr descr="reports/assets/2026-08-26_예상구현_VZ-D-02_서브태스크_노드그래프.png" id="50" name="Picture"/>
                     <pic:cNvPicPr>
                       <a:picLocks noChangeArrowheads="1" noChangeAspect="1"/>
                     </pic:cNvPicPr>
@@ -3490,14 +3443,6 @@
     </w:p>
     <w:p>
       <w:pPr>
-        <w:pStyle w:val="ImageCaption"/>
-      </w:pPr>
-      <w:r>
-        <w:t xml:space="preserve">태스크 노드 그래프</w:t>
-      </w:r>
-    </w:p>
-    <w:p>
-      <w:pPr>
         <w:pStyle w:val="BodyText"/>
       </w:pPr>
       <w:r>
@@ -3514,18 +3459,21 @@
       </w:r>
       <w:r>
         <w:rPr>
+          <w:bCs/>
           <w:b/>
         </w:rPr>
         <w:t xml:space="preserve">아직 실패하지 않았지만 이대로 두면</w:t>
       </w:r>
       <w:r>
         <w:rPr>
-          <w:b/>
-        </w:rPr>
-        <w:t xml:space="preserve"> </w:t>
-      </w:r>
-      <w:r>
-        <w:rPr>
+          <w:bCs/>
+          <w:b/>
+        </w:rPr>
+        <w:t xml:space="preserve"> </w:t>
+      </w:r>
+      <w:r>
+        <w:rPr>
+          <w:bCs/>
           <w:b/>
         </w:rPr>
         <w:t xml:space="preserve">실패할 태스크</w:t>
@@ -3534,37 +3482,37 @@
         <w:t xml:space="preserve">가 미리 보인다 (예: 팔 로봇이 오프라인인데 버튼 누르기 태스크가 대기 중).</w:t>
       </w:r>
     </w:p>
+    <w:bookmarkEnd w:id="51"/>
+    <w:bookmarkStart w:id="55" w:name="Xedf1ade673884db96755e1acb3f49d7d52959e1"/>
     <w:p>
       <w:pPr>
         <w:pStyle w:val="Heading2"/>
       </w:pPr>
-      <w:bookmarkStart w:id="49" w:name="액션-아이템-상세"/>
       <w:r>
         <w:t xml:space="preserve">6-3. 액션 아이템 상세</w:t>
       </w:r>
-      <w:bookmarkEnd w:id="49"/>
-    </w:p>
-    <w:p>
-      <w:pPr>
-        <w:pStyle w:val="CaptionedFigure"/>
+    </w:p>
+    <w:p>
+      <w:pPr>
+        <w:pStyle w:val="FirstParagraph"/>
       </w:pPr>
       <w:r>
         <w:drawing>
           <wp:inline>
             <wp:extent cx="5334000" cy="4107180"/>
             <wp:effectExtent b="0" l="0" r="0" t="0"/>
-            <wp:docPr descr="액션 아이템 팝업" title="" id="1" name="Picture"/>
+            <wp:docPr descr="액션 아이템 팝업" title="" id="53" name="Picture"/>
             <a:graphic>
               <a:graphicData uri="http://schemas.openxmlformats.org/drawingml/2006/picture">
                 <pic:pic>
                   <pic:nvPicPr>
-                    <pic:cNvPr descr="reports/assets/2026-08-26_예상구현_VZ-D-03_액션아이템_팝업_Go1.png" id="0" name="Picture"/>
+                    <pic:cNvPr descr="reports/assets/2026-08-26_예상구현_VZ-D-03_액션아이템_팝업_Go1.png" id="54" name="Picture"/>
                     <pic:cNvPicPr>
                       <a:picLocks noChangeArrowheads="1" noChangeAspect="1"/>
                     </pic:cNvPicPr>
                   </pic:nvPicPr>
                   <pic:blipFill>
-                    <a:blip r:embed="rId50"/>
+                    <a:blip r:embed="rId52"/>
                     <a:stretch>
                       <a:fillRect/>
                     </a:stretch>
@@ -3593,14 +3541,6 @@
     </w:p>
     <w:p>
       <w:pPr>
-        <w:pStyle w:val="ImageCaption"/>
-      </w:pPr>
-      <w:r>
-        <w:t xml:space="preserve">액션 아이템 팝업</w:t>
-      </w:r>
-    </w:p>
-    <w:p>
-      <w:pPr>
         <w:pStyle w:val="BodyText"/>
       </w:pPr>
       <w:r>
@@ -3611,63 +3551,46 @@
       </w:r>
       <w:r>
         <w:rPr>
-          <w:b/>
-        </w:rPr>
-        <w:t xml:space="preserve">“</w:t>
-      </w:r>
-      <w:r>
-        <w:rPr>
-          <w:b/>
-        </w:rPr>
-        <w:t xml:space="preserve">코드가 틀렸나 장비가 문제인가</w:t>
-      </w:r>
-      <w:r>
-        <w:rPr>
-          <w:b/>
-        </w:rPr>
-        <w:t xml:space="preserve">”</w:t>
-      </w:r>
-      <w:r>
-        <w:rPr>
-          <w:b/>
-        </w:rPr>
-        <w:t xml:space="preserve">를 가르는 첫 질문</w:t>
+          <w:bCs/>
+          <w:b/>
+        </w:rPr>
+        <w:t xml:space="preserve">"코드가 틀렸나 장비가 문제인가"를 가르는 첫 질문</w:t>
       </w:r>
       <w:r>
         <w:t xml:space="preserve">이 이 화면에서 끝나야 한다.</w:t>
       </w:r>
     </w:p>
+    <w:bookmarkEnd w:id="55"/>
+    <w:bookmarkStart w:id="59" w:name="X8cec7b7c288636c885cc17453955ef20b8fd4bf"/>
     <w:p>
       <w:pPr>
         <w:pStyle w:val="Heading2"/>
       </w:pPr>
-      <w:bookmarkStart w:id="51" w:name="시간-슬라이더-되감기"/>
       <w:r>
         <w:t xml:space="preserve">6-4. 시간 슬라이더 되감기</w:t>
       </w:r>
-      <w:bookmarkEnd w:id="51"/>
-    </w:p>
-    <w:p>
-      <w:pPr>
-        <w:pStyle w:val="CaptionedFigure"/>
+    </w:p>
+    <w:p>
+      <w:pPr>
+        <w:pStyle w:val="FirstParagraph"/>
       </w:pPr>
       <w:r>
         <w:drawing>
           <wp:inline>
             <wp:extent cx="5334000" cy="3380422"/>
             <wp:effectExtent b="0" l="0" r="0" t="0"/>
-            <wp:docPr descr="시간 슬라이더 리플레이" title="" id="1" name="Picture"/>
+            <wp:docPr descr="시간 슬라이더 리플레이" title="" id="57" name="Picture"/>
             <a:graphic>
               <a:graphicData uri="http://schemas.openxmlformats.org/drawingml/2006/picture">
                 <pic:pic>
                   <pic:nvPicPr>
-                    <pic:cNvPr descr="reports/assets/2026-08-26_예상구현_VZ-D-04_시간슬라이더_리플레이.png" id="0" name="Picture"/>
+                    <pic:cNvPr descr="reports/assets/2026-08-26_예상구현_VZ-D-04_시간슬라이더_리플레이.png" id="58" name="Picture"/>
                     <pic:cNvPicPr>
                       <a:picLocks noChangeArrowheads="1" noChangeAspect="1"/>
                     </pic:cNvPicPr>
                   </pic:nvPicPr>
                   <pic:blipFill>
-                    <a:blip r:embed="rId52"/>
+                    <a:blip r:embed="rId56"/>
                     <a:stretch>
                       <a:fillRect/>
                     </a:stretch>
@@ -3696,51 +3619,43 @@
     </w:p>
     <w:p>
       <w:pPr>
-        <w:pStyle w:val="ImageCaption"/>
-      </w:pPr>
-      <w:r>
-        <w:t xml:space="preserve">시간 슬라이더 리플레이</w:t>
-      </w:r>
-    </w:p>
-    <w:p>
-      <w:pPr>
         <w:pStyle w:val="BodyText"/>
       </w:pPr>
       <w:r>
         <w:t xml:space="preserve">같은 그래프를 슬라이더로 되감는다. 아래 띠는 각 노드의 상태가 언제 바뀌었는지를 보여준다.</w:t>
       </w:r>
     </w:p>
+    <w:bookmarkEnd w:id="59"/>
+    <w:bookmarkStart w:id="63" w:name="X8ab371bc1e8ab19a973369fd8cd727dfffea0f6"/>
     <w:p>
       <w:pPr>
         <w:pStyle w:val="Heading2"/>
       </w:pPr>
-      <w:bookmarkStart w:id="53" w:name="실패-수정과-재실행"/>
       <w:r>
         <w:t xml:space="preserve">6-5. 실패 수정과 재실행</w:t>
       </w:r>
-      <w:bookmarkEnd w:id="53"/>
-    </w:p>
-    <w:p>
-      <w:pPr>
-        <w:pStyle w:val="CaptionedFigure"/>
+    </w:p>
+    <w:p>
+      <w:pPr>
+        <w:pStyle w:val="FirstParagraph"/>
       </w:pPr>
       <w:r>
         <w:drawing>
           <wp:inline>
             <wp:extent cx="5334000" cy="3927157"/>
             <wp:effectExtent b="0" l="0" r="0" t="0"/>
-            <wp:docPr descr="실패 태스크 수정" title="" id="1" name="Picture"/>
+            <wp:docPr descr="실패 태스크 수정" title="" id="61" name="Picture"/>
             <a:graphic>
               <a:graphicData uri="http://schemas.openxmlformats.org/drawingml/2006/picture">
                 <pic:pic>
                   <pic:nvPicPr>
-                    <pic:cNvPr descr="reports/assets/2026-08-26_예상구현_VZ-D-05_실패태스크_수정재실행.png" id="0" name="Picture"/>
+                    <pic:cNvPr descr="reports/assets/2026-08-26_예상구현_VZ-D-05_실패태스크_수정재실행.png" id="62" name="Picture"/>
                     <pic:cNvPicPr>
                       <a:picLocks noChangeArrowheads="1" noChangeAspect="1"/>
                     </pic:cNvPicPr>
                   </pic:nvPicPr>
                   <pic:blipFill>
-                    <a:blip r:embed="rId54"/>
+                    <a:blip r:embed="rId60"/>
                     <a:stretch>
                       <a:fillRect/>
                     </a:stretch>
@@ -3769,14 +3684,6 @@
     </w:p>
     <w:p>
       <w:pPr>
-        <w:pStyle w:val="ImageCaption"/>
-      </w:pPr>
-      <w:r>
-        <w:t xml:space="preserve">실패 태스크 수정</w:t>
-      </w:r>
-    </w:p>
-    <w:p>
-      <w:pPr>
         <w:pStyle w:val="BodyText"/>
       </w:pPr>
       <w:r>
@@ -3790,15 +3697,16 @@
         </w:pict>
       </w:r>
     </w:p>
+    <w:bookmarkEnd w:id="63"/>
+    <w:bookmarkEnd w:id="64"/>
+    <w:bookmarkStart w:id="65" w:name="X325f963baf4106efbae7cc66367c52c08ad7822"/>
     <w:p>
       <w:pPr>
         <w:pStyle w:val="Heading1"/>
       </w:pPr>
-      <w:bookmarkStart w:id="55" w:name="무엇까지-만들면-끝인가"/>
       <w:r>
         <w:t xml:space="preserve">6-6. 무엇까지 만들면 끝인가</w:t>
       </w:r>
-      <w:bookmarkEnd w:id="55"/>
     </w:p>
     <w:p>
       <w:pPr>
@@ -3806,6 +3714,7 @@
       </w:pPr>
       <w:r>
         <w:rPr>
+          <w:bCs/>
           <w:b/>
         </w:rPr>
         <w:t xml:space="preserve">최종 모습은 탭 6개짜리 한 앱이다.</w:t>
@@ -3827,6 +3736,7 @@
       </w:r>
       <w:r>
         <w:rPr>
+          <w:bCs/>
           <w:b/>
         </w:rPr>
         <w:t xml:space="preserve">탭①</w:t>
@@ -3873,7 +3783,7 @@
         <w:rPr>
           <w:rStyle w:val="VerbatimChar"/>
         </w:rPr>
-        <w:t xml:space="preserve">② 구역 현황판  ③ 제어 패널  ④ 지표 조회  ⑤ 영상 오버레이  ⑥ 파이프라인 편집기(동결)</w:t>
+        <w:t xml:space="preserve">② 구역 현황판  ③ 제어 패널  ④ 지표 조회  ⑤ 영상 오버레이  (⑥ 파이프라인 편집기는 8/31 제거 — 방향이 탭①로 확정)</w:t>
       </w:r>
     </w:p>
     <w:p>
@@ -3882,6 +3792,7 @@
       </w:pPr>
       <w:r>
         <w:rPr>
+          <w:bCs/>
           <w:b/>
         </w:rPr>
         <w:t xml:space="preserve">단계별로 무엇까지 만드는가.</w:t>
@@ -3890,21 +3801,21 @@
     <w:tbl>
       <w:tblPr>
         <w:tblStyle w:val="Table"/>
-        <w:tblW w:type="pct" w:w="0.0"/>
-        <w:tblLook w:firstRow="1"/>
+        <w:tblW w:type="auto" w:w="0"/>
+        <w:tblLook w:firstRow="1" w:lastRow="0" w:firstColumn="0" w:lastColumn="0" w:noHBand="0" w:noVBand="0" w:val="0020"/>
+        <w:jc w:val="start"/>
       </w:tblPr>
-      <w:tblGrid/>
+      <w:tblGrid>
+        <w:gridCol w:w="2640"/>
+        <w:gridCol w:w="2640"/>
+        <w:gridCol w:w="2640"/>
+      </w:tblGrid>
       <w:tr>
         <w:trPr>
-          <w:cnfStyle w:firstRow="1"/>
+          <w:tblHeader w:val="true"/>
         </w:trPr>
         <w:tc>
-          <w:tcPr>
-            <w:tcBorders>
-              <w:bottom w:val="single"/>
-            </w:tcBorders>
-            <w:vAlign w:val="bottom"/>
-          </w:tcPr>
+          <w:tcPr/>
           <w:p>
             <w:pPr>
               <w:pStyle w:val="Compact"/>
@@ -3916,12 +3827,7 @@
           </w:p>
         </w:tc>
         <w:tc>
-          <w:tcPr>
-            <w:tcBorders>
-              <w:bottom w:val="single"/>
-            </w:tcBorders>
-            <w:vAlign w:val="bottom"/>
-          </w:tcPr>
+          <w:tcPr/>
           <w:p>
             <w:pPr>
               <w:pStyle w:val="Compact"/>
@@ -3933,12 +3839,7 @@
           </w:p>
         </w:tc>
         <w:tc>
-          <w:tcPr>
-            <w:tcBorders>
-              <w:bottom w:val="single"/>
-            </w:tcBorders>
-            <w:vAlign w:val="bottom"/>
-          </w:tcPr>
+          <w:tcPr/>
           <w:p>
             <w:pPr>
               <w:pStyle w:val="Compact"/>
@@ -3952,6 +3853,7 @@
       </w:tr>
       <w:tr>
         <w:tc>
+          <w:tcPr/>
           <w:p>
             <w:pPr>
               <w:pStyle w:val="Compact"/>
@@ -3963,6 +3865,7 @@
           </w:p>
         </w:tc>
         <w:tc>
+          <w:tcPr/>
           <w:p>
             <w:pPr>
               <w:pStyle w:val="Compact"/>
@@ -3970,6 +3873,7 @@
             </w:pPr>
             <w:r>
               <w:rPr>
+                <w:bCs/>
                 <w:b/>
               </w:rPr>
               <w:t xml:space="preserve">탭① + 공유 계층</w:t>
@@ -3977,6 +3881,7 @@
           </w:p>
         </w:tc>
         <w:tc>
+          <w:tcPr/>
           <w:p>
             <w:pPr>
               <w:pStyle w:val="Compact"/>
@@ -3990,6 +3895,7 @@
             </w:r>
             <w:r>
               <w:rPr>
+                <w:bCs/>
                 <w:b/>
               </w:rPr>
               <w:t xml:space="preserve">34건</w:t>
@@ -3999,6 +3905,7 @@
       </w:tr>
       <w:tr>
         <w:tc>
+          <w:tcPr/>
           <w:p>
             <w:pPr>
               <w:pStyle w:val="Compact"/>
@@ -4010,6 +3917,7 @@
           </w:p>
         </w:tc>
         <w:tc>
+          <w:tcPr/>
           <w:p>
             <w:pPr>
               <w:pStyle w:val="Compact"/>
@@ -4021,6 +3929,7 @@
           </w:p>
         </w:tc>
         <w:tc>
+          <w:tcPr/>
           <w:p>
             <w:pPr>
               <w:pStyle w:val="Compact"/>
@@ -4149,6 +4058,7 @@
       </w:pPr>
       <w:r>
         <w:rPr>
+          <w:bCs/>
           <w:b/>
         </w:rPr>
         <w:t xml:space="preserve">0~3단계에서 만들지 않는 것</w:t>
@@ -4167,6 +4077,7 @@
       </w:r>
       <w:r>
         <w:rPr>
+          <w:bCs/>
           <w:b/>
         </w:rPr>
         <w:t xml:space="preserve">10월에 탭으로 이식만</w:t>
@@ -4182,6 +4093,7 @@
       </w:r>
       <w:r>
         <w:rPr>
+          <w:bCs/>
           <w:b/>
         </w:rPr>
         <w:t xml:space="preserve">요구사항 목록에 남아 있다고 해서 지금 만드는 것은 아니다.</w:t>
@@ -4193,6 +4105,7 @@
       </w:pPr>
       <w:r>
         <w:rPr>
+          <w:bCs/>
           <w:b/>
         </w:rPr>
         <w:t xml:space="preserve">지켜야 하는 것 셋.</w:t>
@@ -4220,6 +4133,7 @@
       </w:r>
       <w:r>
         <w:rPr>
+          <w:bCs/>
           <w:b/>
         </w:rPr>
         <w:t xml:space="preserve">탭① 단독 빌드를 유지한다</w:t>
@@ -4229,6 +4143,259 @@
       </w:r>
       <w:r>
         <w:t xml:space="preserve">— 논문 계측 측정에 다른 탭 부하가 섞이면 안 된다.</w:t>
+      </w:r>
+    </w:p>
+    <w:p>
+      <w:pPr>
+        <w:pStyle w:val="BlockText"/>
+      </w:pPr>
+      <w:r>
+        <w:rPr>
+          <w:bCs/>
+          <w:b/>
+        </w:rPr>
+        <w:t xml:space="preserve">2026-09-03 — 최종 모습이 바뀌었다.</w:t>
+      </w:r>
+      <w:r>
+        <w:t xml:space="preserve"> </w:t>
+      </w:r>
+      <w:r>
+        <w:t xml:space="preserve">위 그림의 탭 다섯이</w:t>
+      </w:r>
+      <w:r>
+        <w:t xml:space="preserve"> </w:t>
+      </w:r>
+      <w:r>
+        <w:rPr>
+          <w:bCs/>
+          <w:b/>
+        </w:rPr>
+        <w:t xml:space="preserve">노드 캔버스 하나</w:t>
+      </w:r>
+      <w:r>
+        <w:t xml:space="preserve">가 된다.</w:t>
+      </w:r>
+    </w:p>
+    <w:p>
+      <w:pPr>
+        <w:pStyle w:val="SourceCode"/>
+      </w:pPr>
+      <w:r>
+        <w:rPr>
+          <w:rStyle w:val="VerbatimChar"/>
+        </w:rPr>
+        <w:t xml:space="preserve">마일스톤 목록</w:t>
+      </w:r>
+      <w:r>
+        <w:br/>
+      </w:r>
+      <w:r>
+        <w:rPr>
+          <w:rStyle w:val="VerbatimChar"/>
+        </w:rPr>
+        <w:t xml:space="preserve">  └ 노드 캔버스   ← 탭이 없다</w:t>
+      </w:r>
+      <w:r>
+        <w:br/>
+      </w:r>
+      <w:r>
+        <w:rPr>
+          <w:rStyle w:val="VerbatimChar"/>
+        </w:rPr>
+        <w:t xml:space="preserve">      팔레트 [장치·위험] [제어] [지표] [영상]      ← 옛 탭②~⑤</w:t>
+      </w:r>
+      <w:r>
+        <w:br/>
+      </w:r>
+      <w:r>
+        <w:rPr>
+          <w:rStyle w:val="VerbatimChar"/>
+        </w:rPr>
+        <w:t xml:space="preserve">      실행 노드 (마일스톤 → 태스크 → 액션 아이템)   ← 옛 탭①</w:t>
+      </w:r>
+      <w:r>
+        <w:br/>
+      </w:r>
+      <w:r>
+        <w:rPr>
+          <w:rStyle w:val="VerbatimChar"/>
+        </w:rPr>
+        <w:t xml:space="preserve">      + 뷰 노드를 태스크에 이으면 그 태스크의 장비·구역·시간이 자동으로 조회 범위가 된다</w:t>
+      </w:r>
+    </w:p>
+    <w:p>
+      <w:pPr>
+        <w:pStyle w:val="BlockText"/>
+      </w:pPr>
+      <w:r>
+        <w:t xml:space="preserve">배치도 바뀐다 —</w:t>
+      </w:r>
+      <w:r>
+        <w:t xml:space="preserve"> </w:t>
+      </w:r>
+      <w:r>
+        <w:rPr>
+          <w:bCs/>
+          <w:b/>
+        </w:rPr>
+        <w:t xml:space="preserve">실행 노드 계통 17 + 뷰 노드 8 +</w:t>
+      </w:r>
+      <w:r>
+        <w:rPr>
+          <w:bCs/>
+          <w:b/>
+        </w:rPr>
+        <w:t xml:space="preserve"> </w:t>
+      </w:r>
+      <w:r>
+        <w:rPr>
+          <w:rStyle w:val="VerbatimChar"/>
+          <w:bCs/>
+          <w:b/>
+        </w:rPr>
+        <w:t xml:space="preserve">VZ-N-*</w:t>
+      </w:r>
+      <w:r>
+        <w:rPr>
+          <w:bCs/>
+          <w:b/>
+        </w:rPr>
+        <w:t xml:space="preserve"> </w:t>
+      </w:r>
+      <w:r>
+        <w:rPr>
+          <w:bCs/>
+          <w:b/>
+        </w:rPr>
+        <w:t xml:space="preserve">신설 5 + 공유 16</w:t>
+      </w:r>
+      <w:r>
+        <w:t xml:space="preserve">.</w:t>
+      </w:r>
+      <w:r>
+        <w:t xml:space="preserve"> </w:t>
+      </w:r>
+      <w:r>
+        <w:t xml:space="preserve">(</w:t>
+      </w:r>
+      <w:r>
+        <w:rPr>
+          <w:rStyle w:val="VerbatimChar"/>
+        </w:rPr>
+        <w:t xml:space="preserve">VZ-U-03</w:t>
+      </w:r>
+      <w:r>
+        <w:t xml:space="preserve"> </w:t>
+      </w:r>
+      <w:r>
+        <w:t xml:space="preserve">은 문서상 「탭① 18건」에 있었지만 실제 위치가 탭②였다. v1.1에서 자리를</w:t>
+      </w:r>
+      <w:r>
+        <w:t xml:space="preserve"> </w:t>
+      </w:r>
+      <w:r>
+        <w:t xml:space="preserve">확정하며 계상을 맞춰 18 → 17, 7 → 8이 됐다.</w:t>
+      </w:r>
+      <w:r>
+        <w:t xml:space="preserve"> </w:t>
+      </w:r>
+      <w:r>
+        <w:rPr>
+          <w:bCs/>
+          <w:b/>
+        </w:rPr>
+        <w:t xml:space="preserve">합계는 그대로이고 삭제는 없다.</w:t>
+      </w:r>
+      <w:r>
+        <w:t xml:space="preserve">)</w:t>
+      </w:r>
+    </w:p>
+    <w:p>
+      <w:pPr>
+        <w:pStyle w:val="BlockText"/>
+      </w:pPr>
+      <w:r>
+        <w:rPr>
+          <w:bCs/>
+          <w:b/>
+        </w:rPr>
+        <w:t xml:space="preserve">위 「지켜야 하는 것 셋」은 넷이 됐다</w:t>
+      </w:r>
+      <w:r>
+        <w:t xml:space="preserve"> </w:t>
+      </w:r>
+      <w:r>
+        <w:t xml:space="preserve">— ④</w:t>
+      </w:r>
+      <w:r>
+        <w:t xml:space="preserve"> </w:t>
+      </w:r>
+      <w:r>
+        <w:rPr>
+          <w:bCs/>
+          <w:b/>
+        </w:rPr>
+        <w:t xml:space="preserve">뷰 노드는</w:t>
+      </w:r>
+      <w:r>
+        <w:rPr>
+          <w:bCs/>
+          <w:b/>
+        </w:rPr>
+        <w:t xml:space="preserve"> </w:t>
+      </w:r>
+      <w:r>
+        <w:rPr>
+          <w:rStyle w:val="VerbatimChar"/>
+          <w:bCs/>
+          <w:b/>
+        </w:rPr>
+        <w:t xml:space="preserve">deps</w:t>
+      </w:r>
+      <w:r>
+        <w:rPr>
+          <w:bCs/>
+          <w:b/>
+        </w:rPr>
+        <w:t xml:space="preserve"> </w:t>
+      </w:r>
+      <w:r>
+        <w:rPr>
+          <w:bCs/>
+          <w:b/>
+        </w:rPr>
+        <w:t xml:space="preserve">에 들어가지 않는다.</w:t>
+      </w:r>
+      <w:r>
+        <w:t xml:space="preserve"> </w:t>
+      </w:r>
+      <w:r>
+        <w:t xml:space="preserve">실행 순서 엣지와 관측 엣지가 섞이면 깊이 계산에 순환이 생겨 배치가 깨진다.</w:t>
+      </w:r>
+      <w:r>
+        <w:t xml:space="preserve"> </w:t>
+      </w:r>
+      <w:r>
+        <w:t xml:space="preserve">그리고 ③이 이번 개편의</w:t>
+      </w:r>
+      <w:r>
+        <w:t xml:space="preserve"> </w:t>
+      </w:r>
+      <w:r>
+        <w:rPr>
+          <w:bCs/>
+          <w:b/>
+        </w:rPr>
+        <w:t xml:space="preserve">최대 위험</w:t>
+      </w:r>
+      <w:r>
+        <w:t xml:space="preserve">이다 — 뷰 노드가 캔버스 안에 놓이므로 그냥 만들면</w:t>
+      </w:r>
+      <w:r>
+        <w:t xml:space="preserve"> </w:t>
+      </w:r>
+      <w:r>
+        <w:t xml:space="preserve">대시보드 데이터 계층이 단독 번들에 딸려 들어와 논문 측정축 D가 오염된다.</w:t>
       </w:r>
     </w:p>
     <w:p>
@@ -4238,34 +4405,34 @@
         </w:pict>
       </w:r>
     </w:p>
+    <w:bookmarkEnd w:id="65"/>
+    <w:bookmarkStart w:id="66" w:name="Xf93d5145bab91440f493474612df5a9a0548216"/>
     <w:p>
       <w:pPr>
         <w:pStyle w:val="Heading1"/>
       </w:pPr>
-      <w:bookmarkStart w:id="56" w:name="지금-할-일-827831"/>
       <w:r>
         <w:t xml:space="preserve">7. 지금 할 일 (8/27~8/31)</w:t>
       </w:r>
-      <w:bookmarkEnd w:id="56"/>
     </w:p>
     <w:tbl>
       <w:tblPr>
         <w:tblStyle w:val="Table"/>
-        <w:tblW w:type="pct" w:w="0.0"/>
-        <w:tblLook w:firstRow="1"/>
+        <w:tblW w:type="auto" w:w="0"/>
+        <w:tblLook w:firstRow="1" w:lastRow="0" w:firstColumn="0" w:lastColumn="0" w:noHBand="0" w:noVBand="0" w:val="0020"/>
+        <w:jc w:val="start"/>
       </w:tblPr>
-      <w:tblGrid/>
+      <w:tblGrid>
+        <w:gridCol w:w="2640"/>
+        <w:gridCol w:w="2640"/>
+        <w:gridCol w:w="2640"/>
+      </w:tblGrid>
       <w:tr>
         <w:trPr>
-          <w:cnfStyle w:firstRow="1"/>
+          <w:tblHeader w:val="true"/>
         </w:trPr>
         <w:tc>
-          <w:tcPr>
-            <w:tcBorders>
-              <w:bottom w:val="single"/>
-            </w:tcBorders>
-            <w:vAlign w:val="bottom"/>
-          </w:tcPr>
+          <w:tcPr/>
           <w:p>
             <w:pPr>
               <w:pStyle w:val="Compact"/>
@@ -4277,12 +4444,7 @@
           </w:p>
         </w:tc>
         <w:tc>
-          <w:tcPr>
-            <w:tcBorders>
-              <w:bottom w:val="single"/>
-            </w:tcBorders>
-            <w:vAlign w:val="bottom"/>
-          </w:tcPr>
+          <w:tcPr/>
           <w:p>
             <w:pPr>
               <w:pStyle w:val="Compact"/>
@@ -4294,12 +4456,7 @@
           </w:p>
         </w:tc>
         <w:tc>
-          <w:tcPr>
-            <w:tcBorders>
-              <w:bottom w:val="single"/>
-            </w:tcBorders>
-            <w:vAlign w:val="bottom"/>
-          </w:tcPr>
+          <w:tcPr/>
           <w:p>
             <w:pPr>
               <w:pStyle w:val="Compact"/>
@@ -4313,6 +4470,7 @@
       </w:tr>
       <w:tr>
         <w:tc>
+          <w:tcPr/>
           <w:p>
             <w:pPr>
               <w:pStyle w:val="Compact"/>
@@ -4324,6 +4482,7 @@
           </w:p>
         </w:tc>
         <w:tc>
+          <w:tcPr/>
           <w:p>
             <w:pPr>
               <w:pStyle w:val="Compact"/>
@@ -4335,6 +4494,7 @@
           </w:p>
         </w:tc>
         <w:tc>
+          <w:tcPr/>
           <w:p>
             <w:pPr>
               <w:pStyle w:val="Compact"/>
@@ -4348,6 +4508,7 @@
       </w:tr>
       <w:tr>
         <w:tc>
+          <w:tcPr/>
           <w:p>
             <w:pPr>
               <w:pStyle w:val="Compact"/>
@@ -4359,6 +4520,7 @@
           </w:p>
         </w:tc>
         <w:tc>
+          <w:tcPr/>
           <w:p>
             <w:pPr>
               <w:pStyle w:val="Compact"/>
@@ -4370,6 +4532,7 @@
           </w:p>
         </w:tc>
         <w:tc>
+          <w:tcPr/>
           <w:p>
             <w:pPr>
               <w:pStyle w:val="Compact"/>
@@ -4383,6 +4546,7 @@
       </w:tr>
       <w:tr>
         <w:tc>
+          <w:tcPr/>
           <w:p>
             <w:pPr>
               <w:pStyle w:val="Compact"/>
@@ -4394,6 +4558,7 @@
           </w:p>
         </w:tc>
         <w:tc>
+          <w:tcPr/>
           <w:p>
             <w:pPr>
               <w:pStyle w:val="Compact"/>
@@ -4405,6 +4570,7 @@
           </w:p>
         </w:tc>
         <w:tc>
+          <w:tcPr/>
           <w:p>
             <w:pPr>
               <w:pStyle w:val="Compact"/>
@@ -4418,6 +4584,7 @@
       </w:tr>
       <w:tr>
         <w:tc>
+          <w:tcPr/>
           <w:p>
             <w:pPr>
               <w:pStyle w:val="Compact"/>
@@ -4429,6 +4596,7 @@
           </w:p>
         </w:tc>
         <w:tc>
+          <w:tcPr/>
           <w:p>
             <w:pPr>
               <w:pStyle w:val="Compact"/>
@@ -4440,6 +4608,7 @@
           </w:p>
         </w:tc>
         <w:tc>
+          <w:tcPr/>
           <w:p>
             <w:pPr>
               <w:pStyle w:val="Compact"/>
@@ -4453,6 +4622,7 @@
       </w:tr>
       <w:tr>
         <w:tc>
+          <w:tcPr/>
           <w:p>
             <w:pPr>
               <w:pStyle w:val="Compact"/>
@@ -4464,6 +4634,7 @@
           </w:p>
         </w:tc>
         <w:tc>
+          <w:tcPr/>
           <w:p>
             <w:pPr>
               <w:pStyle w:val="Compact"/>
@@ -4475,6 +4646,7 @@
           </w:p>
         </w:tc>
         <w:tc>
+          <w:tcPr/>
           <w:p>
             <w:pPr>
               <w:pStyle w:val="Compact"/>
@@ -4494,15 +4666,15 @@
         </w:pict>
       </w:r>
     </w:p>
+    <w:bookmarkEnd w:id="66"/>
+    <w:bookmarkStart w:id="67" w:name="Xe64cd87aaa0f4d8495055b03ebf11d34d7579ce"/>
     <w:p>
       <w:pPr>
         <w:pStyle w:val="Heading1"/>
       </w:pPr>
-      <w:bookmarkStart w:id="57" w:name="확인이-필요한-것"/>
       <w:r>
         <w:t xml:space="preserve">8. 확인이 필요한 것</w:t>
       </w:r>
-      <w:bookmarkEnd w:id="57"/>
     </w:p>
     <w:p>
       <w:pPr>
@@ -4544,6 +4716,7 @@
       </w:r>
       <w:r>
         <w:rPr>
+          <w:bCs/>
           <w:b/>
         </w:rPr>
         <w:t xml:space="preserve">9/7까지, 완성도보다 속도</w:t>
@@ -4574,6 +4747,7 @@
       </w:pPr>
       <w:r>
         <w:rPr>
+          <w:bCs/>
           <w:b/>
         </w:rPr>
         <w:t xml:space="preserve">임무 생성을 인수하면서 로컬 LLM 사양이 정해져야 한다.</w:t>
@@ -4607,6 +4781,7 @@
       </w:r>
       <w:r>
         <w:rPr>
+          <w:bCs/>
           <w:b/>
         </w:rPr>
         <w:t xml:space="preserve">확장점 E9로 분류해 이번 범위에서 뺐다.</w:t>
@@ -4630,6 +4805,7 @@
         <w:t xml:space="preserve">시연(UN·11월 육군)에서 이 도구가 담당할 범위. 시연 전용 개발이 따로 필요한가.</w:t>
       </w:r>
     </w:p>
+    <w:bookmarkEnd w:id="67"/>
     <w:sectPr/>
   </w:body>
 </w:document>
@@ -4661,17 +4837,14 @@
 <file path=word/numbering.xml><?xml version="1.0" encoding="utf-8"?>
 <w:numbering xmlns:w="http://schemas.openxmlformats.org/wordprocessingml/2006/main">
   <w:abstractNum w:abstractNumId="990">
-    <w:nsid w:val="2c1ae401"/>
+    <w:nsid w:val="A990"/>
     <w:multiLevelType w:val="multilevel"/>
     <w:lvl w:ilvl="0">
       <w:numFmt w:val="bullet"/>
       <w:lvlText w:val=" "/>
       <w:lvlJc w:val="left"/>
       <w:pPr>
-        <w:tabs>
-          <w:tab w:val="num" w:pos="0"/>
-        </w:tabs>
-        <w:ind w:left="480" w:hanging="480"/>
+        <w:ind w:left="720" w:hanging="480"/>
       </w:pPr>
     </w:lvl>
     <w:lvl w:ilvl="1">
@@ -4679,10 +4852,7 @@
       <w:lvlText w:val=" "/>
       <w:lvlJc w:val="left"/>
       <w:pPr>
-        <w:tabs>
-          <w:tab w:val="num" w:pos="720"/>
-        </w:tabs>
-        <w:ind w:left="1200" w:hanging="480"/>
+        <w:ind w:left="1440" w:hanging="480"/>
       </w:pPr>
     </w:lvl>
     <w:lvl w:ilvl="2">
@@ -4690,10 +4860,7 @@
       <w:lvlText w:val=" "/>
       <w:lvlJc w:val="left"/>
       <w:pPr>
-        <w:tabs>
-          <w:tab w:val="num" w:pos="1440"/>
-        </w:tabs>
-        <w:ind w:left="1920" w:hanging="480"/>
+        <w:ind w:left="2160" w:hanging="480"/>
       </w:pPr>
     </w:lvl>
     <w:lvl w:ilvl="3">
@@ -4701,10 +4868,7 @@
       <w:lvlText w:val=" "/>
       <w:lvlJc w:val="left"/>
       <w:pPr>
-        <w:tabs>
-          <w:tab w:val="num" w:pos="2160"/>
-        </w:tabs>
-        <w:ind w:left="2640" w:hanging="480"/>
+        <w:ind w:left="2880" w:hanging="480"/>
       </w:pPr>
     </w:lvl>
     <w:lvl w:ilvl="4">
@@ -4712,10 +4876,7 @@
       <w:lvlText w:val=" "/>
       <w:lvlJc w:val="left"/>
       <w:pPr>
-        <w:tabs>
-          <w:tab w:val="num" w:pos="2880"/>
-        </w:tabs>
-        <w:ind w:left="3360" w:hanging="480"/>
+        <w:ind w:left="3600" w:hanging="480"/>
       </w:pPr>
     </w:lvl>
     <w:lvl w:ilvl="5">
@@ -4723,10 +4884,7 @@
       <w:lvlText w:val=" "/>
       <w:lvlJc w:val="left"/>
       <w:pPr>
-        <w:tabs>
-          <w:tab w:val="num" w:pos="3600"/>
-        </w:tabs>
-        <w:ind w:left="4080" w:hanging="480"/>
+        <w:ind w:left="4320" w:hanging="480"/>
       </w:pPr>
     </w:lvl>
     <w:lvl w:ilvl="6">
@@ -4734,10 +4892,7 @@
       <w:lvlText w:val=" "/>
       <w:lvlJc w:val="left"/>
       <w:pPr>
-        <w:tabs>
-          <w:tab w:val="num" w:pos="4320"/>
-        </w:tabs>
-        <w:ind w:left="4800" w:hanging="480"/>
+        <w:ind w:left="5040" w:hanging="480"/>
       </w:pPr>
     </w:lvl>
     <w:lvl w:ilvl="7">
@@ -4745,10 +4900,7 @@
       <w:lvlText w:val=" "/>
       <w:lvlJc w:val="left"/>
       <w:pPr>
-        <w:tabs>
-          <w:tab w:val="num" w:pos="5040"/>
-        </w:tabs>
-        <w:ind w:left="5520" w:hanging="480"/>
+        <w:ind w:left="5760" w:hanging="480"/>
       </w:pPr>
     </w:lvl>
     <w:lvl w:ilvl="8">
@@ -4756,25 +4908,19 @@
       <w:lvlText w:val=" "/>
       <w:lvlJc w:val="left"/>
       <w:pPr>
-        <w:tabs>
-          <w:tab w:val="num" w:pos="5760"/>
-        </w:tabs>
-        <w:ind w:left="6240" w:hanging="480"/>
+        <w:ind w:left="6480" w:hanging="480"/>
       </w:pPr>
     </w:lvl>
   </w:abstractNum>
   <w:abstractNum w:abstractNumId="991">
-    <w:nsid w:val="ea454b4c"/>
+    <w:nsid w:val="A991"/>
     <w:multiLevelType w:val="multilevel"/>
     <w:lvl w:ilvl="0">
       <w:numFmt w:val="bullet"/>
       <w:lvlText w:val="•"/>
       <w:lvlJc w:val="left"/>
       <w:pPr>
-        <w:tabs>
-          <w:tab w:val="num" w:pos="0"/>
-        </w:tabs>
-        <w:ind w:left="480" w:hanging="480"/>
+        <w:ind w:left="720" w:hanging="480"/>
       </w:pPr>
     </w:lvl>
     <w:lvl w:ilvl="1">
@@ -4782,10 +4928,7 @@
       <w:lvlText w:val="–"/>
       <w:lvlJc w:val="left"/>
       <w:pPr>
-        <w:tabs>
-          <w:tab w:val="num" w:pos="720"/>
-        </w:tabs>
-        <w:ind w:left="1200" w:hanging="480"/>
+        <w:ind w:left="1440" w:hanging="480"/>
       </w:pPr>
     </w:lvl>
     <w:lvl w:ilvl="2">
@@ -4793,10 +4936,7 @@
       <w:lvlText w:val="•"/>
       <w:lvlJc w:val="left"/>
       <w:pPr>
-        <w:tabs>
-          <w:tab w:val="num" w:pos="1440"/>
-        </w:tabs>
-        <w:ind w:left="1920" w:hanging="480"/>
+        <w:ind w:left="2160" w:hanging="480"/>
       </w:pPr>
     </w:lvl>
     <w:lvl w:ilvl="3">
@@ -4804,10 +4944,7 @@
       <w:lvlText w:val="–"/>
       <w:lvlJc w:val="left"/>
       <w:pPr>
-        <w:tabs>
-          <w:tab w:val="num" w:pos="2160"/>
-        </w:tabs>
-        <w:ind w:left="2640" w:hanging="480"/>
+        <w:ind w:left="2880" w:hanging="480"/>
       </w:pPr>
     </w:lvl>
     <w:lvl w:ilvl="4">
@@ -4815,10 +4952,7 @@
       <w:lvlText w:val="•"/>
       <w:lvlJc w:val="left"/>
       <w:pPr>
-        <w:tabs>
-          <w:tab w:val="num" w:pos="2880"/>
-        </w:tabs>
-        <w:ind w:left="3360" w:hanging="480"/>
+        <w:ind w:left="3600" w:hanging="480"/>
       </w:pPr>
     </w:lvl>
     <w:lvl w:ilvl="5">
@@ -4826,10 +4960,7 @@
       <w:lvlText w:val="–"/>
       <w:lvlJc w:val="left"/>
       <w:pPr>
-        <w:tabs>
-          <w:tab w:val="num" w:pos="3600"/>
-        </w:tabs>
-        <w:ind w:left="4080" w:hanging="480"/>
+        <w:ind w:left="4320" w:hanging="480"/>
       </w:pPr>
     </w:lvl>
     <w:lvl w:ilvl="6">
@@ -4837,10 +4968,7 @@
       <w:lvlText w:val="•"/>
       <w:lvlJc w:val="left"/>
       <w:pPr>
-        <w:tabs>
-          <w:tab w:val="num" w:pos="4320"/>
-        </w:tabs>
-        <w:ind w:left="4800" w:hanging="480"/>
+        <w:ind w:left="5040" w:hanging="480"/>
       </w:pPr>
     </w:lvl>
     <w:lvl w:ilvl="7">
@@ -4848,10 +4976,7 @@
       <w:lvlText w:val="–"/>
       <w:lvlJc w:val="left"/>
       <w:pPr>
-        <w:tabs>
-          <w:tab w:val="num" w:pos="5040"/>
-        </w:tabs>
-        <w:ind w:left="5520" w:hanging="480"/>
+        <w:ind w:left="5760" w:hanging="480"/>
       </w:pPr>
     </w:lvl>
     <w:lvl w:ilvl="8">
@@ -4859,15 +4984,12 @@
       <w:lvlText w:val="•"/>
       <w:lvlJc w:val="left"/>
       <w:pPr>
-        <w:tabs>
-          <w:tab w:val="num" w:pos="5760"/>
-        </w:tabs>
-        <w:ind w:left="6240" w:hanging="480"/>
+        <w:ind w:left="6480" w:hanging="480"/>
       </w:pPr>
     </w:lvl>
   </w:abstractNum>
   <w:abstractNum w:abstractNumId="99411">
-    <w:nsid w:val="71315dca"/>
+    <w:nsid w:val="A99411"/>
     <w:multiLevelType w:val="multilevel"/>
     <w:lvl w:ilvl="0">
       <w:start w:val="1"/>
@@ -4875,10 +4997,7 @@
       <w:lvlText w:val="%1."/>
       <w:lvlJc w:val="left"/>
       <w:pPr>
-        <w:tabs>
-          <w:tab w:val="num" w:pos="0"/>
-        </w:tabs>
-        <w:ind w:left="480" w:hanging="480"/>
+        <w:ind w:left="720" w:hanging="480"/>
       </w:pPr>
     </w:lvl>
     <w:lvl w:ilvl="1">
@@ -4887,10 +5006,7 @@
       <w:lvlText w:val="%2."/>
       <w:lvlJc w:val="left"/>
       <w:pPr>
-        <w:tabs>
-          <w:tab w:val="num" w:pos="720"/>
-        </w:tabs>
-        <w:ind w:left="1200" w:hanging="480"/>
+        <w:ind w:left="1440" w:hanging="480"/>
       </w:pPr>
     </w:lvl>
     <w:lvl w:ilvl="2">
@@ -4899,10 +5015,7 @@
       <w:lvlText w:val="%3."/>
       <w:lvlJc w:val="left"/>
       <w:pPr>
-        <w:tabs>
-          <w:tab w:val="num" w:pos="1440"/>
-        </w:tabs>
-        <w:ind w:left="1920" w:hanging="480"/>
+        <w:ind w:left="2160" w:hanging="480"/>
       </w:pPr>
     </w:lvl>
     <w:lvl w:ilvl="3">
@@ -4911,10 +5024,7 @@
       <w:lvlText w:val="%4."/>
       <w:lvlJc w:val="left"/>
       <w:pPr>
-        <w:tabs>
-          <w:tab w:val="num" w:pos="2160"/>
-        </w:tabs>
-        <w:ind w:left="2640" w:hanging="480"/>
+        <w:ind w:left="2880" w:hanging="480"/>
       </w:pPr>
     </w:lvl>
     <w:lvl w:ilvl="4">
@@ -4923,10 +5033,7 @@
       <w:lvlText w:val="%5."/>
       <w:lvlJc w:val="left"/>
       <w:pPr>
-        <w:tabs>
-          <w:tab w:val="num" w:pos="2880"/>
-        </w:tabs>
-        <w:ind w:left="3360" w:hanging="480"/>
+        <w:ind w:left="3600" w:hanging="480"/>
       </w:pPr>
     </w:lvl>
     <w:lvl w:ilvl="5">
@@ -4935,10 +5042,7 @@
       <w:lvlText w:val="%6."/>
       <w:lvlJc w:val="left"/>
       <w:pPr>
-        <w:tabs>
-          <w:tab w:val="num" w:pos="3600"/>
-        </w:tabs>
-        <w:ind w:left="4080" w:hanging="480"/>
+        <w:ind w:left="4320" w:hanging="480"/>
       </w:pPr>
     </w:lvl>
     <w:lvl w:ilvl="6">
@@ -4947,10 +5051,7 @@
       <w:lvlText w:val="%7."/>
       <w:lvlJc w:val="left"/>
       <w:pPr>
-        <w:tabs>
-          <w:tab w:val="num" w:pos="4320"/>
-        </w:tabs>
-        <w:ind w:left="4800" w:hanging="480"/>
+        <w:ind w:left="5040" w:hanging="480"/>
       </w:pPr>
     </w:lvl>
     <w:lvl w:ilvl="7">
@@ -4959,10 +5060,7 @@
       <w:lvlText w:val="%8."/>
       <w:lvlJc w:val="left"/>
       <w:pPr>
-        <w:tabs>
-          <w:tab w:val="num" w:pos="5040"/>
-        </w:tabs>
-        <w:ind w:left="5520" w:hanging="480"/>
+        <w:ind w:left="5760" w:hanging="480"/>
       </w:pPr>
     </w:lvl>
     <w:lvl w:ilvl="8">
@@ -4971,10 +5069,7 @@
       <w:lvlText w:val="%9."/>
       <w:lvlJc w:val="left"/>
       <w:pPr>
-        <w:tabs>
-          <w:tab w:val="num" w:pos="5760"/>
-        </w:tabs>
-        <w:ind w:left="6240" w:hanging="480"/>
+        <w:ind w:left="6480" w:hanging="480"/>
       </w:pPr>
     </w:lvl>
   </w:abstractNum>
@@ -5091,10 +5186,10 @@
   <w:docDefaults>
     <w:rPrDefault>
       <w:rPr>
-        <w:rFonts w:asciiTheme="minorHAnsi" w:eastAsiaTheme="minorHAnsi" w:hAnsiTheme="minorHAnsi" w:cstheme="minorBidi"/>
+        <w:rFonts w:ascii="Malgun Gothic" w:cs="Malgun Gothic" w:eastAsia="Malgun Gothic" w:hAnsi="Malgun Gothic"/>
         <w:sz w:val="24"/>
         <w:szCs w:val="24"/>
-        <w:lang w:val="en-US" w:eastAsia="맑은 고딕" w:bidi="ar-SA"/>
+        <w:lang w:bidi="ar-SA" w:eastAsia="en-US" w:val="en-US"/>
       </w:rPr>
     </w:rPrDefault>
     <w:pPrDefault>
@@ -5103,35 +5198,35 @@
       </w:pPr>
     </w:pPrDefault>
   </w:docDefaults>
-  <w:latentStyles w:defLockedState="0" w:defUIPriority="0" w:defSemiHidden="0" w:defUnhideWhenUsed="0" w:defQFormat="0" w:count="276"/>
-  <w:style w:type="paragraph" w:default="1" w:styleId="Normal">
+  <w:latentStyles w:count="276" w:defLockedState="0" w:defQFormat="0" w:defSemiHidden="0" w:defUIPriority="0" w:defUnhideWhenUsed="0"/>
+  <w:style w:default="1" w:styleId="Normal" w:type="paragraph">
     <w:name w:val="Normal"/>
     <w:qFormat/>
   </w:style>
-  <w:style w:type="paragraph" w:styleId="BodyText">
+  <w:style w:styleId="BodyText" w:type="paragraph">
     <w:name w:val="Body Text"/>
     <w:basedOn w:val="Normal"/>
     <w:link w:val="BodyTextChar"/>
     <w:pPr>
-      <w:spacing w:before="180" w:after="180"/>
+      <w:spacing w:after="180" w:before="180"/>
     </w:pPr>
     <w:qFormat/>
   </w:style>
-  <w:style w:type="paragraph" w:customStyle="1" w:styleId="FirstParagraph">
+  <w:style w:customStyle="1" w:styleId="FirstParagraph" w:type="paragraph">
     <w:name w:val="First Paragraph"/>
     <w:basedOn w:val="BodyText"/>
     <w:next w:val="BodyText"/>
     <w:qFormat/>
   </w:style>
-  <w:style w:type="paragraph" w:customStyle="1" w:styleId="Compact">
+  <w:style w:customStyle="1" w:styleId="Compact" w:type="paragraph">
     <w:name w:val="Compact"/>
     <w:basedOn w:val="BodyText"/>
     <w:qFormat/>
     <w:pPr>
-      <w:spacing w:before="36" w:after="36"/>
+      <w:spacing w:after="36" w:before="36"/>
     </w:pPr>
   </w:style>
-  <w:style w:type="paragraph" w:styleId="Title">
+  <w:style w:styleId="Title" w:type="paragraph">
     <w:name w:val="Title"/>
     <w:basedOn w:val="Normal"/>
     <w:next w:val="BodyText"/>
@@ -5139,19 +5234,19 @@
     <w:pPr>
       <w:keepNext/>
       <w:keepLines/>
-      <w:spacing w:before="480" w:after="240"/>
+      <w:spacing w:after="240" w:before="480"/>
       <w:jc w:val="center"/>
     </w:pPr>
     <w:rPr>
-      <w:rFonts w:asciiTheme="majorHAnsi" w:eastAsiaTheme="majorEastAsia" w:hAnsiTheme="majorHAnsi" w:cstheme="majorBidi"/>
+      <w:rFonts w:ascii="Malgun Gothic" w:cs="Malgun Gothic" w:eastAsia="Malgun Gothic" w:hAnsi="Malgun Gothic"/>
       <w:b/>
       <w:bCs/>
-      <w:color w:val="345A8A" w:themeColor="accent1" w:themeShade="B5"/>
+      <w:color w:themeColor="accent1" w:themeShade="B5" w:val="345A8A"/>
       <w:sz w:val="36"/>
       <w:szCs w:val="36"/>
     </w:rPr>
   </w:style>
-  <w:style w:type="paragraph" w:styleId="Subtitle">
+  <w:style w:styleId="Subtitle" w:type="paragraph">
     <w:name w:val="Subtitle"/>
     <w:basedOn w:val="Title"/>
     <w:next w:val="BodyText"/>
@@ -5159,7 +5254,7 @@
     <w:pPr>
       <w:keepNext/>
       <w:keepLines/>
-      <w:spacing w:before="240" w:after="240"/>
+      <w:spacing w:after="240" w:before="240"/>
       <w:jc w:val="center"/>
     </w:pPr>
     <w:rPr>
@@ -5167,7 +5262,7 @@
       <w:szCs w:val="30"/>
     </w:rPr>
   </w:style>
-  <w:style w:type="paragraph" w:customStyle="1" w:styleId="Author">
+  <w:style w:customStyle="1" w:styleId="Author" w:type="paragraph">
     <w:name w:val="Author"/>
     <w:next w:val="BodyText"/>
     <w:qFormat/>
@@ -5177,7 +5272,7 @@
       <w:jc w:val="center"/>
     </w:pPr>
   </w:style>
-  <w:style w:type="paragraph" w:styleId="Date">
+  <w:style w:styleId="Date" w:type="paragraph">
     <w:name w:val="Date"/>
     <w:next w:val="BodyText"/>
     <w:qFormat/>
@@ -5187,7 +5282,26 @@
       <w:jc w:val="center"/>
     </w:pPr>
   </w:style>
-  <w:style w:type="paragraph" w:customStyle="1" w:styleId="Abstract">
+  <w:style w:customStyle="1" w:styleId="AbstractTitle" w:type="paragraph">
+    <w:name w:val="Abstract Title"/>
+    <w:basedOn w:val="Normal"/>
+    <w:next w:val="Abstract"/>
+    <w:qFormat/>
+    <w:pPr>
+      <w:keepNext/>
+      <w:keepLines/>
+      <w:jc w:val="center"/>
+      <w:spacing w:after="0" w:before="300"/>
+    </w:pPr>
+    <w:rPr>
+      <w:sz w:val="20"/>
+      <w:szCs w:val="20"/>
+      <w:b/>
+      <w:color w:val="345A8A"/>
+      &gt;
+    </w:rPr>
+  </w:style>
+  <w:style w:customStyle="1" w:styleId="Abstract" w:type="paragraph">
     <w:name w:val="Abstract"/>
     <w:basedOn w:val="Normal"/>
     <w:next w:val="BodyText"/>
@@ -5195,14 +5309,14 @@
     <w:pPr>
       <w:keepNext/>
       <w:keepLines/>
-      <w:spacing w:before="300" w:after="300"/>
+      <w:spacing w:after="300" w:before="100"/>
     </w:pPr>
     <w:rPr>
       <w:sz w:val="20"/>
       <w:szCs w:val="20"/>
     </w:rPr>
   </w:style>
-  <w:style w:type="paragraph" w:styleId="Bibliography">
+  <w:style w:styleId="Bibliography" w:type="paragraph">
     <w:name w:val="Bibliography"/>
     <w:basedOn w:val="Normal"/>
     <w:next w:val="Bibliography"/>
@@ -5210,7 +5324,7 @@
     <w:pPr/>
     <w:rPr/>
   </w:style>
-  <w:style w:type="paragraph" w:styleId="Heading1">
+  <w:style w:styleId="Heading1" w:type="paragraph">
     <w:name w:val="Heading 1"/>
     <w:basedOn w:val="Normal"/>
     <w:next w:val="BodyText"/>
@@ -5219,19 +5333,19 @@
     <w:pPr>
       <w:keepNext/>
       <w:keepLines/>
-      <w:spacing w:before="480" w:after="0"/>
+      <w:spacing w:after="0" w:before="480"/>
       <w:outlineLvl w:val="0"/>
     </w:pPr>
     <w:rPr>
-      <w:rFonts w:asciiTheme="majorHAnsi" w:eastAsiaTheme="majorEastAsia" w:hAnsiTheme="majorHAnsi" w:cstheme="majorBidi"/>
+      <w:rFonts w:ascii="Malgun Gothic" w:cs="Malgun Gothic" w:eastAsia="Malgun Gothic" w:hAnsi="Malgun Gothic"/>
       <w:b/>
       <w:bCs/>
-      <w:color w:val="4F81BD" w:themeColor="accent1"/>
+      <w:color w:themeColor="accent1" w:val="4F81BD"/>
       <w:sz w:val="32"/>
       <w:szCs w:val="32"/>
     </w:rPr>
   </w:style>
-  <w:style w:type="paragraph" w:styleId="Heading2">
+  <w:style w:styleId="Heading2" w:type="paragraph">
     <w:name w:val="Heading 2"/>
     <w:basedOn w:val="Normal"/>
     <w:next w:val="BodyText"/>
@@ -5241,19 +5355,19 @@
     <w:pPr>
       <w:keepNext/>
       <w:keepLines/>
-      <w:spacing w:before="200" w:after="0"/>
+      <w:spacing w:after="0" w:before="200"/>
       <w:outlineLvl w:val="1"/>
     </w:pPr>
     <w:rPr>
-      <w:rFonts w:asciiTheme="majorHAnsi" w:eastAsiaTheme="majorEastAsia" w:hAnsiTheme="majorHAnsi" w:cstheme="majorBidi"/>
+      <w:rFonts w:ascii="Malgun Gothic" w:cs="Malgun Gothic" w:eastAsia="Malgun Gothic" w:hAnsi="Malgun Gothic"/>
       <w:b/>
       <w:bCs/>
-      <w:color w:val="4F81BD" w:themeColor="accent1"/>
+      <w:color w:themeColor="accent1" w:val="4F81BD"/>
       <w:sz w:val="28"/>
       <w:szCs w:val="28"/>
     </w:rPr>
   </w:style>
-  <w:style w:type="paragraph" w:styleId="Heading3">
+  <w:style w:styleId="Heading3" w:type="paragraph">
     <w:name w:val="Heading 3"/>
     <w:basedOn w:val="Normal"/>
     <w:next w:val="BodyText"/>
@@ -5263,19 +5377,19 @@
     <w:pPr>
       <w:keepNext/>
       <w:keepLines/>
-      <w:spacing w:before="200" w:after="0"/>
+      <w:spacing w:after="0" w:before="200"/>
       <w:outlineLvl w:val="2"/>
     </w:pPr>
     <w:rPr>
-      <w:rFonts w:asciiTheme="majorHAnsi" w:eastAsiaTheme="majorEastAsia" w:hAnsiTheme="majorHAnsi" w:cstheme="majorBidi"/>
+      <w:rFonts w:ascii="Malgun Gothic" w:cs="Malgun Gothic" w:eastAsia="Malgun Gothic" w:hAnsi="Malgun Gothic"/>
       <w:b/>
       <w:bCs/>
-      <w:color w:val="4F81BD" w:themeColor="accent1"/>
+      <w:color w:themeColor="accent1" w:val="4F81BD"/>
       <w:sz w:val="24"/>
       <w:szCs w:val="24"/>
     </w:rPr>
   </w:style>
-  <w:style w:type="paragraph" w:styleId="Heading4">
+  <w:style w:styleId="Heading4" w:type="paragraph">
     <w:name w:val="Heading 4"/>
     <w:basedOn w:val="Normal"/>
     <w:next w:val="BodyText"/>
@@ -5285,19 +5399,19 @@
     <w:pPr>
       <w:keepNext/>
       <w:keepLines/>
-      <w:spacing w:before="200" w:after="0"/>
+      <w:spacing w:after="0" w:before="200"/>
       <w:outlineLvl w:val="3"/>
     </w:pPr>
     <w:rPr>
-      <w:rFonts w:asciiTheme="majorHAnsi" w:eastAsiaTheme="majorEastAsia" w:hAnsiTheme="majorHAnsi" w:cstheme="majorBidi"/>
+      <w:rFonts w:ascii="Malgun Gothic" w:cs="Malgun Gothic" w:eastAsia="Malgun Gothic" w:hAnsi="Malgun Gothic"/>
       <w:i/>
       <w:bCs/>
-      <w:color w:val="4F81BD" w:themeColor="accent1"/>
+      <w:color w:themeColor="accent1" w:val="4F81BD"/>
       <w:sz w:val="24"/>
       <w:szCs w:val="24"/>
     </w:rPr>
   </w:style>
-  <w:style w:type="paragraph" w:styleId="Heading5">
+  <w:style w:styleId="Heading5" w:type="paragraph">
     <w:name w:val="Heading 5"/>
     <w:basedOn w:val="Normal"/>
     <w:next w:val="BodyText"/>
@@ -5307,18 +5421,18 @@
     <w:pPr>
       <w:keepNext/>
       <w:keepLines/>
-      <w:spacing w:before="200" w:after="0"/>
+      <w:spacing w:after="0" w:before="200"/>
       <w:outlineLvl w:val="4"/>
     </w:pPr>
     <w:rPr>
-      <w:rFonts w:asciiTheme="majorHAnsi" w:eastAsiaTheme="majorEastAsia" w:hAnsiTheme="majorHAnsi" w:cstheme="majorBidi"/>
+      <w:rFonts w:ascii="Malgun Gothic" w:cs="Malgun Gothic" w:eastAsia="Malgun Gothic" w:hAnsi="Malgun Gothic"/>
       <w:iCs/>
-      <w:color w:val="4F81BD" w:themeColor="accent1"/>
+      <w:color w:themeColor="accent1" w:val="4F81BD"/>
       <w:sz w:val="24"/>
       <w:szCs w:val="24"/>
     </w:rPr>
   </w:style>
-  <w:style w:type="paragraph" w:styleId="Heading6">
+  <w:style w:styleId="Heading6" w:type="paragraph">
     <w:name w:val="Heading 6"/>
     <w:basedOn w:val="Normal"/>
     <w:next w:val="BodyText"/>
@@ -5328,17 +5442,17 @@
     <w:pPr>
       <w:keepNext/>
       <w:keepLines/>
-      <w:spacing w:before="200" w:after="0"/>
+      <w:spacing w:after="0" w:before="200"/>
       <w:outlineLvl w:val="5"/>
     </w:pPr>
     <w:rPr>
-      <w:rFonts w:asciiTheme="majorHAnsi" w:eastAsiaTheme="majorEastAsia" w:hAnsiTheme="majorHAnsi" w:cstheme="majorBidi"/>
-      <w:color w:val="4F81BD" w:themeColor="accent1"/>
+      <w:rFonts w:ascii="Malgun Gothic" w:cs="Malgun Gothic" w:eastAsia="Malgun Gothic" w:hAnsi="Malgun Gothic"/>
+      <w:color w:themeColor="accent1" w:val="4F81BD"/>
       <w:sz w:val="24"/>
       <w:szCs w:val="24"/>
     </w:rPr>
   </w:style>
-  <w:style w:type="paragraph" w:styleId="Heading7">
+  <w:style w:styleId="Heading7" w:type="paragraph">
     <w:name w:val="Heading 7"/>
     <w:basedOn w:val="Normal"/>
     <w:next w:val="BodyText"/>
@@ -5348,17 +5462,17 @@
     <w:pPr>
       <w:keepNext/>
       <w:keepLines/>
-      <w:spacing w:before="200" w:after="0"/>
+      <w:spacing w:after="0" w:before="200"/>
       <w:outlineLvl w:val="6"/>
     </w:pPr>
     <w:rPr>
-      <w:rFonts w:asciiTheme="majorHAnsi" w:eastAsiaTheme="majorEastAsia" w:hAnsiTheme="majorHAnsi" w:cstheme="majorBidi"/>
-      <w:color w:val="4F81BD" w:themeColor="accent1"/>
+      <w:rFonts w:ascii="Malgun Gothic" w:cs="Malgun Gothic" w:eastAsia="Malgun Gothic" w:hAnsi="Malgun Gothic"/>
+      <w:color w:themeColor="accent1" w:val="4F81BD"/>
       <w:sz w:val="24"/>
       <w:szCs w:val="24"/>
     </w:rPr>
   </w:style>
-  <w:style w:type="paragraph" w:styleId="Heading8">
+  <w:style w:styleId="Heading8" w:type="paragraph">
     <w:name w:val="Heading 8"/>
     <w:basedOn w:val="Normal"/>
     <w:next w:val="BodyText"/>
@@ -5368,17 +5482,17 @@
     <w:pPr>
       <w:keepNext/>
       <w:keepLines/>
-      <w:spacing w:before="200" w:after="0"/>
+      <w:spacing w:after="0" w:before="200"/>
       <w:outlineLvl w:val="7"/>
     </w:pPr>
     <w:rPr>
-      <w:rFonts w:asciiTheme="majorHAnsi" w:eastAsiaTheme="majorEastAsia" w:hAnsiTheme="majorHAnsi" w:cstheme="majorBidi"/>
-      <w:color w:val="4F81BD" w:themeColor="accent1"/>
+      <w:rFonts w:ascii="Malgun Gothic" w:cs="Malgun Gothic" w:eastAsia="Malgun Gothic" w:hAnsi="Malgun Gothic"/>
+      <w:color w:themeColor="accent1" w:val="4F81BD"/>
       <w:sz w:val="24"/>
       <w:szCs w:val="24"/>
     </w:rPr>
   </w:style>
-  <w:style w:type="paragraph" w:styleId="Heading9">
+  <w:style w:styleId="Heading9" w:type="paragraph">
     <w:name w:val="Heading 9"/>
     <w:basedOn w:val="Normal"/>
     <w:next w:val="BodyText"/>
@@ -5388,17 +5502,17 @@
     <w:pPr>
       <w:keepNext/>
       <w:keepLines/>
-      <w:spacing w:before="200" w:after="0"/>
+      <w:spacing w:after="0" w:before="200"/>
       <w:outlineLvl w:val="8"/>
     </w:pPr>
     <w:rPr>
-      <w:rFonts w:asciiTheme="majorHAnsi" w:eastAsiaTheme="majorEastAsia" w:hAnsiTheme="majorHAnsi" w:cstheme="majorBidi"/>
-      <w:color w:val="4F81BD" w:themeColor="accent1"/>
+      <w:rFonts w:ascii="Malgun Gothic" w:cs="Malgun Gothic" w:eastAsia="Malgun Gothic" w:hAnsi="Malgun Gothic"/>
+      <w:color w:themeColor="accent1" w:val="4F81BD"/>
       <w:sz w:val="24"/>
       <w:szCs w:val="24"/>
     </w:rPr>
   </w:style>
-  <w:style w:type="paragraph" w:styleId="BlockText">
+  <w:style w:styleId="BlockText" w:type="paragraph">
     <w:name w:val="Block Text"/>
     <w:basedOn w:val="BodyText"/>
     <w:next w:val="BodyText"/>
@@ -5406,11 +5520,11 @@
     <w:unhideWhenUsed/>
     <w:qFormat/>
     <w:pPr>
-      <w:spacing w:before="100" w:after="100"/>
+      <w:spacing w:after="100" w:before="100"/>
       <w:ind w:firstLine="0" w:left="480" w:right="480"/>
     </w:pPr>
   </w:style>
-  <w:style w:type="paragraph" w:styleId="FootnoteText">
+  <w:style w:styleId="FootnoteText" w:type="paragraph">
     <w:name w:val="Footnote Text"/>
     <w:basedOn w:val="Normal"/>
     <w:next w:val="FootnoteText"/>
@@ -5418,28 +5532,43 @@
     <w:unhideWhenUsed/>
     <w:qFormat/>
   </w:style>
-  <w:style w:type="character" w:default="1" w:styleId="DefaultParagraphFont">
+  <w:style w:default="1" w:styleId="DefaultParagraphFont" w:type="character">
     <w:name w:val="Default Paragraph Font"/>
     <w:semiHidden/>
     <w:unhideWhenUsed/>
   </w:style>
-  <w:style w:type="table" w:default="1" w:styleId="Table">
+  <w:style w:default="1" w:styleId="Table" w:type="table">
     <w:name w:val="Table"/>
     <w:basedOn w:val="TableNormal"/>
     <w:semiHidden/>
     <w:unhideWhenUsed/>
     <w:qFormat/>
     <w:tblPr>
-      <w:tblInd w:w="0" w:type="dxa"/>
+      <w:tblInd w:type="dxa" w:w="0"/>
       <w:tblCellMar>
-        <w:top w:w="0" w:type="dxa"/>
-        <w:left w:w="108" w:type="dxa"/>
-        <w:bottom w:w="0" w:type="dxa"/>
-        <w:right w:w="108" w:type="dxa"/>
+        <w:top w:type="dxa" w:w="0"/>
+        <w:left w:type="dxa" w:w="108"/>
+        <w:bottom w:type="dxa" w:w="0"/>
+        <w:right w:type="dxa" w:w="108"/>
       </w:tblCellMar>
     </w:tblPr>
-  </w:style>
-  <w:style w:type="paragraph" w:customStyle="1" w:styleId="DefinitionTerm">
+    <w:tblStylePr w:type="firstRow">
+      <w:tblPr>
+        <w:jc w:val="left"/>
+        <w:tblInd w:type="dxa" w:w="0"/>
+      </w:tblPr>
+      <w:trPr>
+        <w:jc w:val="left"/>
+      </w:trPr>
+      <w:tcPr>
+        <w:vAlign w:val="bottom"/>
+        <w:tcBorders>
+          <w:bottom w:val="single"/>
+        </w:tcBorders>
+      </w:tcPr>
+    </w:tblStylePr>
+  </w:style>
+  <w:style w:customStyle="1" w:styleId="DefinitionTerm" w:type="paragraph">
     <w:name w:val="Definition Term"/>
     <w:basedOn w:val="Normal"/>
     <w:next w:val="Definition"/>
@@ -5452,71 +5581,75 @@
       <w:b/>
     </w:rPr>
   </w:style>
-  <w:style w:type="paragraph" w:customStyle="1" w:styleId="Definition">
+  <w:style w:customStyle="1" w:styleId="Definition" w:type="paragraph">
     <w:name w:val="Definition"/>
     <w:basedOn w:val="Normal"/>
   </w:style>
-  <w:style w:type="paragraph" w:styleId="Caption">
+  <w:style w:styleId="Caption" w:type="paragraph">
     <w:name w:val="Caption"/>
     <w:basedOn w:val="Normal"/>
     <w:link w:val="BodyTextChar"/>
     <w:pPr>
-      <w:spacing w:before="0" w:after="120"/>
+      <w:spacing w:after="120" w:before="0"/>
     </w:pPr>
     <w:rPr>
       <w:i/>
     </w:rPr>
   </w:style>
-  <w:style w:type="paragraph" w:customStyle="1" w:styleId="TableCaption">
+  <w:style w:customStyle="1" w:styleId="TableCaption" w:type="paragraph">
     <w:name w:val="Table Caption"/>
     <w:basedOn w:val="Caption"/>
     <w:pPr>
       <w:keepNext/>
     </w:pPr>
   </w:style>
-  <w:style w:type="paragraph" w:customStyle="1" w:styleId="ImageCaption">
+  <w:style w:customStyle="1" w:styleId="ImageCaption" w:type="paragraph">
     <w:name w:val="Image Caption"/>
     <w:basedOn w:val="Caption"/>
   </w:style>
-  <w:style w:type="paragraph" w:customStyle="1" w:styleId="Figure">
+  <w:style w:customStyle="1" w:styleId="Figure" w:type="paragraph">
     <w:name w:val="Figure"/>
     <w:basedOn w:val="Normal"/>
   </w:style>
-  <w:style w:type="paragraph" w:customStyle="1" w:styleId="CaptionedFigure">
+  <w:style w:customStyle="1" w:styleId="CaptionedFigure" w:type="paragraph">
     <w:name w:val="Captioned Figure"/>
     <w:basedOn w:val="Figure"/>
     <w:pPr>
       <w:keepNext/>
     </w:pPr>
   </w:style>
-  <w:style w:type="character" w:customStyle="1" w:styleId="BodyTextChar">
+  <w:style w:customStyle="1" w:styleId="BodyTextChar" w:type="character">
     <w:name w:val="Body Text Char"/>
     <w:basedOn w:val="DefaultParagraphFont"/>
     <w:link w:val="BodyText"/>
   </w:style>
-  <w:style w:type="character" w:customStyle="1" w:styleId="VerbatimChar">
+  <w:style w:customStyle="1" w:styleId="VerbatimChar" w:type="character">
     <w:name w:val="Verbatim Char"/>
     <w:basedOn w:val="BodyTextChar"/>
     <w:rPr>
-      <w:rFonts w:ascii="맑은 고딕" w:hAnsi="맑은 고딕"/>
+      <w:rFonts w:ascii="Consolas" w:eastAsia="Malgun Gothic" w:hAnsi="Consolas"/>
       <w:sz w:val="22"/>
     </w:rPr>
   </w:style>
-  <w:style w:type="character" w:styleId="FootnoteReference">
+  <w:style w:customStyle="1" w:styleId="SectionNumber" w:type="character">
+    <w:name w:val="Section Number"/>
+    <w:basedOn w:val="BodyTextChar"/>
+  </w:style>
+  <w:style w:styleId="FootnoteReference" w:type="character">
     <w:name w:val="Footnote Reference"/>
     <w:basedOn w:val="BodyTextChar"/>
     <w:rPr>
       <w:vertAlign w:val="superscript"/>
     </w:rPr>
   </w:style>
-  <w:style w:type="character" w:styleId="Hyperlink">
+  <w:style w:styleId="Hyperlink" w:type="character">
     <w:name w:val="Hyperlink"/>
     <w:basedOn w:val="BodyTextChar"/>
     <w:rPr>
-      <w:color w:val="4F81BD" w:themeColor="accent1"/>
+      <w:color w:themeColor="accent1" w:val="4F81BD"/>
     </w:rPr>
   </w:style>
-  <w:style w:type="paragraph" w:styleId="TOCHeading">
+  <w:style w:styleId="TOCHeading" w:type="paragraph">
     <w:name w:val="TOC Heading"/>
     <w:basedOn w:val="Heading1"/>
     <w:next w:val="BodyText"/>
@@ -5528,10 +5661,10 @@
       <w:outlineLvl w:val="9"/>
     </w:pPr>
     <w:rPr>
-      <w:rFonts w:asciiTheme="majorHAnsi" w:eastAsiaTheme="majorEastAsia" w:hAnsiTheme="majorHAnsi" w:cstheme="majorBidi"/>
+      <w:rFonts w:ascii="Malgun Gothic" w:cs="Malgun Gothic" w:eastAsia="Malgun Gothic" w:hAnsi="Malgun Gothic"/>
       <w:b w:val="0"/>
       <w:bCs w:val="0"/>
-      <w:color w:val="365F91" w:themeColor="accent1" w:themeShade="BF"/>
+      <w:color w:themeColor="accent1" w:themeShade="BF" w:val="365F91"/>
     </w:rPr>
   </w:style>
   <w:style w:type="paragraph" w:customStyle="1" w:styleId="SourceCode">
@@ -5623,7 +5756,10 @@
   <w:style w:type="character" w:customStyle="1" w:styleId="ImportTok">
     <w:name w:val="ImportTok"/>
     <w:basedOn w:val="VerbatimChar"/>
-    <w:rPr/>
+    <w:rPr>
+      <w:color w:val="008000"/>
+      <w:b/>
+    </w:rPr>
   </w:style>
   <w:style w:type="character" w:customStyle="1" w:styleId="CommentTok">
     <w:name w:val="CommentTok"/>
@@ -5698,7 +5834,9 @@
   <w:style w:type="character" w:customStyle="1" w:styleId="BuiltInTok">
     <w:name w:val="BuiltInTok"/>
     <w:basedOn w:val="VerbatimChar"/>
-    <w:rPr/>
+    <w:rPr>
+      <w:color w:val="008000"/>
+    </w:rPr>
   </w:style>
   <w:style w:type="character" w:customStyle="1" w:styleId="ExtensionTok">
     <w:name w:val="ExtensionTok"/>
@@ -5809,8 +5947,8 @@
     </a:clrScheme>
     <a:fontScheme name="Office">
       <a:majorFont>
-        <a:latin typeface="맑은 고딕"/>
-        <a:ea typeface="맑은 고딕"/>
+        <a:latin typeface="Calibri"/>
+        <a:ea typeface=""/>
         <a:cs typeface=""/>
         <a:font script="Jpan" typeface="ＭＳ ゴシック"/>
         <a:font script="Hang" typeface="맑은 고딕"/>
@@ -5843,8 +5981,8 @@
         <a:font script="Uigh" typeface="Microsoft Uighur"/>
       </a:majorFont>
       <a:minorFont>
-        <a:latin typeface="맑은 고딕"/>
-        <a:ea typeface="맑은 고딕"/>
+        <a:latin typeface="Cambria"/>
+        <a:ea typeface=""/>
         <a:cs typeface=""/>
         <a:font script="Jpan" typeface="ＭＳ 明朝"/>
         <a:font script="Hang" typeface="맑은 고딕"/>

--- a/구현진행_가시화도구_260826.docx
+++ b/구현진행_가시화도구_260826.docx
@@ -163,7 +163,22 @@
         <w:t xml:space="preserve"> </w:t>
       </w:r>
       <w:r>
-        <w:t xml:space="preserve">기술 스택 문서로 넘겼다. 여기서는 "무엇을, 왜, 어떤 순서로, 언제까지"만 본다.</w:t>
+        <w:t xml:space="preserve">기술 스택 문서로 넘겼다. 여기서는</w:t>
+      </w:r>
+      <w:r>
+        <w:t xml:space="preserve"> </w:t>
+      </w:r>
+      <w:r>
+        <w:t xml:space="preserve">“</w:t>
+      </w:r>
+      <w:r>
+        <w:t xml:space="preserve">무엇을, 왜, 어떤 순서로, 언제까지</w:t>
+      </w:r>
+      <w:r>
+        <w:t xml:space="preserve">”</w:t>
+      </w:r>
+      <w:r>
+        <w:t xml:space="preserve">만 본다.</w:t>
       </w:r>
     </w:p>
     <w:p>
@@ -305,7 +320,7 @@
       </w:r>
     </w:p>
     <w:bookmarkEnd w:id="20"/>
-    <w:bookmarkStart w:id="21" w:name="Xfbe966383471e4633f009fc0ce40b5585910489"/>
+    <w:bookmarkStart w:id="21" w:name="한-문단-요약"/>
     <w:p>
       <w:pPr>
         <w:pStyle w:val="Heading1"/>
@@ -355,7 +370,7 @@
       </w:r>
     </w:p>
     <w:bookmarkEnd w:id="21"/>
-    <w:bookmarkStart w:id="26" w:name="Xc26d482194f1e3efc2cac7b4c2e91da61dab1c0"/>
+    <w:bookmarkStart w:id="26" w:name="왜-새로-만드는가-기존-프로토타입은-그대로-둔다"/>
     <w:p>
       <w:pPr>
         <w:pStyle w:val="Heading1"/>
@@ -364,7 +379,7 @@
         <w:t xml:space="preserve">2. 왜 새로 만드는가 — 기존 프로토타입은 그대로 둔다</w:t>
       </w:r>
     </w:p>
-    <w:bookmarkStart w:id="22" w:name="X9bbeeea7d33873f65189c76373d9047fee79762"/>
+    <w:bookmarkStart w:id="22" w:name="결정"/>
     <w:p>
       <w:pPr>
         <w:pStyle w:val="Heading2"/>
@@ -414,7 +429,7 @@
       </w:r>
     </w:p>
     <w:bookmarkEnd w:id="22"/>
-    <w:bookmarkStart w:id="23" w:name="X1698c1d1ee7f8855573b58246b781c5329144d3"/>
+    <w:bookmarkStart w:id="23" w:name="왜-얹지-않고-새로-만드는가"/>
     <w:p>
       <w:pPr>
         <w:pStyle w:val="Heading2"/>
@@ -438,7 +453,21 @@
           <w:bCs/>
           <w:b/>
         </w:rPr>
-        <w:t xml:space="preserve">"장치 상태를 실시간으로 보여주는 관제 화면"</w:t>
+        <w:t xml:space="preserve">“</w:t>
+      </w:r>
+      <w:r>
+        <w:rPr>
+          <w:bCs/>
+          <w:b/>
+        </w:rPr>
+        <w:t xml:space="preserve">장치 상태를 실시간으로 보여주는 관제 화면</w:t>
+      </w:r>
+      <w:r>
+        <w:rPr>
+          <w:bCs/>
+          <w:b/>
+        </w:rPr>
+        <w:t xml:space="preserve">”</w:t>
       </w:r>
       <w:r>
         <w:t xml:space="preserve"> </w:t>
@@ -460,7 +489,21 @@
           <w:bCs/>
           <w:b/>
         </w:rPr>
-        <w:t xml:space="preserve">"임무 실행 기록을 되짚어 실패를 찾는 도구"</w:t>
+        <w:t xml:space="preserve">“</w:t>
+      </w:r>
+      <w:r>
+        <w:rPr>
+          <w:bCs/>
+          <w:b/>
+        </w:rPr>
+        <w:t xml:space="preserve">임무 실행 기록을 되짚어 실패를 찾는 도구</w:t>
+      </w:r>
+      <w:r>
+        <w:rPr>
+          <w:bCs/>
+          <w:b/>
+        </w:rPr>
+        <w:t xml:space="preserve">”</w:t>
       </w:r>
       <w:r>
         <w:t xml:space="preserve"> </w:t>
@@ -478,7 +521,7 @@
     <w:tbl>
       <w:tblPr>
         <w:tblStyle w:val="Table"/>
-        <w:tblW w:type="auto" w:w="0"/>
+        <w:tblW w:type="pct" w:w="5000"/>
         <w:tblLook w:firstRow="1" w:lastRow="0" w:firstColumn="0" w:lastColumn="0" w:noHBand="0" w:noVBand="0" w:val="0020"/>
         <w:jc w:val="start"/>
       </w:tblPr>
@@ -663,19 +706,25 @@
               <w:jc w:val="left"/>
             </w:pPr>
             <w:r>
-              <w:t xml:space="preserve">"지금 정상인가?"</w:t>
-            </w:r>
-          </w:p>
-        </w:tc>
-        <w:tc>
-          <w:tcPr/>
-          <w:p>
-            <w:pPr>
-              <w:pStyle w:val="Compact"/>
-              <w:jc w:val="left"/>
-            </w:pPr>
-            <w:r>
-              <w:t xml:space="preserve">"</w:t>
+              <w:t xml:space="preserve">“</w:t>
+            </w:r>
+            <w:r>
+              <w:t xml:space="preserve">지금 정상인가?</w:t>
+            </w:r>
+            <w:r>
+              <w:t xml:space="preserve">”</w:t>
+            </w:r>
+          </w:p>
+        </w:tc>
+        <w:tc>
+          <w:tcPr/>
+          <w:p>
+            <w:pPr>
+              <w:pStyle w:val="Compact"/>
+              <w:jc w:val="left"/>
+            </w:pPr>
+            <w:r>
+              <w:t xml:space="preserve">“</w:t>
             </w:r>
             <w:r>
               <w:rPr>
@@ -685,7 +734,7 @@
               <w:t xml:space="preserve">왜 실패했는가?</w:t>
             </w:r>
             <w:r>
-              <w:t xml:space="preserve">"</w:t>
+              <w:t xml:space="preserve">”</w:t>
             </w:r>
           </w:p>
         </w:tc>
@@ -716,7 +765,7 @@
       </w:r>
     </w:p>
     <w:bookmarkEnd w:id="23"/>
-    <w:bookmarkStart w:id="24" w:name="Xab28d97b1d59d0f56bccc0c23a3e17721fad961"/>
+    <w:bookmarkStart w:id="24" w:name="그러면-기존-코드는-버리는가-아니다"/>
     <w:p>
       <w:pPr>
         <w:pStyle w:val="Heading2"/>
@@ -784,7 +833,25 @@
         <w:t xml:space="preserve"> </w:t>
       </w:r>
       <w:r>
-        <w:t xml:space="preserve">— 화면에서 "재실행" 버튼을 만들 때 그대로 쓴다.</w:t>
+        <w:t xml:space="preserve">— 화면에서</w:t>
+      </w:r>
+      <w:r>
+        <w:t xml:space="preserve"> </w:t>
+      </w:r>
+      <w:r>
+        <w:t xml:space="preserve">“</w:t>
+      </w:r>
+      <w:r>
+        <w:t xml:space="preserve">재실행</w:t>
+      </w:r>
+      <w:r>
+        <w:t xml:space="preserve">”</w:t>
+      </w:r>
+      <w:r>
+        <w:t xml:space="preserve"> </w:t>
+      </w:r>
+      <w:r>
+        <w:t xml:space="preserve">버튼을 만들 때 그대로 쓴다.</w:t>
       </w:r>
     </w:p>
     <w:p>
@@ -837,7 +904,7 @@
       </w:r>
     </w:p>
     <w:bookmarkEnd w:id="24"/>
-    <w:bookmarkStart w:id="25" w:name="Xe47921ff2c7f00175ba3e59b6183cea5606b48c"/>
+    <w:bookmarkStart w:id="25" w:name="옮길-때-지키는-규칙-셋"/>
     <w:p>
       <w:pPr>
         <w:pStyle w:val="Heading2"/>
@@ -939,7 +1006,7 @@
     </w:p>
     <w:bookmarkEnd w:id="25"/>
     <w:bookmarkEnd w:id="26"/>
-    <w:bookmarkStart w:id="34" w:name="X158a439a4c6878c71d5718108bffd4cc266fa15"/>
+    <w:bookmarkStart w:id="34" w:name="무엇을-만드는가-일곱-덩어리"/>
     <w:p>
       <w:pPr>
         <w:pStyle w:val="Heading1"/>
@@ -979,7 +1046,22 @@
         <w:t xml:space="preserve"> </w:t>
       </w:r>
       <w:r>
-        <w:t xml:space="preserve">원래는 "AI가 만든 것을 받아서 그린다"였는데, 이제</w:t>
+        <w:t xml:space="preserve">원래는</w:t>
+      </w:r>
+      <w:r>
+        <w:t xml:space="preserve"> </w:t>
+      </w:r>
+      <w:r>
+        <w:t xml:space="preserve">“</w:t>
+      </w:r>
+      <w:r>
+        <w:t xml:space="preserve">AI가 만든 것을 받아서 그린다</w:t>
+      </w:r>
+      <w:r>
+        <w:t xml:space="preserve">”</w:t>
+      </w:r>
+      <w:r>
+        <w:t xml:space="preserve">였는데, 이제</w:t>
       </w:r>
       <w:r>
         <w:t xml:space="preserve"> </w:t>
@@ -995,7 +1077,7 @@
         <w:t xml:space="preserve">입니다.</w:t>
       </w:r>
     </w:p>
-    <w:bookmarkStart w:id="27" w:name="X45268f37efea933c6804f1b1c8f24756f567b29"/>
+    <w:bookmarkStart w:id="27" w:name="임무-생성-신규-인수"/>
     <w:p>
       <w:pPr>
         <w:pStyle w:val="Heading2"/>
@@ -1149,7 +1231,42 @@
           <w:bCs/>
           <w:b/>
         </w:rPr>
-        <w:t xml:space="preserve">앞의 "발화 텍스트"까지가 실제로 동작합니다</w:t>
+        <w:t xml:space="preserve">앞의</w:t>
+      </w:r>
+      <w:r>
+        <w:rPr>
+          <w:bCs/>
+          <w:b/>
+        </w:rPr>
+        <w:t xml:space="preserve"> </w:t>
+      </w:r>
+      <w:r>
+        <w:rPr>
+          <w:bCs/>
+          <w:b/>
+        </w:rPr>
+        <w:t xml:space="preserve">“</w:t>
+      </w:r>
+      <w:r>
+        <w:rPr>
+          <w:bCs/>
+          <w:b/>
+        </w:rPr>
+        <w:t xml:space="preserve">발화 텍스트</w:t>
+      </w:r>
+      <w:r>
+        <w:rPr>
+          <w:bCs/>
+          <w:b/>
+        </w:rPr>
+        <w:t xml:space="preserve">”</w:t>
+      </w:r>
+      <w:r>
+        <w:rPr>
+          <w:bCs/>
+          <w:b/>
+        </w:rPr>
+        <w:t xml:space="preserve">까지가 실제로 동작합니다</w:t>
       </w:r>
       <w:r>
         <w:t xml:space="preserve"> </w:t>
@@ -1207,7 +1324,28 @@
           <w:bCs/>
           <w:b/>
         </w:rPr>
-        <w:t xml:space="preserve">"마일스톤 쪼개기"부터는 여전히 목이고 화면에</w:t>
+        <w:t xml:space="preserve">“</w:t>
+      </w:r>
+      <w:r>
+        <w:rPr>
+          <w:bCs/>
+          <w:b/>
+        </w:rPr>
+        <w:t xml:space="preserve">마일스톤 쪼개기</w:t>
+      </w:r>
+      <w:r>
+        <w:rPr>
+          <w:bCs/>
+          <w:b/>
+        </w:rPr>
+        <w:t xml:space="preserve">”</w:t>
+      </w:r>
+      <w:r>
+        <w:rPr>
+          <w:bCs/>
+          <w:b/>
+        </w:rPr>
+        <w:t xml:space="preserve">부터는 여전히 목이고 화면에</w:t>
       </w:r>
       <w:r>
         <w:rPr>
@@ -1272,13 +1410,28 @@
         <w:t xml:space="preserve"> </w:t>
       </w:r>
       <w:r>
-        <w:t xml:space="preserve">구간입니다. 다섯 칸을 한 번에 채우면 "인식이 나쁜 건지</w:t>
-      </w:r>
-      <w:r>
-        <w:t xml:space="preserve"> </w:t>
-      </w:r>
-      <w:r>
-        <w:t xml:space="preserve">해석이 나쁜 건지"를 가를 수 없어서 일부러 나눴습니다.</w:t>
+        <w:t xml:space="preserve">구간입니다. 다섯 칸을 한 번에 채우면</w:t>
+      </w:r>
+      <w:r>
+        <w:t xml:space="preserve"> </w:t>
+      </w:r>
+      <w:r>
+        <w:t xml:space="preserve">“</w:t>
+      </w:r>
+      <w:r>
+        <w:t xml:space="preserve">인식이 나쁜 건지</w:t>
+      </w:r>
+      <w:r>
+        <w:t xml:space="preserve"> </w:t>
+      </w:r>
+      <w:r>
+        <w:t xml:space="preserve">해석이 나쁜 건지</w:t>
+      </w:r>
+      <w:r>
+        <w:t xml:space="preserve">”</w:t>
+      </w:r>
+      <w:r>
+        <w:t xml:space="preserve">를 가를 수 없어서 일부러 나눴습니다.</w:t>
       </w:r>
       <w:r>
         <w:t xml:space="preserve"> </w:t>
@@ -1312,7 +1465,22 @@
         <w:t xml:space="preserve"> </w:t>
       </w:r>
       <w:r>
-        <w:t xml:space="preserve">값은 설정 한 곳으로 뺐으며, 화면에 "잠정 — 실측 미완"이라고 적혀 있습니다.</w:t>
+        <w:t xml:space="preserve">값은 설정 한 곳으로 뺐으며, 화면에</w:t>
+      </w:r>
+      <w:r>
+        <w:t xml:space="preserve"> </w:t>
+      </w:r>
+      <w:r>
+        <w:t xml:space="preserve">“</w:t>
+      </w:r>
+      <w:r>
+        <w:t xml:space="preserve">잠정 — 실측 미완</w:t>
+      </w:r>
+      <w:r>
+        <w:t xml:space="preserve">”</w:t>
+      </w:r>
+      <w:r>
+        <w:t xml:space="preserve">이라고 적혀 있습니다.</w:t>
       </w:r>
       <w:r>
         <w:t xml:space="preserve"> </w:t>
@@ -1349,7 +1517,7 @@
       </w:r>
     </w:p>
     <w:bookmarkEnd w:id="27"/>
-    <w:bookmarkStart w:id="28" w:name="X378fa88fbbe5c74bde1bf1ba5f99f6a85cefa27"/>
+    <w:bookmarkStart w:id="28" w:name="계층-임무-모델"/>
     <w:p>
       <w:pPr>
         <w:pStyle w:val="Heading2"/>
@@ -1457,7 +1625,7 @@
       </w:r>
     </w:p>
     <w:bookmarkEnd w:id="28"/>
-    <w:bookmarkStart w:id="29" w:name="Xaef1aaf00629c934f162d1795007f78d1d30a54"/>
+    <w:bookmarkStart w:id="29" w:name="실행-기록-저장소"/>
     <w:p>
       <w:pPr>
         <w:pStyle w:val="Heading2"/>
@@ -1523,7 +1691,7 @@
       </w:r>
     </w:p>
     <w:bookmarkEnd w:id="29"/>
-    <w:bookmarkStart w:id="30" w:name="X8e2a79b8bf3fa7bdb68569b75bc2ccb397a6862"/>
+    <w:bookmarkStart w:id="30" w:name="화면-계층을-따라-내려가기"/>
     <w:p>
       <w:pPr>
         <w:pStyle w:val="Heading2"/>
@@ -1561,7 +1729,63 @@
           <w:bCs/>
           <w:b/>
         </w:rPr>
-        <w:t xml:space="preserve">"안 돌렸다"(건너뜀)와 "못 돌았다"(미수행)를 반드시 구분</w:t>
+        <w:t xml:space="preserve">“</w:t>
+      </w:r>
+      <w:r>
+        <w:rPr>
+          <w:bCs/>
+          <w:b/>
+        </w:rPr>
+        <w:t xml:space="preserve">안 돌렸다</w:t>
+      </w:r>
+      <w:r>
+        <w:rPr>
+          <w:bCs/>
+          <w:b/>
+        </w:rPr>
+        <w:t xml:space="preserve">”</w:t>
+      </w:r>
+      <w:r>
+        <w:rPr>
+          <w:bCs/>
+          <w:b/>
+        </w:rPr>
+        <w:t xml:space="preserve">(건너뜀)와</w:t>
+      </w:r>
+      <w:r>
+        <w:rPr>
+          <w:bCs/>
+          <w:b/>
+        </w:rPr>
+        <w:t xml:space="preserve"> </w:t>
+      </w:r>
+      <w:r>
+        <w:rPr>
+          <w:bCs/>
+          <w:b/>
+        </w:rPr>
+        <w:t xml:space="preserve">“</w:t>
+      </w:r>
+      <w:r>
+        <w:rPr>
+          <w:bCs/>
+          <w:b/>
+        </w:rPr>
+        <w:t xml:space="preserve">못 돌았다</w:t>
+      </w:r>
+      <w:r>
+        <w:rPr>
+          <w:bCs/>
+          <w:b/>
+        </w:rPr>
+        <w:t xml:space="preserve">”</w:t>
+      </w:r>
+      <w:r>
+        <w:rPr>
+          <w:bCs/>
+          <w:b/>
+        </w:rPr>
+        <w:t xml:space="preserve">(미수행)를 반드시 구분</w:t>
       </w:r>
       <w:r>
         <w:t xml:space="preserve">한다. 디버깅에서 이 둘은 완전히 다른 단서다.</w:t>
@@ -1837,7 +2061,7 @@
       </w:tr>
     </w:tbl>
     <w:bookmarkEnd w:id="30"/>
-    <w:bookmarkStart w:id="31" w:name="X002ddf91733479db72a0f58fc8d4e3f2a9e9e26"/>
+    <w:bookmarkStart w:id="31" w:name="되감기-시간-슬라이더"/>
     <w:p>
       <w:pPr>
         <w:pStyle w:val="Heading2"/>
@@ -1879,7 +2103,7 @@
       </w:r>
     </w:p>
     <w:bookmarkEnd w:id="31"/>
-    <w:bookmarkStart w:id="32" w:name="X3995c061b539623cf3de824409187751e6c8c32"/>
+    <w:bookmarkStart w:id="32" w:name="실패-경로만-남기기"/>
     <w:p>
       <w:pPr>
         <w:pStyle w:val="Heading2"/>
@@ -1915,7 +2139,22 @@
         <w:t xml:space="preserve"> </w:t>
       </w:r>
       <w:r>
-        <w:t xml:space="preserve">회의에서 나온 "실패한 경로만 딱 띄워서 추적"이 이것이다.</w:t>
+        <w:t xml:space="preserve">회의에서 나온</w:t>
+      </w:r>
+      <w:r>
+        <w:t xml:space="preserve"> </w:t>
+      </w:r>
+      <w:r>
+        <w:t xml:space="preserve">“</w:t>
+      </w:r>
+      <w:r>
+        <w:t xml:space="preserve">실패한 경로만 딱 띄워서 추적</w:t>
+      </w:r>
+      <w:r>
+        <w:t xml:space="preserve">”</w:t>
+      </w:r>
+      <w:r>
+        <w:t xml:space="preserve">이 이것이다.</w:t>
       </w:r>
     </w:p>
     <w:p>
@@ -1933,7 +2172,7 @@
       </w:r>
     </w:p>
     <w:bookmarkEnd w:id="32"/>
-    <w:bookmarkStart w:id="33" w:name="X864659e3e0c81de07933602bca5ec767fbd2e58"/>
+    <w:bookmarkStart w:id="33" w:name="화면에서-고쳐-다시-돌리기"/>
     <w:p>
       <w:pPr>
         <w:pStyle w:val="Heading2"/>
@@ -2030,7 +2269,28 @@
           <w:bCs/>
           <w:b/>
         </w:rPr>
-        <w:t xml:space="preserve">"이 값이었다면 어디까지 갔을까"만 돌려보기</w:t>
+        <w:t xml:space="preserve">“</w:t>
+      </w:r>
+      <w:r>
+        <w:rPr>
+          <w:bCs/>
+          <w:b/>
+        </w:rPr>
+        <w:t xml:space="preserve">이 값이었다면 어디까지 갔을까</w:t>
+      </w:r>
+      <w:r>
+        <w:rPr>
+          <w:bCs/>
+          <w:b/>
+        </w:rPr>
+        <w:t xml:space="preserve">”</w:t>
+      </w:r>
+      <w:r>
+        <w:rPr>
+          <w:bCs/>
+          <w:b/>
+        </w:rPr>
+        <w:t xml:space="preserve">만 돌려보기</w:t>
       </w:r>
     </w:p>
     <w:p>
@@ -2074,7 +2334,7 @@
     </w:p>
     <w:bookmarkEnd w:id="33"/>
     <w:bookmarkEnd w:id="34"/>
-    <w:bookmarkStart w:id="38" w:name="X71c72639d06f8ba7733bfe3de0aedf0db01fe63"/>
+    <w:bookmarkStart w:id="38" w:name="만드는-순서"/>
     <w:p>
       <w:pPr>
         <w:pStyle w:val="Heading1"/>
@@ -2083,7 +2343,7 @@
         <w:t xml:space="preserve">4. 만드는 순서</w:t>
       </w:r>
     </w:p>
-    <w:bookmarkStart w:id="35" w:name="X420f504a28f68283140b563af94e9aedafc7ab5"/>
+    <w:bookmarkStart w:id="35" w:name="큰-흐름"/>
     <w:p>
       <w:pPr>
         <w:pStyle w:val="Heading2"/>
@@ -2158,19 +2418,34 @@
       </w:r>
     </w:p>
     <w:bookmarkEnd w:id="35"/>
-    <w:bookmarkStart w:id="36" w:name="Xde99323f009af4a879fc34af64a79de685a0c81"/>
+    <w:bookmarkStart w:id="36" w:name="단계별로-끝났다고-말할-수-있는-기준"/>
     <w:p>
       <w:pPr>
         <w:pStyle w:val="Heading2"/>
       </w:pPr>
       <w:r>
-        <w:t xml:space="preserve">4-2. 단계별로 "끝났다"고 말할 수 있는 기준</w:t>
+        <w:t xml:space="preserve">4-2. 단계별로</w:t>
+      </w:r>
+      <w:r>
+        <w:t xml:space="preserve"> </w:t>
+      </w:r>
+      <w:r>
+        <w:t xml:space="preserve">“</w:t>
+      </w:r>
+      <w:r>
+        <w:t xml:space="preserve">끝났다</w:t>
+      </w:r>
+      <w:r>
+        <w:t xml:space="preserve">”</w:t>
+      </w:r>
+      <w:r>
+        <w:t xml:space="preserve">고 말할 수 있는 기준</w:t>
       </w:r>
     </w:p>
     <w:tbl>
       <w:tblPr>
         <w:tblStyle w:val="Table"/>
-        <w:tblW w:type="auto" w:w="0"/>
+        <w:tblW w:type="pct" w:w="5000"/>
         <w:tblLook w:firstRow="1" w:lastRow="0" w:firstColumn="0" w:lastColumn="0" w:noHBand="0" w:noVBand="0" w:val="0020"/>
         <w:jc w:val="start"/>
       </w:tblPr>
@@ -2709,7 +2984,7 @@
       </w:tr>
     </w:tbl>
     <w:bookmarkEnd w:id="36"/>
-    <w:bookmarkStart w:id="37" w:name="X3b1f00d36049cd3faa32607fc99d4e1469b6310"/>
+    <w:bookmarkStart w:id="37" w:name="단계를-97까지로-잡은-이유"/>
     <w:p>
       <w:pPr>
         <w:pStyle w:val="Heading2"/>
@@ -2821,7 +3096,7 @@
     </w:p>
     <w:bookmarkEnd w:id="37"/>
     <w:bookmarkEnd w:id="38"/>
-    <w:bookmarkStart w:id="43" w:name="Xf1dccabed4355f6ab43f4046c0728ed59b691b0"/>
+    <w:bookmarkStart w:id="43" w:name="hci-팀원과의-협업"/>
     <w:p>
       <w:pPr>
         <w:pStyle w:val="Heading1"/>
@@ -2830,7 +3105,7 @@
         <w:t xml:space="preserve">5. HCI 팀원과의 협업</w:t>
       </w:r>
     </w:p>
-    <w:bookmarkStart w:id="39" w:name="X58bed6313e7d578de53c6dafe10a54a85a86c8b"/>
+    <w:bookmarkStart w:id="39" w:name="진행-방식"/>
     <w:p>
       <w:pPr>
         <w:pStyle w:val="Heading2"/>
@@ -2937,17 +3212,44 @@
         <w:t xml:space="preserve"> </w:t>
       </w:r>
       <w:r>
-        <w:t xml:space="preserve">만질 수 있는 초안이 있어야 "여기 항목이 너무 많다",</w:t>
-      </w:r>
-      <w:r>
-        <w:t xml:space="preserve"> </w:t>
-      </w:r>
-      <w:r>
-        <w:t xml:space="preserve">"이건 아래로 내리자" 같은 구체적인 이야기가 나온다.</w:t>
+        <w:t xml:space="preserve">만질 수 있는 초안이 있어야</w:t>
+      </w:r>
+      <w:r>
+        <w:t xml:space="preserve"> </w:t>
+      </w:r>
+      <w:r>
+        <w:t xml:space="preserve">“</w:t>
+      </w:r>
+      <w:r>
+        <w:t xml:space="preserve">여기 항목이 너무 많다</w:t>
+      </w:r>
+      <w:r>
+        <w:t xml:space="preserve">”</w:t>
+      </w:r>
+      <w:r>
+        <w:t xml:space="preserve">,</w:t>
+      </w:r>
+      <w:r>
+        <w:t xml:space="preserve"> </w:t>
+      </w:r>
+      <w:r>
+        <w:t xml:space="preserve">“</w:t>
+      </w:r>
+      <w:r>
+        <w:t xml:space="preserve">이건 아래로 내리자</w:t>
+      </w:r>
+      <w:r>
+        <w:t xml:space="preserve">”</w:t>
+      </w:r>
+      <w:r>
+        <w:t xml:space="preserve"> </w:t>
+      </w:r>
+      <w:r>
+        <w:t xml:space="preserve">같은 구체적인 이야기가 나온다.</w:t>
       </w:r>
     </w:p>
     <w:bookmarkEnd w:id="39"/>
-    <w:bookmarkStart w:id="40" w:name="Xcc563b13555f3695f66c57dfb1d2251e6839220"/>
+    <w:bookmarkStart w:id="40" w:name="전달할-때-함께-보내는-것"/>
     <w:p>
       <w:pPr>
         <w:pStyle w:val="Heading2"/>
@@ -3003,7 +3305,7 @@
       </w:r>
     </w:p>
     <w:bookmarkEnd w:id="40"/>
-    <w:bookmarkStart w:id="41" w:name="X88d94a4ed645e92f6981181b8a078a492d5fd17"/>
+    <w:bookmarkStart w:id="41" w:name="논의하고-싶은-항목"/>
     <w:p>
       <w:pPr>
         <w:pStyle w:val="Heading2"/>
@@ -3186,7 +3488,7 @@
       </w:r>
     </w:p>
     <w:bookmarkEnd w:id="41"/>
-    <w:bookmarkStart w:id="42" w:name="Xa752bd0f5699eb5f0d8974195c115690f6f8443"/>
+    <w:bookmarkStart w:id="42" w:name="팀원-일정이-안-잡히면"/>
     <w:p>
       <w:pPr>
         <w:pStyle w:val="Heading2"/>
@@ -3247,7 +3549,7 @@
     </w:p>
     <w:bookmarkEnd w:id="42"/>
     <w:bookmarkEnd w:id="43"/>
-    <w:bookmarkStart w:id="64" w:name="X0ca00e4186099bf95d5dbd73e0246a9e4ce856e"/>
+    <w:bookmarkStart w:id="64" w:name="화면-다섯-개"/>
     <w:p>
       <w:pPr>
         <w:pStyle w:val="Heading1"/>
@@ -3298,7 +3600,7 @@
         <w:t xml:space="preserve">이라 시각과 상태가 서로 맞는다.</w:t>
       </w:r>
     </w:p>
-    <w:bookmarkStart w:id="47" w:name="X7888afcc408cd124963f3e0f39ad71ece9a288a"/>
+    <w:bookmarkStart w:id="47" w:name="마일스톤-화면"/>
     <w:p>
       <w:pPr>
         <w:pStyle w:val="Heading2"/>
@@ -3309,7 +3611,7 @@
     </w:p>
     <w:p>
       <w:pPr>
-        <w:pStyle w:val="FirstParagraph"/>
+        <w:pStyle w:val="CaptionedFigure"/>
       </w:pPr>
       <w:r>
         <w:drawing>
@@ -3356,6 +3658,14 @@
     </w:p>
     <w:p>
       <w:pPr>
+        <w:pStyle w:val="ImageCaption"/>
+      </w:pPr>
+      <w:r>
+        <w:t xml:space="preserve">마일스톤 화면</w:t>
+      </w:r>
+    </w:p>
+    <w:p>
+      <w:pPr>
         <w:pStyle w:val="BodyText"/>
       </w:pPr>
       <w:r>
@@ -3385,7 +3695,7 @@
       </w:r>
     </w:p>
     <w:bookmarkEnd w:id="47"/>
-    <w:bookmarkStart w:id="51" w:name="X8f98e85ca7fce06915674388c60df9b22b85606"/>
+    <w:bookmarkStart w:id="51" w:name="태스크-노드-그래프"/>
     <w:p>
       <w:pPr>
         <w:pStyle w:val="Heading2"/>
@@ -3396,7 +3706,7 @@
     </w:p>
     <w:p>
       <w:pPr>
-        <w:pStyle w:val="FirstParagraph"/>
+        <w:pStyle w:val="CaptionedFigure"/>
       </w:pPr>
       <w:r>
         <w:drawing>
@@ -3443,6 +3753,14 @@
     </w:p>
     <w:p>
       <w:pPr>
+        <w:pStyle w:val="ImageCaption"/>
+      </w:pPr>
+      <w:r>
+        <w:t xml:space="preserve">태스크 노드 그래프</w:t>
+      </w:r>
+    </w:p>
+    <w:p>
+      <w:pPr>
         <w:pStyle w:val="BodyText"/>
       </w:pPr>
       <w:r>
@@ -3483,7 +3801,7 @@
       </w:r>
     </w:p>
     <w:bookmarkEnd w:id="51"/>
-    <w:bookmarkStart w:id="55" w:name="Xedf1ade673884db96755e1acb3f49d7d52959e1"/>
+    <w:bookmarkStart w:id="55" w:name="액션-아이템-상세"/>
     <w:p>
       <w:pPr>
         <w:pStyle w:val="Heading2"/>
@@ -3494,7 +3812,7 @@
     </w:p>
     <w:p>
       <w:pPr>
-        <w:pStyle w:val="FirstParagraph"/>
+        <w:pStyle w:val="CaptionedFigure"/>
       </w:pPr>
       <w:r>
         <w:drawing>
@@ -3541,6 +3859,14 @@
     </w:p>
     <w:p>
       <w:pPr>
+        <w:pStyle w:val="ImageCaption"/>
+      </w:pPr>
+      <w:r>
+        <w:t xml:space="preserve">액션 아이템 팝업</w:t>
+      </w:r>
+    </w:p>
+    <w:p>
+      <w:pPr>
         <w:pStyle w:val="BodyText"/>
       </w:pPr>
       <w:r>
@@ -3554,14 +3880,35 @@
           <w:bCs/>
           <w:b/>
         </w:rPr>
-        <w:t xml:space="preserve">"코드가 틀렸나 장비가 문제인가"를 가르는 첫 질문</w:t>
+        <w:t xml:space="preserve">“</w:t>
+      </w:r>
+      <w:r>
+        <w:rPr>
+          <w:bCs/>
+          <w:b/>
+        </w:rPr>
+        <w:t xml:space="preserve">코드가 틀렸나 장비가 문제인가</w:t>
+      </w:r>
+      <w:r>
+        <w:rPr>
+          <w:bCs/>
+          <w:b/>
+        </w:rPr>
+        <w:t xml:space="preserve">”</w:t>
+      </w:r>
+      <w:r>
+        <w:rPr>
+          <w:bCs/>
+          <w:b/>
+        </w:rPr>
+        <w:t xml:space="preserve">를 가르는 첫 질문</w:t>
       </w:r>
       <w:r>
         <w:t xml:space="preserve">이 이 화면에서 끝나야 한다.</w:t>
       </w:r>
     </w:p>
     <w:bookmarkEnd w:id="55"/>
-    <w:bookmarkStart w:id="59" w:name="X8cec7b7c288636c885cc17453955ef20b8fd4bf"/>
+    <w:bookmarkStart w:id="59" w:name="시간-슬라이더-되감기"/>
     <w:p>
       <w:pPr>
         <w:pStyle w:val="Heading2"/>
@@ -3572,7 +3919,7 @@
     </w:p>
     <w:p>
       <w:pPr>
-        <w:pStyle w:val="FirstParagraph"/>
+        <w:pStyle w:val="CaptionedFigure"/>
       </w:pPr>
       <w:r>
         <w:drawing>
@@ -3619,6 +3966,14 @@
     </w:p>
     <w:p>
       <w:pPr>
+        <w:pStyle w:val="ImageCaption"/>
+      </w:pPr>
+      <w:r>
+        <w:t xml:space="preserve">시간 슬라이더 리플레이</w:t>
+      </w:r>
+    </w:p>
+    <w:p>
+      <w:pPr>
         <w:pStyle w:val="BodyText"/>
       </w:pPr>
       <w:r>
@@ -3626,7 +3981,7 @@
       </w:r>
     </w:p>
     <w:bookmarkEnd w:id="59"/>
-    <w:bookmarkStart w:id="63" w:name="X8ab371bc1e8ab19a973369fd8cd727dfffea0f6"/>
+    <w:bookmarkStart w:id="63" w:name="실패-수정과-재실행"/>
     <w:p>
       <w:pPr>
         <w:pStyle w:val="Heading2"/>
@@ -3637,7 +3992,7 @@
     </w:p>
     <w:p>
       <w:pPr>
-        <w:pStyle w:val="FirstParagraph"/>
+        <w:pStyle w:val="CaptionedFigure"/>
       </w:pPr>
       <w:r>
         <w:drawing>
@@ -3684,6 +4039,14 @@
     </w:p>
     <w:p>
       <w:pPr>
+        <w:pStyle w:val="ImageCaption"/>
+      </w:pPr>
+      <w:r>
+        <w:t xml:space="preserve">실패 태스크 수정</w:t>
+      </w:r>
+    </w:p>
+    <w:p>
+      <w:pPr>
         <w:pStyle w:val="BodyText"/>
       </w:pPr>
       <w:r>
@@ -3699,7 +4062,7 @@
     </w:p>
     <w:bookmarkEnd w:id="63"/>
     <w:bookmarkEnd w:id="64"/>
-    <w:bookmarkStart w:id="65" w:name="X325f963baf4106efbae7cc66367c52c08ad7822"/>
+    <w:bookmarkStart w:id="65" w:name="무엇까지-만들면-끝인가"/>
     <w:p>
       <w:pPr>
         <w:pStyle w:val="Heading1"/>
@@ -4406,7 +4769,7 @@
       </w:r>
     </w:p>
     <w:bookmarkEnd w:id="65"/>
-    <w:bookmarkStart w:id="66" w:name="Xf93d5145bab91440f493474612df5a9a0548216"/>
+    <w:bookmarkStart w:id="66" w:name="지금-할-일-827831"/>
     <w:p>
       <w:pPr>
         <w:pStyle w:val="Heading1"/>
@@ -4418,7 +4781,7 @@
     <w:tbl>
       <w:tblPr>
         <w:tblStyle w:val="Table"/>
-        <w:tblW w:type="auto" w:w="0"/>
+        <w:tblW w:type="pct" w:w="5000"/>
         <w:tblLook w:firstRow="1" w:lastRow="0" w:firstColumn="0" w:lastColumn="0" w:noHBand="0" w:noVBand="0" w:val="0020"/>
         <w:jc w:val="start"/>
       </w:tblPr>
@@ -4667,7 +5030,7 @@
       </w:r>
     </w:p>
     <w:bookmarkEnd w:id="66"/>
-    <w:bookmarkStart w:id="67" w:name="Xe64cd87aaa0f4d8495055b03ebf11d34d7579ce"/>
+    <w:bookmarkStart w:id="67" w:name="확인이-필요한-것"/>
     <w:p>
       <w:pPr>
         <w:pStyle w:val="Heading1"/>
